--- a/СиловаяУстановка/ТаблицаСравнительная.docx
+++ b/СиловаяУстановка/ТаблицаСравнительная.docx
@@ -7,7 +7,28 @@
         <w:pStyle w:val="2"/>
       </w:pPr>
       <w:r>
-        <w:t>Сравнительная таблица потребления различных винтомоторных групп</w:t>
+        <w:t xml:space="preserve">Таблица </w:t>
+      </w:r>
+      <w:r>
+        <w:fldChar w:fldCharType="begin"/>
+      </w:r>
+      <w:r>
+        <w:instrText xml:space="preserve"> SEQ Таблица \* ARABIC </w:instrText>
+      </w:r>
+      <w:r>
+        <w:fldChar w:fldCharType="separate"/>
+      </w:r>
+      <w:r>
+        <w:rPr>
+          <w:noProof/>
+        </w:rPr>
+        <w:t>1</w:t>
+      </w:r>
+      <w:r>
+        <w:fldChar w:fldCharType="end"/>
+      </w:r>
+      <w:r>
+        <w:t xml:space="preserve"> Сравнительная таблица потребления различных винтомоторных групп при горизонтальном полете 18 м/с и заданной тяги 1.75 Н</w:t>
       </w:r>
     </w:p>
     <w:tbl>
@@ -17,17 +38,21 @@
         <w:tblLook w:val="04A0" w:firstRow="1" w:lastRow="0" w:firstColumn="1" w:lastColumn="0" w:noHBand="0" w:noVBand="1"/>
       </w:tblPr>
       <w:tblGrid>
-        <w:gridCol w:w="1650"/>
-        <w:gridCol w:w="1650"/>
-        <w:gridCol w:w="1651"/>
-        <w:gridCol w:w="1651"/>
-        <w:gridCol w:w="1651"/>
-        <w:gridCol w:w="1651"/>
+        <w:gridCol w:w="959"/>
+        <w:gridCol w:w="1490"/>
+        <w:gridCol w:w="1491"/>
+        <w:gridCol w:w="1491"/>
+        <w:gridCol w:w="1491"/>
+        <w:gridCol w:w="1491"/>
+        <w:gridCol w:w="1491"/>
       </w:tblGrid>
       <w:tr>
-        <w:tc>
-          <w:tcPr>
-            <w:tcW w:w="1650" w:type="dxa"/>
+        <w:trPr>
+          <w:trHeight w:val="1656"/>
+        </w:trPr>
+        <w:tc>
+          <w:tcPr>
+            <w:tcW w:w="959" w:type="dxa"/>
           </w:tcPr>
           <w:p>
             <w:pPr>
@@ -62,24 +87,53 @@
         </w:tc>
         <w:tc>
           <w:tcPr>
-            <w:tcW w:w="1650" w:type="dxa"/>
-          </w:tcPr>
-          <w:p>
-            <w:pPr>
-              <w:ind w:firstLine="0"/>
-            </w:pPr>
-            <w:r>
-              <w:t>TE 09x45</w:t>
-            </w:r>
-          </w:p>
-        </w:tc>
-        <w:tc>
-          <w:tcPr>
-            <w:tcW w:w="1651" w:type="dxa"/>
-          </w:tcPr>
-          <w:p>
-            <w:pPr>
-              <w:ind w:firstLine="0"/>
+            <w:tcW w:w="1490" w:type="dxa"/>
+            <w:tcBorders>
+              <w:right w:val="double" w:sz="4" w:space="0" w:color="auto"/>
+            </w:tcBorders>
+            <w:vAlign w:val="center"/>
+          </w:tcPr>
+          <w:p>
+            <w:pPr>
+              <w:ind w:firstLine="0"/>
+              <w:jc w:val="center"/>
+            </w:pPr>
+            <w:r>
+              <w:t>AE 09x70</w:t>
+            </w:r>
+          </w:p>
+          <w:p>
+            <w:pPr>
+              <w:ind w:firstLine="0"/>
+              <w:jc w:val="center"/>
+            </w:pPr>
+            <w:r>
+              <w:t>6500RPM</w:t>
+            </w:r>
+          </w:p>
+          <w:p>
+            <w:pPr>
+              <w:ind w:firstLine="0"/>
+              <w:jc w:val="center"/>
+            </w:pPr>
+            <w:r>
+              <w:t>0.0658 N/m</w:t>
+            </w:r>
+          </w:p>
+        </w:tc>
+        <w:tc>
+          <w:tcPr>
+            <w:tcW w:w="1491" w:type="dxa"/>
+            <w:tcBorders>
+              <w:left w:val="double" w:sz="4" w:space="0" w:color="auto"/>
+              <w:right w:val="double" w:sz="4" w:space="0" w:color="auto"/>
+            </w:tcBorders>
+            <w:vAlign w:val="center"/>
+          </w:tcPr>
+          <w:p>
+            <w:pPr>
+              <w:ind w:firstLine="0"/>
+              <w:jc w:val="center"/>
             </w:pPr>
             <w:r>
               <w:t>TE 09x60</w:t>
@@ -88,6 +142,7 @@
           <w:p>
             <w:pPr>
               <w:ind w:firstLine="0"/>
+              <w:jc w:val="center"/>
             </w:pPr>
             <w:r>
               <w:t>7400RPM</w:t>
@@ -96,6 +151,7 @@
           <w:p>
             <w:pPr>
               <w:ind w:firstLine="0"/>
+              <w:jc w:val="center"/>
             </w:pPr>
             <w:r>
               <w:t>0.0573 N/m</w:t>
@@ -104,34 +160,91 @@
         </w:tc>
         <w:tc>
           <w:tcPr>
-            <w:tcW w:w="1651" w:type="dxa"/>
-          </w:tcPr>
-          <w:p>
-            <w:pPr>
-              <w:ind w:firstLine="0"/>
-            </w:pPr>
-          </w:p>
-        </w:tc>
-        <w:tc>
-          <w:tcPr>
-            <w:tcW w:w="1651" w:type="dxa"/>
-          </w:tcPr>
-          <w:p>
-            <w:pPr>
-              <w:ind w:firstLine="0"/>
+            <w:tcW w:w="1491" w:type="dxa"/>
+            <w:tcBorders>
+              <w:left w:val="double" w:sz="4" w:space="0" w:color="auto"/>
+              <w:right w:val="double" w:sz="4" w:space="0" w:color="auto"/>
+            </w:tcBorders>
+            <w:vAlign w:val="center"/>
+          </w:tcPr>
+          <w:p>
+            <w:pPr>
+              <w:ind w:firstLine="0"/>
+              <w:jc w:val="center"/>
+            </w:pPr>
+            <w:r>
+              <w:t>AE 10x60</w:t>
+            </w:r>
+          </w:p>
+          <w:p>
+            <w:pPr>
+              <w:ind w:firstLine="0"/>
+              <w:jc w:val="center"/>
+            </w:pPr>
+            <w:r>
+              <w:t>6700 RPM</w:t>
+            </w:r>
+          </w:p>
+          <w:p>
+            <w:pPr>
+              <w:ind w:firstLine="0"/>
+              <w:jc w:val="center"/>
+            </w:pPr>
+            <w:r>
+              <w:t>0.06412 N/m</w:t>
+            </w:r>
+          </w:p>
+        </w:tc>
+        <w:tc>
+          <w:tcPr>
+            <w:tcW w:w="1491" w:type="dxa"/>
+            <w:tcBorders>
+              <w:left w:val="double" w:sz="4" w:space="0" w:color="auto"/>
+              <w:right w:val="double" w:sz="4" w:space="0" w:color="auto"/>
+            </w:tcBorders>
+            <w:vAlign w:val="center"/>
+          </w:tcPr>
+          <w:p>
+            <w:pPr>
+              <w:ind w:firstLine="0"/>
+              <w:jc w:val="center"/>
             </w:pPr>
             <w:r>
               <w:t>TE 10x50</w:t>
             </w:r>
           </w:p>
-        </w:tc>
-        <w:tc>
-          <w:tcPr>
-            <w:tcW w:w="1651" w:type="dxa"/>
-          </w:tcPr>
-          <w:p>
-            <w:pPr>
-              <w:ind w:firstLine="0"/>
+          <w:p>
+            <w:pPr>
+              <w:ind w:firstLine="0"/>
+              <w:jc w:val="center"/>
+            </w:pPr>
+            <w:r>
+              <w:t>7500RPM</w:t>
+            </w:r>
+          </w:p>
+          <w:p>
+            <w:pPr>
+              <w:ind w:firstLine="0"/>
+              <w:jc w:val="center"/>
+            </w:pPr>
+            <w:r>
+              <w:t>0.0641 N/m</w:t>
+            </w:r>
+          </w:p>
+        </w:tc>
+        <w:tc>
+          <w:tcPr>
+            <w:tcW w:w="1491" w:type="dxa"/>
+            <w:tcBorders>
+              <w:left w:val="double" w:sz="4" w:space="0" w:color="auto"/>
+              <w:right w:val="double" w:sz="4" w:space="0" w:color="auto"/>
+            </w:tcBorders>
+            <w:vAlign w:val="center"/>
+          </w:tcPr>
+          <w:p>
+            <w:pPr>
+              <w:ind w:firstLine="0"/>
+              <w:jc w:val="center"/>
             </w:pPr>
             <w:r>
               <w:t>TE 10x70</w:t>
@@ -140,6 +253,7 @@
           <w:p>
             <w:pPr>
               <w:ind w:firstLine="0"/>
+              <w:jc w:val="center"/>
             </w:pPr>
             <w:r>
               <w:t>6200RPM</w:t>
@@ -148,6 +262,7 @@
           <w:p>
             <w:pPr>
               <w:ind w:firstLine="0"/>
+              <w:jc w:val="center"/>
               <w:rPr>
                 <w:lang w:val="ru-RU"/>
               </w:rPr>
@@ -157,15 +272,62 @@
             </w:r>
           </w:p>
         </w:tc>
+        <w:tc>
+          <w:tcPr>
+            <w:tcW w:w="1491" w:type="dxa"/>
+            <w:tcBorders>
+              <w:left w:val="double" w:sz="4" w:space="0" w:color="auto"/>
+            </w:tcBorders>
+            <w:vAlign w:val="center"/>
+          </w:tcPr>
+          <w:p>
+            <w:pPr>
+              <w:ind w:firstLine="0"/>
+              <w:jc w:val="center"/>
+            </w:pPr>
+            <w:r>
+              <w:t>AE 10x70</w:t>
+            </w:r>
+          </w:p>
+          <w:p>
+            <w:pPr>
+              <w:ind w:firstLine="0"/>
+              <w:jc w:val="center"/>
+            </w:pPr>
+            <w:r>
+              <w:t>6700RPM</w:t>
+            </w:r>
+          </w:p>
+          <w:p>
+            <w:pPr>
+              <w:ind w:firstLine="0"/>
+              <w:jc w:val="center"/>
+            </w:pPr>
+            <w:r>
+              <w:t>0.064</w:t>
+            </w:r>
+            <w:r>
+              <w:t>1</w:t>
+            </w:r>
+            <w:r>
+              <w:t>N/m</w:t>
+            </w:r>
+          </w:p>
+        </w:tc>
       </w:tr>
       <w:tr>
-        <w:tc>
-          <w:tcPr>
-            <w:tcW w:w="1650" w:type="dxa"/>
-          </w:tcPr>
-          <w:p>
-            <w:pPr>
-              <w:ind w:firstLine="0"/>
+        <w:trPr>
+          <w:trHeight w:val="962"/>
+        </w:trPr>
+        <w:tc>
+          <w:tcPr>
+            <w:tcW w:w="959" w:type="dxa"/>
+            <w:vAlign w:val="center"/>
+          </w:tcPr>
+          <w:p>
+            <w:pPr>
+              <w:ind w:firstLine="0"/>
+              <w:jc w:val="center"/>
             </w:pPr>
             <w:r>
               <w:t>X2216 880kv</w:t>
@@ -174,134 +336,623 @@
         </w:tc>
         <w:tc>
           <w:tcPr>
-            <w:tcW w:w="1650" w:type="dxa"/>
-          </w:tcPr>
-          <w:p>
-            <w:pPr>
-              <w:ind w:firstLine="0"/>
+            <w:tcW w:w="1490" w:type="dxa"/>
+            <w:tcBorders>
+              <w:right w:val="double" w:sz="4" w:space="0" w:color="auto"/>
+            </w:tcBorders>
+            <w:shd w:val="clear" w:color="auto" w:fill="FFC000"/>
+            <w:vAlign w:val="center"/>
+          </w:tcPr>
+          <w:p>
+            <w:pPr>
+              <w:ind w:firstLine="0"/>
+              <w:jc w:val="center"/>
+            </w:pPr>
+            <w:r>
+              <w:t>59.6 W</w:t>
+            </w:r>
+          </w:p>
+          <w:p>
+            <w:pPr>
+              <w:ind w:firstLine="0"/>
+              <w:jc w:val="center"/>
+            </w:pPr>
+            <w:r>
+              <w:t>0.82</w:t>
+            </w:r>
+          </w:p>
+        </w:tc>
+        <w:tc>
+          <w:tcPr>
+            <w:tcW w:w="1491" w:type="dxa"/>
+            <w:tcBorders>
+              <w:left w:val="double" w:sz="4" w:space="0" w:color="auto"/>
+              <w:right w:val="double" w:sz="4" w:space="0" w:color="auto"/>
+            </w:tcBorders>
+            <w:shd w:val="clear" w:color="auto" w:fill="FFC000"/>
+            <w:vAlign w:val="center"/>
+          </w:tcPr>
+          <w:p>
+            <w:pPr>
+              <w:ind w:firstLine="0"/>
+              <w:jc w:val="center"/>
+            </w:pPr>
+            <w:r>
+              <w:t>59.6 W</w:t>
+            </w:r>
+          </w:p>
+          <w:p>
+            <w:pPr>
+              <w:ind w:firstLine="0"/>
+              <w:jc w:val="center"/>
+            </w:pPr>
+            <w:r>
+              <w:t>0.83</w:t>
+            </w:r>
+          </w:p>
+        </w:tc>
+        <w:tc>
+          <w:tcPr>
+            <w:tcW w:w="1491" w:type="dxa"/>
+            <w:tcBorders>
+              <w:left w:val="double" w:sz="4" w:space="0" w:color="auto"/>
+              <w:right w:val="double" w:sz="4" w:space="0" w:color="auto"/>
+            </w:tcBorders>
+            <w:shd w:val="clear" w:color="auto" w:fill="FFC000"/>
+            <w:vAlign w:val="center"/>
+          </w:tcPr>
+          <w:p>
+            <w:pPr>
+              <w:ind w:firstLine="0"/>
+              <w:jc w:val="center"/>
+            </w:pPr>
+            <w:r>
+              <w:t>60 W</w:t>
+            </w:r>
+          </w:p>
+          <w:p>
+            <w:pPr>
+              <w:ind w:firstLine="0"/>
+              <w:jc w:val="center"/>
+            </w:pPr>
+            <w:r>
+              <w:t>0.83</w:t>
+            </w:r>
+          </w:p>
+        </w:tc>
+        <w:tc>
+          <w:tcPr>
+            <w:tcW w:w="1491" w:type="dxa"/>
+            <w:tcBorders>
+              <w:left w:val="double" w:sz="4" w:space="0" w:color="auto"/>
+              <w:right w:val="double" w:sz="4" w:space="0" w:color="auto"/>
+            </w:tcBorders>
+            <w:shd w:val="clear" w:color="auto" w:fill="FFC000"/>
+            <w:vAlign w:val="center"/>
+          </w:tcPr>
+          <w:p>
+            <w:pPr>
+              <w:ind w:firstLine="0"/>
+              <w:jc w:val="center"/>
+            </w:pPr>
+            <w:r>
+              <w:t>67 W</w:t>
+            </w:r>
+          </w:p>
+          <w:p>
+            <w:pPr>
+              <w:ind w:firstLine="0"/>
+              <w:jc w:val="center"/>
+            </w:pPr>
+            <w:r>
+              <w:t>0.83</w:t>
+            </w:r>
+          </w:p>
+        </w:tc>
+        <w:tc>
+          <w:tcPr>
+            <w:tcW w:w="1491" w:type="dxa"/>
+            <w:tcBorders>
+              <w:left w:val="double" w:sz="4" w:space="0" w:color="auto"/>
+              <w:right w:val="double" w:sz="4" w:space="0" w:color="auto"/>
+            </w:tcBorders>
+            <w:shd w:val="clear" w:color="auto" w:fill="FFC000"/>
+            <w:vAlign w:val="center"/>
+          </w:tcPr>
+          <w:p>
+            <w:pPr>
+              <w:ind w:firstLine="0"/>
+              <w:jc w:val="center"/>
+            </w:pPr>
+            <w:r>
+              <w:t>58 W</w:t>
+            </w:r>
+          </w:p>
+          <w:p>
+            <w:pPr>
+              <w:ind w:firstLine="0"/>
+              <w:jc w:val="center"/>
+            </w:pPr>
+            <w:r>
+              <w:t>0.83</w:t>
+            </w:r>
+          </w:p>
+        </w:tc>
+        <w:tc>
+          <w:tcPr>
+            <w:tcW w:w="1491" w:type="dxa"/>
+            <w:tcBorders>
+              <w:left w:val="double" w:sz="4" w:space="0" w:color="auto"/>
+            </w:tcBorders>
+            <w:shd w:val="clear" w:color="auto" w:fill="FFC000"/>
+            <w:vAlign w:val="center"/>
+          </w:tcPr>
+          <w:p>
+            <w:pPr>
+              <w:ind w:firstLine="0"/>
+              <w:jc w:val="center"/>
+            </w:pPr>
+            <w:r>
+              <w:t>60 W</w:t>
+            </w:r>
+          </w:p>
+          <w:p>
+            <w:pPr>
+              <w:ind w:firstLine="0"/>
+              <w:jc w:val="center"/>
+            </w:pPr>
+            <w:r>
+              <w:t>0.83</w:t>
+            </w:r>
+          </w:p>
+        </w:tc>
+      </w:tr>
+      <w:tr>
+        <w:trPr>
+          <w:trHeight w:val="962"/>
+        </w:trPr>
+        <w:tc>
+          <w:tcPr>
+            <w:tcW w:w="959" w:type="dxa"/>
+            <w:vAlign w:val="center"/>
+          </w:tcPr>
+          <w:p>
+            <w:pPr>
+              <w:ind w:firstLine="0"/>
+              <w:jc w:val="center"/>
               <w:rPr>
                 <w:lang w:val="ru-RU"/>
               </w:rPr>
             </w:pPr>
-          </w:p>
-        </w:tc>
-        <w:tc>
-          <w:tcPr>
-            <w:tcW w:w="1651" w:type="dxa"/>
-          </w:tcPr>
-          <w:p>
-            <w:pPr>
-              <w:ind w:firstLine="0"/>
-            </w:pPr>
-            <w:r>
-              <w:t xml:space="preserve">59.6 </w:t>
-            </w:r>
-            <w:r>
-              <w:t>W</w:t>
-            </w:r>
-          </w:p>
-          <w:p>
-            <w:pPr>
-              <w:ind w:firstLine="0"/>
-            </w:pPr>
-            <w:r>
-              <w:t>0.83</w:t>
-            </w:r>
-          </w:p>
-        </w:tc>
-        <w:tc>
-          <w:tcPr>
-            <w:tcW w:w="1651" w:type="dxa"/>
-          </w:tcPr>
-          <w:p>
-            <w:pPr>
-              <w:ind w:firstLine="0"/>
+            <w:r>
+              <w:t>X2216 950kv</w:t>
+            </w:r>
+          </w:p>
+        </w:tc>
+        <w:tc>
+          <w:tcPr>
+            <w:tcW w:w="1490" w:type="dxa"/>
+            <w:tcBorders>
+              <w:right w:val="double" w:sz="4" w:space="0" w:color="auto"/>
+            </w:tcBorders>
+            <w:vAlign w:val="center"/>
+          </w:tcPr>
+          <w:p>
+            <w:pPr>
+              <w:ind w:firstLine="0"/>
+              <w:jc w:val="center"/>
+            </w:pPr>
+            <w:r>
+              <w:t>61.7 W</w:t>
+            </w:r>
+          </w:p>
+          <w:p>
+            <w:pPr>
+              <w:ind w:firstLine="0"/>
+              <w:jc w:val="center"/>
+            </w:pPr>
+            <w:r>
+              <w:t>0.81</w:t>
+            </w:r>
+          </w:p>
+        </w:tc>
+        <w:tc>
+          <w:tcPr>
+            <w:tcW w:w="1491" w:type="dxa"/>
+            <w:tcBorders>
+              <w:left w:val="double" w:sz="4" w:space="0" w:color="auto"/>
+              <w:right w:val="double" w:sz="4" w:space="0" w:color="auto"/>
+            </w:tcBorders>
+            <w:vAlign w:val="center"/>
+          </w:tcPr>
+          <w:p>
+            <w:pPr>
+              <w:ind w:firstLine="0"/>
+              <w:jc w:val="center"/>
+            </w:pPr>
+            <w:r>
+              <w:t>61.9 W</w:t>
+            </w:r>
+          </w:p>
+          <w:p>
+            <w:pPr>
+              <w:ind w:firstLine="0"/>
+              <w:jc w:val="center"/>
+            </w:pPr>
+            <w:r>
+              <w:t>0.81</w:t>
+            </w:r>
+          </w:p>
+        </w:tc>
+        <w:tc>
+          <w:tcPr>
+            <w:tcW w:w="1491" w:type="dxa"/>
+            <w:tcBorders>
+              <w:left w:val="double" w:sz="4" w:space="0" w:color="auto"/>
+              <w:right w:val="double" w:sz="4" w:space="0" w:color="auto"/>
+            </w:tcBorders>
+            <w:vAlign w:val="center"/>
+          </w:tcPr>
+          <w:p>
+            <w:pPr>
+              <w:ind w:firstLine="0"/>
+              <w:jc w:val="center"/>
+            </w:pPr>
+            <w:r>
+              <w:t>62 W</w:t>
+            </w:r>
+          </w:p>
+          <w:p>
+            <w:pPr>
+              <w:ind w:firstLine="0"/>
+              <w:jc w:val="center"/>
+            </w:pPr>
+            <w:r>
+              <w:t>0.81</w:t>
+            </w:r>
+          </w:p>
+        </w:tc>
+        <w:tc>
+          <w:tcPr>
+            <w:tcW w:w="1491" w:type="dxa"/>
+            <w:tcBorders>
+              <w:left w:val="double" w:sz="4" w:space="0" w:color="auto"/>
+              <w:right w:val="double" w:sz="4" w:space="0" w:color="auto"/>
+            </w:tcBorders>
+            <w:vAlign w:val="center"/>
+          </w:tcPr>
+          <w:p>
+            <w:pPr>
+              <w:ind w:firstLine="0"/>
+              <w:jc w:val="center"/>
+            </w:pPr>
+            <w:r>
+              <w:t>69 W</w:t>
+            </w:r>
+          </w:p>
+          <w:p>
+            <w:pPr>
+              <w:ind w:firstLine="0"/>
+              <w:jc w:val="center"/>
+            </w:pPr>
+            <w:r>
+              <w:t>0.82</w:t>
+            </w:r>
+          </w:p>
+        </w:tc>
+        <w:tc>
+          <w:tcPr>
+            <w:tcW w:w="1491" w:type="dxa"/>
+            <w:tcBorders>
+              <w:left w:val="double" w:sz="4" w:space="0" w:color="auto"/>
+              <w:right w:val="double" w:sz="4" w:space="0" w:color="auto"/>
+            </w:tcBorders>
+            <w:vAlign w:val="center"/>
+          </w:tcPr>
+          <w:p>
+            <w:pPr>
+              <w:ind w:firstLine="0"/>
+              <w:jc w:val="center"/>
+            </w:pPr>
+            <w:r>
+              <w:t>60 W</w:t>
+            </w:r>
+          </w:p>
+          <w:p>
+            <w:pPr>
+              <w:ind w:firstLine="0"/>
+              <w:jc w:val="center"/>
+            </w:pPr>
+            <w:r>
+              <w:t>0.81</w:t>
+            </w:r>
+          </w:p>
+        </w:tc>
+        <w:tc>
+          <w:tcPr>
+            <w:tcW w:w="1491" w:type="dxa"/>
+            <w:tcBorders>
+              <w:left w:val="double" w:sz="4" w:space="0" w:color="auto"/>
+            </w:tcBorders>
+            <w:vAlign w:val="center"/>
+          </w:tcPr>
+          <w:p>
+            <w:pPr>
+              <w:ind w:firstLine="0"/>
+              <w:jc w:val="center"/>
+            </w:pPr>
+            <w:r>
+              <w:t>62 W</w:t>
+            </w:r>
+          </w:p>
+          <w:p>
+            <w:pPr>
+              <w:ind w:firstLine="0"/>
+              <w:jc w:val="center"/>
+            </w:pPr>
+            <w:r>
+              <w:t>0.81</w:t>
+            </w:r>
+          </w:p>
+        </w:tc>
+      </w:tr>
+      <w:tr>
+        <w:trPr>
+          <w:trHeight w:val="962"/>
+        </w:trPr>
+        <w:tc>
+          <w:tcPr>
+            <w:tcW w:w="959" w:type="dxa"/>
+            <w:vAlign w:val="center"/>
+          </w:tcPr>
+          <w:p>
+            <w:pPr>
+              <w:ind w:firstLine="0"/>
+              <w:jc w:val="center"/>
               <w:rPr>
                 <w:lang w:val="ru-RU"/>
               </w:rPr>
             </w:pPr>
-          </w:p>
-        </w:tc>
-        <w:tc>
-          <w:tcPr>
-            <w:tcW w:w="1651" w:type="dxa"/>
-          </w:tcPr>
-          <w:p>
-            <w:pPr>
-              <w:ind w:firstLine="0"/>
-              <w:rPr>
-                <w:lang w:val="ru-RU"/>
-              </w:rPr>
-            </w:pPr>
-          </w:p>
-        </w:tc>
-        <w:tc>
-          <w:tcPr>
-            <w:tcW w:w="1651" w:type="dxa"/>
-          </w:tcPr>
-          <w:p>
-            <w:pPr>
-              <w:ind w:firstLine="0"/>
-            </w:pPr>
-            <w:r>
-              <w:t>58 W</w:t>
-            </w:r>
-          </w:p>
-          <w:p>
-            <w:pPr>
-              <w:ind w:firstLine="0"/>
-            </w:pPr>
-            <w:r>
-              <w:t>0.83</w:t>
+            <w:r>
+              <w:t>X2216 1100kv</w:t>
+            </w:r>
+          </w:p>
+        </w:tc>
+        <w:tc>
+          <w:tcPr>
+            <w:tcW w:w="1490" w:type="dxa"/>
+            <w:tcBorders>
+              <w:right w:val="double" w:sz="4" w:space="0" w:color="auto"/>
+            </w:tcBorders>
+            <w:vAlign w:val="center"/>
+          </w:tcPr>
+          <w:p>
+            <w:pPr>
+              <w:ind w:firstLine="0"/>
+              <w:jc w:val="center"/>
+            </w:pPr>
+            <w:r>
+              <w:t>62 W</w:t>
+            </w:r>
+          </w:p>
+          <w:p>
+            <w:pPr>
+              <w:ind w:firstLine="0"/>
+              <w:jc w:val="center"/>
+            </w:pPr>
+            <w:r>
+              <w:t>0.8</w:t>
+            </w:r>
+          </w:p>
+        </w:tc>
+        <w:tc>
+          <w:tcPr>
+            <w:tcW w:w="1491" w:type="dxa"/>
+            <w:tcBorders>
+              <w:left w:val="double" w:sz="4" w:space="0" w:color="auto"/>
+              <w:right w:val="double" w:sz="4" w:space="0" w:color="auto"/>
+            </w:tcBorders>
+            <w:vAlign w:val="center"/>
+          </w:tcPr>
+          <w:p>
+            <w:pPr>
+              <w:ind w:firstLine="0"/>
+              <w:jc w:val="center"/>
+            </w:pPr>
+            <w:r>
+              <w:t>62.7 W</w:t>
+            </w:r>
+          </w:p>
+          <w:p>
+            <w:pPr>
+              <w:ind w:firstLine="0"/>
+              <w:jc w:val="center"/>
+            </w:pPr>
+            <w:r>
+              <w:t>0.81</w:t>
+            </w:r>
+          </w:p>
+        </w:tc>
+        <w:tc>
+          <w:tcPr>
+            <w:tcW w:w="1491" w:type="dxa"/>
+            <w:tcBorders>
+              <w:left w:val="double" w:sz="4" w:space="0" w:color="auto"/>
+              <w:right w:val="double" w:sz="4" w:space="0" w:color="auto"/>
+            </w:tcBorders>
+            <w:vAlign w:val="center"/>
+          </w:tcPr>
+          <w:p>
+            <w:pPr>
+              <w:ind w:firstLine="0"/>
+              <w:jc w:val="center"/>
+            </w:pPr>
+            <w:r>
+              <w:t>63 W</w:t>
+            </w:r>
+          </w:p>
+          <w:p>
+            <w:pPr>
+              <w:ind w:firstLine="0"/>
+              <w:jc w:val="center"/>
+            </w:pPr>
+            <w:r>
+              <w:t>0.8</w:t>
+            </w:r>
+          </w:p>
+        </w:tc>
+        <w:tc>
+          <w:tcPr>
+            <w:tcW w:w="1491" w:type="dxa"/>
+            <w:tcBorders>
+              <w:left w:val="double" w:sz="4" w:space="0" w:color="auto"/>
+              <w:right w:val="double" w:sz="4" w:space="0" w:color="auto"/>
+            </w:tcBorders>
+            <w:vAlign w:val="center"/>
+          </w:tcPr>
+          <w:p>
+            <w:pPr>
+              <w:ind w:firstLine="0"/>
+              <w:jc w:val="center"/>
+            </w:pPr>
+            <w:r>
+              <w:t>70 W</w:t>
+            </w:r>
+          </w:p>
+          <w:p>
+            <w:pPr>
+              <w:ind w:firstLine="0"/>
+              <w:jc w:val="center"/>
+            </w:pPr>
+            <w:r>
+              <w:t>0.81</w:t>
+            </w:r>
+          </w:p>
+        </w:tc>
+        <w:tc>
+          <w:tcPr>
+            <w:tcW w:w="1491" w:type="dxa"/>
+            <w:tcBorders>
+              <w:left w:val="double" w:sz="4" w:space="0" w:color="auto"/>
+              <w:right w:val="double" w:sz="4" w:space="0" w:color="auto"/>
+            </w:tcBorders>
+            <w:vAlign w:val="center"/>
+          </w:tcPr>
+          <w:p>
+            <w:pPr>
+              <w:ind w:firstLine="0"/>
+              <w:jc w:val="center"/>
+            </w:pPr>
+            <w:r>
+              <w:t>61 W</w:t>
+            </w:r>
+          </w:p>
+          <w:p>
+            <w:pPr>
+              <w:ind w:firstLine="0"/>
+              <w:jc w:val="center"/>
+            </w:pPr>
+            <w:r>
+              <w:t>0.81</w:t>
+            </w:r>
+          </w:p>
+        </w:tc>
+        <w:tc>
+          <w:tcPr>
+            <w:tcW w:w="1491" w:type="dxa"/>
+            <w:tcBorders>
+              <w:left w:val="double" w:sz="4" w:space="0" w:color="auto"/>
+            </w:tcBorders>
+            <w:vAlign w:val="center"/>
+          </w:tcPr>
+          <w:p>
+            <w:pPr>
+              <w:ind w:firstLine="0"/>
+              <w:jc w:val="center"/>
+            </w:pPr>
+            <w:r>
+              <w:t>63 W</w:t>
+            </w:r>
+          </w:p>
+          <w:p>
+            <w:pPr>
+              <w:ind w:firstLine="0"/>
+              <w:jc w:val="center"/>
+            </w:pPr>
+            <w:r>
+              <w:t>0.8</w:t>
             </w:r>
           </w:p>
         </w:tc>
       </w:tr>
       <w:tr>
-        <w:tc>
-          <w:tcPr>
-            <w:tcW w:w="1650" w:type="dxa"/>
-          </w:tcPr>
-          <w:p>
-            <w:pPr>
-              <w:ind w:firstLine="0"/>
-              <w:rPr>
-                <w:lang w:val="ru-RU"/>
-              </w:rPr>
-            </w:pPr>
-            <w:r>
-              <w:t>X2216 950kv</w:t>
-            </w:r>
-          </w:p>
-        </w:tc>
-        <w:tc>
-          <w:tcPr>
-            <w:tcW w:w="1650" w:type="dxa"/>
-          </w:tcPr>
-          <w:p>
-            <w:pPr>
-              <w:ind w:firstLine="0"/>
-              <w:rPr>
-                <w:lang w:val="ru-RU"/>
-              </w:rPr>
-            </w:pPr>
-          </w:p>
-        </w:tc>
-        <w:tc>
-          <w:tcPr>
-            <w:tcW w:w="1651" w:type="dxa"/>
-          </w:tcPr>
-          <w:p>
-            <w:pPr>
-              <w:ind w:firstLine="0"/>
-            </w:pPr>
-            <w:r>
-              <w:t>61.9 W</w:t>
-            </w:r>
-          </w:p>
-          <w:p>
-            <w:pPr>
-              <w:ind w:firstLine="0"/>
+        <w:trPr>
+          <w:trHeight w:val="962"/>
+        </w:trPr>
+        <w:tc>
+          <w:tcPr>
+            <w:tcW w:w="959" w:type="dxa"/>
+            <w:vAlign w:val="center"/>
+          </w:tcPr>
+          <w:p>
+            <w:pPr>
+              <w:ind w:firstLine="0"/>
+              <w:jc w:val="center"/>
+            </w:pPr>
+            <w:r>
+              <w:t>X2216 1250kv</w:t>
+            </w:r>
+          </w:p>
+        </w:tc>
+        <w:tc>
+          <w:tcPr>
+            <w:tcW w:w="1490" w:type="dxa"/>
+            <w:tcBorders>
+              <w:right w:val="double" w:sz="4" w:space="0" w:color="auto"/>
+            </w:tcBorders>
+            <w:vAlign w:val="center"/>
+          </w:tcPr>
+          <w:p>
+            <w:pPr>
+              <w:ind w:firstLine="0"/>
+              <w:jc w:val="center"/>
+            </w:pPr>
+            <w:r>
+              <w:t>62 W</w:t>
+            </w:r>
+          </w:p>
+          <w:p>
+            <w:pPr>
+              <w:ind w:firstLine="0"/>
+              <w:jc w:val="center"/>
+            </w:pPr>
+            <w:r>
+              <w:t>0.8</w:t>
+            </w:r>
+          </w:p>
+        </w:tc>
+        <w:tc>
+          <w:tcPr>
+            <w:tcW w:w="1491" w:type="dxa"/>
+            <w:tcBorders>
+              <w:left w:val="double" w:sz="4" w:space="0" w:color="auto"/>
+              <w:right w:val="double" w:sz="4" w:space="0" w:color="auto"/>
+            </w:tcBorders>
+            <w:vAlign w:val="center"/>
+          </w:tcPr>
+          <w:p>
+            <w:pPr>
+              <w:ind w:firstLine="0"/>
+              <w:jc w:val="center"/>
+            </w:pPr>
+            <w:r>
+              <w:t>62.3 W</w:t>
+            </w:r>
+          </w:p>
+          <w:p>
+            <w:pPr>
+              <w:ind w:firstLine="0"/>
+              <w:jc w:val="center"/>
             </w:pPr>
             <w:r>
               <w:t>0.81</w:t>
@@ -310,37 +961,73 @@
         </w:tc>
         <w:tc>
           <w:tcPr>
-            <w:tcW w:w="1651" w:type="dxa"/>
-          </w:tcPr>
-          <w:p>
-            <w:pPr>
-              <w:ind w:firstLine="0"/>
-              <w:rPr>
-                <w:lang w:val="ru-RU"/>
-              </w:rPr>
-            </w:pPr>
-          </w:p>
-        </w:tc>
-        <w:tc>
-          <w:tcPr>
-            <w:tcW w:w="1651" w:type="dxa"/>
-          </w:tcPr>
-          <w:p>
-            <w:pPr>
-              <w:ind w:firstLine="0"/>
-              <w:rPr>
-                <w:lang w:val="ru-RU"/>
-              </w:rPr>
-            </w:pPr>
-          </w:p>
-        </w:tc>
-        <w:tc>
-          <w:tcPr>
-            <w:tcW w:w="1651" w:type="dxa"/>
-          </w:tcPr>
-          <w:p>
-            <w:pPr>
-              <w:ind w:firstLine="0"/>
+            <w:tcW w:w="1491" w:type="dxa"/>
+            <w:tcBorders>
+              <w:left w:val="double" w:sz="4" w:space="0" w:color="auto"/>
+              <w:right w:val="double" w:sz="4" w:space="0" w:color="auto"/>
+            </w:tcBorders>
+            <w:vAlign w:val="center"/>
+          </w:tcPr>
+          <w:p>
+            <w:pPr>
+              <w:ind w:firstLine="0"/>
+              <w:jc w:val="center"/>
+            </w:pPr>
+            <w:r>
+              <w:t>63 W</w:t>
+            </w:r>
+          </w:p>
+          <w:p>
+            <w:pPr>
+              <w:ind w:firstLine="0"/>
+              <w:jc w:val="center"/>
+            </w:pPr>
+            <w:r>
+              <w:t>0.8</w:t>
+            </w:r>
+          </w:p>
+        </w:tc>
+        <w:tc>
+          <w:tcPr>
+            <w:tcW w:w="1491" w:type="dxa"/>
+            <w:tcBorders>
+              <w:left w:val="double" w:sz="4" w:space="0" w:color="auto"/>
+              <w:right w:val="double" w:sz="4" w:space="0" w:color="auto"/>
+            </w:tcBorders>
+            <w:vAlign w:val="center"/>
+          </w:tcPr>
+          <w:p>
+            <w:pPr>
+              <w:ind w:firstLine="0"/>
+              <w:jc w:val="center"/>
+            </w:pPr>
+            <w:r>
+              <w:t>70 W</w:t>
+            </w:r>
+          </w:p>
+          <w:p>
+            <w:pPr>
+              <w:ind w:firstLine="0"/>
+              <w:jc w:val="center"/>
+            </w:pPr>
+            <w:r>
+              <w:t>0.81</w:t>
+            </w:r>
+          </w:p>
+        </w:tc>
+        <w:tc>
+          <w:tcPr>
+            <w:tcW w:w="1491" w:type="dxa"/>
+            <w:tcBorders>
+              <w:left w:val="double" w:sz="4" w:space="0" w:color="auto"/>
+              <w:right w:val="double" w:sz="4" w:space="0" w:color="auto"/>
+            </w:tcBorders>
+            <w:vAlign w:val="center"/>
+          </w:tcPr>
+          <w:p>
+            <w:pPr>
+              <w:ind w:firstLine="0"/>
+              <w:jc w:val="center"/>
             </w:pPr>
             <w:r>
               <w:t>60 W</w:t>
@@ -349,58 +1036,81 @@
           <w:p>
             <w:pPr>
               <w:ind w:firstLine="0"/>
-            </w:pPr>
-            <w:r>
-              <w:t>0.81</w:t>
+              <w:jc w:val="center"/>
+            </w:pPr>
+            <w:r>
+              <w:t>0.8</w:t>
+            </w:r>
+          </w:p>
+        </w:tc>
+        <w:tc>
+          <w:tcPr>
+            <w:tcW w:w="1491" w:type="dxa"/>
+            <w:tcBorders>
+              <w:left w:val="double" w:sz="4" w:space="0" w:color="auto"/>
+            </w:tcBorders>
+            <w:vAlign w:val="center"/>
+          </w:tcPr>
+          <w:p>
+            <w:pPr>
+              <w:ind w:firstLine="0"/>
+              <w:jc w:val="center"/>
+            </w:pPr>
+            <w:r>
+              <w:t>63 W</w:t>
+            </w:r>
+          </w:p>
+          <w:p>
+            <w:pPr>
+              <w:ind w:firstLine="0"/>
+              <w:jc w:val="center"/>
+            </w:pPr>
+            <w:r>
+              <w:t>0.8</w:t>
             </w:r>
           </w:p>
         </w:tc>
       </w:tr>
       <w:tr>
-        <w:tc>
-          <w:tcPr>
-            <w:tcW w:w="1650" w:type="dxa"/>
-          </w:tcPr>
-          <w:p>
-            <w:pPr>
-              <w:ind w:firstLine="0"/>
-              <w:rPr>
-                <w:lang w:val="ru-RU"/>
-              </w:rPr>
-            </w:pPr>
-            <w:r>
-              <w:t>X2216 1100kv</w:t>
-            </w:r>
-          </w:p>
-        </w:tc>
-        <w:tc>
-          <w:tcPr>
-            <w:tcW w:w="1650" w:type="dxa"/>
-          </w:tcPr>
-          <w:p>
-            <w:pPr>
-              <w:ind w:firstLine="0"/>
-              <w:rPr>
-                <w:lang w:val="ru-RU"/>
-              </w:rPr>
-            </w:pPr>
-          </w:p>
-        </w:tc>
-        <w:tc>
-          <w:tcPr>
-            <w:tcW w:w="1651" w:type="dxa"/>
-          </w:tcPr>
-          <w:p>
-            <w:pPr>
-              <w:ind w:firstLine="0"/>
-            </w:pPr>
-            <w:r>
-              <w:t>62.7 W</w:t>
-            </w:r>
-          </w:p>
-          <w:p>
-            <w:pPr>
-              <w:ind w:firstLine="0"/>
+        <w:trPr>
+          <w:trHeight w:val="962"/>
+        </w:trPr>
+        <w:tc>
+          <w:tcPr>
+            <w:tcW w:w="959" w:type="dxa"/>
+            <w:vAlign w:val="center"/>
+          </w:tcPr>
+          <w:p>
+            <w:pPr>
+              <w:ind w:firstLine="0"/>
+              <w:jc w:val="center"/>
+            </w:pPr>
+            <w:r>
+              <w:t>X2216 1400kv</w:t>
+            </w:r>
+          </w:p>
+        </w:tc>
+        <w:tc>
+          <w:tcPr>
+            <w:tcW w:w="1490" w:type="dxa"/>
+            <w:tcBorders>
+              <w:right w:val="double" w:sz="4" w:space="0" w:color="auto"/>
+            </w:tcBorders>
+            <w:vAlign w:val="center"/>
+          </w:tcPr>
+          <w:p>
+            <w:pPr>
+              <w:ind w:firstLine="0"/>
+              <w:jc w:val="center"/>
+            </w:pPr>
+            <w:r>
+              <w:t>62 W</w:t>
+            </w:r>
+          </w:p>
+          <w:p>
+            <w:pPr>
+              <w:ind w:firstLine="0"/>
+              <w:jc w:val="center"/>
             </w:pPr>
             <w:r>
               <w:t>0.81</w:t>
@@ -409,39 +1119,101 @@
         </w:tc>
         <w:tc>
           <w:tcPr>
-            <w:tcW w:w="1651" w:type="dxa"/>
-          </w:tcPr>
-          <w:p>
-            <w:pPr>
-              <w:ind w:firstLine="0"/>
-              <w:rPr>
-                <w:lang w:val="ru-RU"/>
-              </w:rPr>
-            </w:pPr>
-            <w:bookmarkStart w:id="0" w:name="_GoBack"/>
-            <w:bookmarkEnd w:id="0"/>
-          </w:p>
-        </w:tc>
-        <w:tc>
-          <w:tcPr>
-            <w:tcW w:w="1651" w:type="dxa"/>
-          </w:tcPr>
-          <w:p>
-            <w:pPr>
-              <w:ind w:firstLine="0"/>
-              <w:rPr>
-                <w:lang w:val="ru-RU"/>
-              </w:rPr>
-            </w:pPr>
-          </w:p>
-        </w:tc>
-        <w:tc>
-          <w:tcPr>
-            <w:tcW w:w="1651" w:type="dxa"/>
-          </w:tcPr>
-          <w:p>
-            <w:pPr>
-              <w:ind w:firstLine="0"/>
+            <w:tcW w:w="1491" w:type="dxa"/>
+            <w:tcBorders>
+              <w:left w:val="double" w:sz="4" w:space="0" w:color="auto"/>
+              <w:right w:val="double" w:sz="4" w:space="0" w:color="auto"/>
+            </w:tcBorders>
+            <w:vAlign w:val="center"/>
+          </w:tcPr>
+          <w:p>
+            <w:pPr>
+              <w:ind w:firstLine="0"/>
+              <w:jc w:val="center"/>
+            </w:pPr>
+            <w:r>
+              <w:t>62.6W</w:t>
+            </w:r>
+          </w:p>
+          <w:p>
+            <w:pPr>
+              <w:ind w:firstLine="0"/>
+              <w:jc w:val="center"/>
+            </w:pPr>
+            <w:r>
+              <w:t>0.81</w:t>
+            </w:r>
+          </w:p>
+        </w:tc>
+        <w:tc>
+          <w:tcPr>
+            <w:tcW w:w="1491" w:type="dxa"/>
+            <w:tcBorders>
+              <w:left w:val="double" w:sz="4" w:space="0" w:color="auto"/>
+              <w:right w:val="double" w:sz="4" w:space="0" w:color="auto"/>
+            </w:tcBorders>
+            <w:vAlign w:val="center"/>
+          </w:tcPr>
+          <w:p>
+            <w:pPr>
+              <w:ind w:firstLine="0"/>
+              <w:jc w:val="center"/>
+            </w:pPr>
+            <w:r>
+              <w:t>63 W</w:t>
+            </w:r>
+          </w:p>
+          <w:p>
+            <w:pPr>
+              <w:ind w:firstLine="0"/>
+              <w:jc w:val="center"/>
+            </w:pPr>
+            <w:r>
+              <w:t>0.81</w:t>
+            </w:r>
+          </w:p>
+        </w:tc>
+        <w:tc>
+          <w:tcPr>
+            <w:tcW w:w="1491" w:type="dxa"/>
+            <w:tcBorders>
+              <w:left w:val="double" w:sz="4" w:space="0" w:color="auto"/>
+              <w:right w:val="double" w:sz="4" w:space="0" w:color="auto"/>
+            </w:tcBorders>
+            <w:vAlign w:val="center"/>
+          </w:tcPr>
+          <w:p>
+            <w:pPr>
+              <w:ind w:firstLine="0"/>
+              <w:jc w:val="center"/>
+            </w:pPr>
+            <w:r>
+              <w:t>70 W</w:t>
+            </w:r>
+          </w:p>
+          <w:p>
+            <w:pPr>
+              <w:ind w:firstLine="0"/>
+              <w:jc w:val="center"/>
+            </w:pPr>
+            <w:r>
+              <w:t>0.81</w:t>
+            </w:r>
+          </w:p>
+        </w:tc>
+        <w:tc>
+          <w:tcPr>
+            <w:tcW w:w="1491" w:type="dxa"/>
+            <w:tcBorders>
+              <w:left w:val="double" w:sz="4" w:space="0" w:color="auto"/>
+              <w:right w:val="double" w:sz="4" w:space="0" w:color="auto"/>
+            </w:tcBorders>
+            <w:vAlign w:val="center"/>
+          </w:tcPr>
+          <w:p>
+            <w:pPr>
+              <w:ind w:firstLine="0"/>
+              <w:jc w:val="center"/>
             </w:pPr>
             <w:r>
               <w:t>61 W</w:t>
@@ -450,6 +1222,34 @@
           <w:p>
             <w:pPr>
               <w:ind w:firstLine="0"/>
+              <w:jc w:val="center"/>
+            </w:pPr>
+            <w:r>
+              <w:t>0.809</w:t>
+            </w:r>
+          </w:p>
+        </w:tc>
+        <w:tc>
+          <w:tcPr>
+            <w:tcW w:w="1491" w:type="dxa"/>
+            <w:tcBorders>
+              <w:left w:val="double" w:sz="4" w:space="0" w:color="auto"/>
+            </w:tcBorders>
+            <w:vAlign w:val="center"/>
+          </w:tcPr>
+          <w:p>
+            <w:pPr>
+              <w:ind w:firstLine="0"/>
+              <w:jc w:val="center"/>
+            </w:pPr>
+            <w:r>
+              <w:t>63 W</w:t>
+            </w:r>
+          </w:p>
+          <w:p>
+            <w:pPr>
+              <w:ind w:firstLine="0"/>
+              <w:jc w:val="center"/>
             </w:pPr>
             <w:r>
               <w:t>0.81</w:t>
@@ -458,130 +1258,289 @@
         </w:tc>
       </w:tr>
       <w:tr>
-        <w:tc>
-          <w:tcPr>
-            <w:tcW w:w="1650" w:type="dxa"/>
-          </w:tcPr>
-          <w:p>
-            <w:pPr>
-              <w:ind w:firstLine="0"/>
-            </w:pPr>
-            <w:r>
-              <w:t>X2216 1250kv</w:t>
-            </w:r>
-          </w:p>
-        </w:tc>
-        <w:tc>
-          <w:tcPr>
-            <w:tcW w:w="1650" w:type="dxa"/>
-          </w:tcPr>
-          <w:p>
-            <w:pPr>
-              <w:ind w:firstLine="0"/>
-              <w:rPr>
-                <w:lang w:val="ru-RU"/>
-              </w:rPr>
-            </w:pPr>
-          </w:p>
-        </w:tc>
-        <w:tc>
-          <w:tcPr>
-            <w:tcW w:w="1651" w:type="dxa"/>
-          </w:tcPr>
-          <w:p>
-            <w:pPr>
-              <w:ind w:firstLine="0"/>
-            </w:pPr>
-            <w:r>
-              <w:t>62.3 W</w:t>
-            </w:r>
-          </w:p>
-          <w:p>
-            <w:pPr>
-              <w:ind w:firstLine="0"/>
-            </w:pPr>
-            <w:r>
-              <w:t>0.81</w:t>
-            </w:r>
-          </w:p>
-        </w:tc>
-        <w:tc>
-          <w:tcPr>
-            <w:tcW w:w="1651" w:type="dxa"/>
-          </w:tcPr>
-          <w:p>
-            <w:pPr>
-              <w:ind w:firstLine="0"/>
-              <w:rPr>
-                <w:lang w:val="ru-RU"/>
-              </w:rPr>
-            </w:pPr>
-          </w:p>
-        </w:tc>
-        <w:tc>
-          <w:tcPr>
-            <w:tcW w:w="1651" w:type="dxa"/>
-          </w:tcPr>
-          <w:p>
-            <w:pPr>
-              <w:ind w:firstLine="0"/>
-              <w:rPr>
-                <w:lang w:val="ru-RU"/>
-              </w:rPr>
-            </w:pPr>
-          </w:p>
-        </w:tc>
-        <w:tc>
-          <w:tcPr>
-            <w:tcW w:w="1651" w:type="dxa"/>
-          </w:tcPr>
-          <w:p>
-            <w:pPr>
-              <w:ind w:firstLine="0"/>
-              <w:rPr>
-                <w:lang w:val="ru-RU"/>
-              </w:rPr>
-            </w:pPr>
+        <w:trPr>
+          <w:trHeight w:val="962"/>
+        </w:trPr>
+        <w:tc>
+          <w:tcPr>
+            <w:tcW w:w="959" w:type="dxa"/>
+            <w:vAlign w:val="center"/>
+          </w:tcPr>
+          <w:p>
+            <w:pPr>
+              <w:ind w:firstLine="0"/>
+              <w:jc w:val="center"/>
+            </w:pPr>
+            <w:r>
+              <w:t>X2220 980kv</w:t>
+            </w:r>
+          </w:p>
+        </w:tc>
+        <w:tc>
+          <w:tcPr>
+            <w:tcW w:w="1490" w:type="dxa"/>
+            <w:tcBorders>
+              <w:right w:val="double" w:sz="4" w:space="0" w:color="auto"/>
+            </w:tcBorders>
+            <w:shd w:val="clear" w:color="auto" w:fill="92D050"/>
+            <w:vAlign w:val="center"/>
+          </w:tcPr>
+          <w:p>
+            <w:pPr>
+              <w:ind w:firstLine="0"/>
+              <w:jc w:val="center"/>
+            </w:pPr>
+            <w:r>
+              <w:t>57 W</w:t>
+            </w:r>
+          </w:p>
+          <w:p>
+            <w:pPr>
+              <w:ind w:firstLine="0"/>
+              <w:jc w:val="center"/>
+            </w:pPr>
+            <w:r>
+              <w:t>0.85</w:t>
+            </w:r>
+          </w:p>
+        </w:tc>
+        <w:tc>
+          <w:tcPr>
+            <w:tcW w:w="1491" w:type="dxa"/>
+            <w:tcBorders>
+              <w:left w:val="double" w:sz="4" w:space="0" w:color="auto"/>
+              <w:right w:val="double" w:sz="4" w:space="0" w:color="auto"/>
+            </w:tcBorders>
+            <w:shd w:val="clear" w:color="auto" w:fill="92D050"/>
+            <w:vAlign w:val="center"/>
+          </w:tcPr>
+          <w:p>
+            <w:pPr>
+              <w:ind w:firstLine="0"/>
+              <w:jc w:val="center"/>
+            </w:pPr>
+            <w:r>
+              <w:t>57.3 W</w:t>
+            </w:r>
+          </w:p>
+          <w:p>
+            <w:pPr>
+              <w:ind w:firstLine="0"/>
+              <w:jc w:val="center"/>
+            </w:pPr>
+            <w:r>
+              <w:t>0.86</w:t>
+            </w:r>
+          </w:p>
+        </w:tc>
+        <w:tc>
+          <w:tcPr>
+            <w:tcW w:w="1491" w:type="dxa"/>
+            <w:tcBorders>
+              <w:left w:val="double" w:sz="4" w:space="0" w:color="auto"/>
+              <w:right w:val="double" w:sz="4" w:space="0" w:color="auto"/>
+            </w:tcBorders>
+            <w:shd w:val="clear" w:color="auto" w:fill="92D050"/>
+            <w:vAlign w:val="center"/>
+          </w:tcPr>
+          <w:p>
+            <w:pPr>
+              <w:ind w:firstLine="0"/>
+              <w:jc w:val="center"/>
+            </w:pPr>
+            <w:r>
+              <w:t>58 W</w:t>
+            </w:r>
+          </w:p>
+          <w:p>
+            <w:pPr>
+              <w:ind w:firstLine="0"/>
+              <w:jc w:val="center"/>
+            </w:pPr>
+            <w:r>
+              <w:t>0.85</w:t>
+            </w:r>
+          </w:p>
+        </w:tc>
+        <w:tc>
+          <w:tcPr>
+            <w:tcW w:w="1491" w:type="dxa"/>
+            <w:tcBorders>
+              <w:left w:val="double" w:sz="4" w:space="0" w:color="auto"/>
+              <w:right w:val="double" w:sz="4" w:space="0" w:color="auto"/>
+            </w:tcBorders>
+            <w:shd w:val="clear" w:color="auto" w:fill="92D050"/>
+            <w:vAlign w:val="center"/>
+          </w:tcPr>
+          <w:p>
+            <w:pPr>
+              <w:ind w:firstLine="0"/>
+              <w:jc w:val="center"/>
+            </w:pPr>
+            <w:r>
+              <w:t>64 W</w:t>
+            </w:r>
+          </w:p>
+          <w:p>
+            <w:pPr>
+              <w:ind w:firstLine="0"/>
+              <w:jc w:val="center"/>
+            </w:pPr>
+            <w:r>
+              <w:t>0.86</w:t>
+            </w:r>
+          </w:p>
+        </w:tc>
+        <w:tc>
+          <w:tcPr>
+            <w:tcW w:w="1491" w:type="dxa"/>
+            <w:tcBorders>
+              <w:left w:val="double" w:sz="4" w:space="0" w:color="auto"/>
+              <w:right w:val="double" w:sz="4" w:space="0" w:color="auto"/>
+            </w:tcBorders>
+            <w:shd w:val="clear" w:color="auto" w:fill="92D050"/>
+            <w:vAlign w:val="center"/>
+          </w:tcPr>
+          <w:p>
+            <w:pPr>
+              <w:ind w:firstLine="0"/>
+              <w:jc w:val="center"/>
+            </w:pPr>
+            <w:r>
+              <w:t>55.6 W</w:t>
+            </w:r>
+          </w:p>
+          <w:p>
+            <w:pPr>
+              <w:ind w:firstLine="0"/>
+              <w:jc w:val="center"/>
+            </w:pPr>
+            <w:r>
+              <w:t>0.86</w:t>
+            </w:r>
+          </w:p>
+        </w:tc>
+        <w:tc>
+          <w:tcPr>
+            <w:tcW w:w="1491" w:type="dxa"/>
+            <w:tcBorders>
+              <w:left w:val="double" w:sz="4" w:space="0" w:color="auto"/>
+            </w:tcBorders>
+            <w:shd w:val="clear" w:color="auto" w:fill="92D050"/>
+            <w:vAlign w:val="center"/>
+          </w:tcPr>
+          <w:p>
+            <w:pPr>
+              <w:ind w:firstLine="0"/>
+              <w:jc w:val="center"/>
+            </w:pPr>
+            <w:r>
+              <w:t>58 W</w:t>
+            </w:r>
+          </w:p>
+          <w:p>
+            <w:pPr>
+              <w:ind w:firstLine="0"/>
+              <w:jc w:val="center"/>
+            </w:pPr>
+            <w:r>
+              <w:t>0.85</w:t>
+            </w:r>
           </w:p>
         </w:tc>
       </w:tr>
       <w:tr>
-        <w:tc>
-          <w:tcPr>
-            <w:tcW w:w="1650" w:type="dxa"/>
-          </w:tcPr>
-          <w:p>
-            <w:pPr>
-              <w:ind w:firstLine="0"/>
-            </w:pPr>
-            <w:r>
-              <w:t>X2216 1400kv</w:t>
-            </w:r>
-          </w:p>
-        </w:tc>
-        <w:tc>
-          <w:tcPr>
-            <w:tcW w:w="1650" w:type="dxa"/>
-          </w:tcPr>
-          <w:p>
-            <w:pPr>
-              <w:ind w:firstLine="0"/>
-              <w:rPr>
-                <w:lang w:val="ru-RU"/>
-              </w:rPr>
-            </w:pPr>
-          </w:p>
-        </w:tc>
-        <w:tc>
-          <w:tcPr>
-            <w:tcW w:w="1651" w:type="dxa"/>
-          </w:tcPr>
-          <w:p>
-            <w:pPr>
-              <w:ind w:firstLine="0"/>
-            </w:pPr>
-            <w:r>
-              <w:t>62.6W</w:t>
+        <w:trPr>
+          <w:trHeight w:val="962"/>
+        </w:trPr>
+        <w:tc>
+          <w:tcPr>
+            <w:tcW w:w="959" w:type="dxa"/>
+            <w:vAlign w:val="center"/>
+          </w:tcPr>
+          <w:p>
+            <w:pPr>
+              <w:ind w:firstLine="0"/>
+              <w:jc w:val="center"/>
+            </w:pPr>
+            <w:r>
+              <w:t>X2220 1400kv</w:t>
+            </w:r>
+          </w:p>
+        </w:tc>
+        <w:tc>
+          <w:tcPr>
+            <w:tcW w:w="1490" w:type="dxa"/>
+          </w:tcPr>
+          <w:p>
+            <w:pPr>
+              <w:ind w:firstLine="0"/>
+            </w:pPr>
+            <w:r>
+              <w:t>62.8 W</w:t>
+            </w:r>
+          </w:p>
+          <w:p>
+            <w:pPr>
+              <w:ind w:firstLine="0"/>
+            </w:pPr>
+            <w:r>
+              <w:t>0.8</w:t>
+            </w:r>
+          </w:p>
+        </w:tc>
+        <w:tc>
+          <w:tcPr>
+            <w:tcW w:w="1491" w:type="dxa"/>
+          </w:tcPr>
+          <w:p>
+            <w:pPr>
+              <w:ind w:firstLine="0"/>
+            </w:pPr>
+            <w:r>
+              <w:t>63.4 W</w:t>
+            </w:r>
+          </w:p>
+          <w:p>
+            <w:pPr>
+              <w:ind w:firstLine="0"/>
+            </w:pPr>
+            <w:r>
+              <w:t>0.8</w:t>
+            </w:r>
+          </w:p>
+        </w:tc>
+        <w:tc>
+          <w:tcPr>
+            <w:tcW w:w="1491" w:type="dxa"/>
+          </w:tcPr>
+          <w:p>
+            <w:pPr>
+              <w:ind w:firstLine="0"/>
+            </w:pPr>
+            <w:r>
+              <w:t>63 W</w:t>
+            </w:r>
+          </w:p>
+          <w:p>
+            <w:pPr>
+              <w:ind w:firstLine="0"/>
+            </w:pPr>
+            <w:r>
+              <w:t>0.809</w:t>
+            </w:r>
+          </w:p>
+        </w:tc>
+        <w:tc>
+          <w:tcPr>
+            <w:tcW w:w="1491" w:type="dxa"/>
+          </w:tcPr>
+          <w:p>
+            <w:pPr>
+              <w:ind w:firstLine="0"/>
+            </w:pPr>
+            <w:r>
+              <w:t>71 W</w:t>
             </w:r>
           </w:p>
           <w:p>
@@ -595,177 +1554,222 @@
         </w:tc>
         <w:tc>
           <w:tcPr>
-            <w:tcW w:w="1651" w:type="dxa"/>
-          </w:tcPr>
-          <w:p>
-            <w:pPr>
-              <w:ind w:firstLine="0"/>
-              <w:rPr>
-                <w:lang w:val="ru-RU"/>
-              </w:rPr>
-            </w:pPr>
-          </w:p>
-        </w:tc>
-        <w:tc>
-          <w:tcPr>
-            <w:tcW w:w="1651" w:type="dxa"/>
-          </w:tcPr>
-          <w:p>
-            <w:pPr>
-              <w:ind w:firstLine="0"/>
-              <w:rPr>
-                <w:lang w:val="ru-RU"/>
-              </w:rPr>
-            </w:pPr>
-          </w:p>
-        </w:tc>
-        <w:tc>
-          <w:tcPr>
-            <w:tcW w:w="1651" w:type="dxa"/>
-          </w:tcPr>
-          <w:p>
-            <w:pPr>
-              <w:ind w:firstLine="0"/>
-              <w:rPr>
-                <w:lang w:val="ru-RU"/>
-              </w:rPr>
-            </w:pPr>
+            <w:tcW w:w="1491" w:type="dxa"/>
+          </w:tcPr>
+          <w:p>
+            <w:pPr>
+              <w:ind w:firstLine="0"/>
+            </w:pPr>
+            <w:r>
+              <w:t>61 W</w:t>
+            </w:r>
+          </w:p>
+          <w:p>
+            <w:pPr>
+              <w:ind w:firstLine="0"/>
+            </w:pPr>
+            <w:r>
+              <w:t>0.81</w:t>
+            </w:r>
+          </w:p>
+        </w:tc>
+        <w:tc>
+          <w:tcPr>
+            <w:tcW w:w="1491" w:type="dxa"/>
+          </w:tcPr>
+          <w:p>
+            <w:pPr>
+              <w:ind w:firstLine="0"/>
+            </w:pPr>
+            <w:r>
+              <w:t>63 W</w:t>
+            </w:r>
+          </w:p>
+          <w:p>
+            <w:pPr>
+              <w:ind w:firstLine="0"/>
+            </w:pPr>
+            <w:r>
+              <w:t>0.8</w:t>
+            </w:r>
           </w:p>
         </w:tc>
       </w:tr>
       <w:tr>
-        <w:tc>
-          <w:tcPr>
-            <w:tcW w:w="1650" w:type="dxa"/>
-          </w:tcPr>
-          <w:p>
-            <w:pPr>
-              <w:ind w:firstLine="0"/>
-            </w:pPr>
-            <w:r>
-              <w:t>X2220 980kv</w:t>
-            </w:r>
-          </w:p>
-        </w:tc>
-        <w:tc>
-          <w:tcPr>
-            <w:tcW w:w="1650" w:type="dxa"/>
-          </w:tcPr>
-          <w:p>
-            <w:pPr>
-              <w:ind w:firstLine="0"/>
-              <w:rPr>
-                <w:lang w:val="ru-RU"/>
-              </w:rPr>
-            </w:pPr>
-          </w:p>
-        </w:tc>
-        <w:tc>
-          <w:tcPr>
-            <w:tcW w:w="1651" w:type="dxa"/>
-          </w:tcPr>
-          <w:p>
-            <w:pPr>
-              <w:ind w:firstLine="0"/>
-            </w:pPr>
-            <w:r>
-              <w:t>57.3 W</w:t>
-            </w:r>
-          </w:p>
-          <w:p>
-            <w:pPr>
-              <w:ind w:firstLine="0"/>
-            </w:pPr>
-            <w:r>
-              <w:t>0.86</w:t>
-            </w:r>
-          </w:p>
-        </w:tc>
-        <w:tc>
-          <w:tcPr>
-            <w:tcW w:w="1651" w:type="dxa"/>
-          </w:tcPr>
-          <w:p>
-            <w:pPr>
-              <w:ind w:firstLine="0"/>
-              <w:rPr>
-                <w:lang w:val="ru-RU"/>
-              </w:rPr>
-            </w:pPr>
-          </w:p>
-        </w:tc>
-        <w:tc>
-          <w:tcPr>
-            <w:tcW w:w="1651" w:type="dxa"/>
-          </w:tcPr>
-          <w:p>
-            <w:pPr>
-              <w:ind w:firstLine="0"/>
-              <w:rPr>
-                <w:lang w:val="ru-RU"/>
-              </w:rPr>
-            </w:pPr>
-          </w:p>
-        </w:tc>
-        <w:tc>
-          <w:tcPr>
-            <w:tcW w:w="1651" w:type="dxa"/>
-          </w:tcPr>
-          <w:p>
-            <w:pPr>
-              <w:ind w:firstLine="0"/>
-            </w:pPr>
-            <w:r>
-              <w:t>55.6 W</w:t>
-            </w:r>
-          </w:p>
-          <w:p>
-            <w:pPr>
-              <w:ind w:firstLine="0"/>
-            </w:pPr>
-            <w:r>
-              <w:t>0.86</w:t>
+        <w:trPr>
+          <w:trHeight w:val="962"/>
+        </w:trPr>
+        <w:tc>
+          <w:tcPr>
+            <w:tcW w:w="959" w:type="dxa"/>
+            <w:vAlign w:val="center"/>
+          </w:tcPr>
+          <w:p>
+            <w:pPr>
+              <w:ind w:firstLine="0"/>
+              <w:jc w:val="center"/>
+            </w:pPr>
+            <w:r>
+              <w:t>X2814 900kv</w:t>
+            </w:r>
+          </w:p>
+        </w:tc>
+        <w:tc>
+          <w:tcPr>
+            <w:tcW w:w="1490" w:type="dxa"/>
+          </w:tcPr>
+          <w:p>
+            <w:pPr>
+              <w:ind w:firstLine="0"/>
+            </w:pPr>
+            <w:r>
+              <w:t>64 W</w:t>
+            </w:r>
+          </w:p>
+          <w:p>
+            <w:pPr>
+              <w:ind w:firstLine="0"/>
+            </w:pPr>
+            <w:r>
+              <w:t>0.81</w:t>
+            </w:r>
+          </w:p>
+        </w:tc>
+        <w:tc>
+          <w:tcPr>
+            <w:tcW w:w="1491" w:type="dxa"/>
+          </w:tcPr>
+          <w:p>
+            <w:pPr>
+              <w:ind w:firstLine="0"/>
+            </w:pPr>
+            <w:r>
+              <w:t>65.7 W</w:t>
+            </w:r>
+          </w:p>
+          <w:p>
+            <w:pPr>
+              <w:ind w:firstLine="0"/>
+            </w:pPr>
+            <w:r>
+              <w:t>0.8</w:t>
+            </w:r>
+          </w:p>
+        </w:tc>
+        <w:tc>
+          <w:tcPr>
+            <w:tcW w:w="1491" w:type="dxa"/>
+          </w:tcPr>
+          <w:p>
+            <w:pPr>
+              <w:ind w:firstLine="0"/>
+            </w:pPr>
+            <w:r>
+              <w:t>65 W</w:t>
+            </w:r>
+          </w:p>
+          <w:p>
+            <w:pPr>
+              <w:ind w:firstLine="0"/>
+            </w:pPr>
+            <w:r>
+              <w:t>0.8</w:t>
+            </w:r>
+          </w:p>
+        </w:tc>
+        <w:tc>
+          <w:tcPr>
+            <w:tcW w:w="1491" w:type="dxa"/>
+          </w:tcPr>
+          <w:p>
+            <w:pPr>
+              <w:ind w:firstLine="0"/>
+            </w:pPr>
+            <w:r>
+              <w:t>72.6 W</w:t>
+            </w:r>
+          </w:p>
+          <w:p>
+            <w:pPr>
+              <w:ind w:firstLine="0"/>
+            </w:pPr>
+            <w:r>
+              <w:t>0.81</w:t>
+            </w:r>
+          </w:p>
+        </w:tc>
+        <w:tc>
+          <w:tcPr>
+            <w:tcW w:w="1491" w:type="dxa"/>
+          </w:tcPr>
+          <w:p>
+            <w:pPr>
+              <w:ind w:firstLine="0"/>
+            </w:pPr>
+            <w:r>
+              <w:t>62.3 W</w:t>
+            </w:r>
+          </w:p>
+          <w:p>
+            <w:pPr>
+              <w:ind w:firstLine="0"/>
+            </w:pPr>
+            <w:r>
+              <w:t>0.81</w:t>
+            </w:r>
+          </w:p>
+        </w:tc>
+        <w:tc>
+          <w:tcPr>
+            <w:tcW w:w="1491" w:type="dxa"/>
+          </w:tcPr>
+          <w:p>
+            <w:pPr>
+              <w:ind w:firstLine="0"/>
+            </w:pPr>
+            <w:r>
+              <w:t>65 W</w:t>
+            </w:r>
+          </w:p>
+          <w:p>
+            <w:pPr>
+              <w:ind w:firstLine="0"/>
+            </w:pPr>
+            <w:r>
+              <w:t>0.8</w:t>
             </w:r>
           </w:p>
         </w:tc>
       </w:tr>
       <w:tr>
-        <w:tc>
-          <w:tcPr>
-            <w:tcW w:w="1650" w:type="dxa"/>
-          </w:tcPr>
-          <w:p>
-            <w:pPr>
-              <w:ind w:firstLine="0"/>
-            </w:pPr>
-            <w:r>
-              <w:t>X2220 1400kv</w:t>
-            </w:r>
-          </w:p>
-        </w:tc>
-        <w:tc>
-          <w:tcPr>
-            <w:tcW w:w="1650" w:type="dxa"/>
-          </w:tcPr>
-          <w:p>
-            <w:pPr>
-              <w:ind w:firstLine="0"/>
-              <w:rPr>
-                <w:lang w:val="ru-RU"/>
-              </w:rPr>
-            </w:pPr>
-          </w:p>
-        </w:tc>
-        <w:tc>
-          <w:tcPr>
-            <w:tcW w:w="1651" w:type="dxa"/>
-          </w:tcPr>
-          <w:p>
-            <w:pPr>
-              <w:ind w:firstLine="0"/>
-            </w:pPr>
-            <w:r>
-              <w:t>63.4 W</w:t>
+        <w:trPr>
+          <w:trHeight w:val="962"/>
+        </w:trPr>
+        <w:tc>
+          <w:tcPr>
+            <w:tcW w:w="959" w:type="dxa"/>
+            <w:vAlign w:val="center"/>
+          </w:tcPr>
+          <w:p>
+            <w:pPr>
+              <w:ind w:firstLine="0"/>
+              <w:jc w:val="center"/>
+            </w:pPr>
+            <w:r>
+              <w:t>X2814 1000kv</w:t>
+            </w:r>
+          </w:p>
+        </w:tc>
+        <w:tc>
+          <w:tcPr>
+            <w:tcW w:w="1490" w:type="dxa"/>
+          </w:tcPr>
+          <w:p>
+            <w:pPr>
+              <w:ind w:firstLine="0"/>
+            </w:pPr>
+            <w:r>
+              <w:t>64 W</w:t>
             </w:r>
           </w:p>
           <w:p>
@@ -779,236 +1783,123 @@
         </w:tc>
         <w:tc>
           <w:tcPr>
-            <w:tcW w:w="1651" w:type="dxa"/>
-          </w:tcPr>
-          <w:p>
-            <w:pPr>
-              <w:ind w:firstLine="0"/>
-              <w:rPr>
-                <w:lang w:val="ru-RU"/>
-              </w:rPr>
-            </w:pPr>
-          </w:p>
-        </w:tc>
-        <w:tc>
-          <w:tcPr>
-            <w:tcW w:w="1651" w:type="dxa"/>
-          </w:tcPr>
-          <w:p>
-            <w:pPr>
-              <w:ind w:firstLine="0"/>
-              <w:rPr>
-                <w:lang w:val="ru-RU"/>
-              </w:rPr>
-            </w:pPr>
-          </w:p>
-        </w:tc>
-        <w:tc>
-          <w:tcPr>
-            <w:tcW w:w="1651" w:type="dxa"/>
-          </w:tcPr>
-          <w:p>
-            <w:pPr>
-              <w:ind w:firstLine="0"/>
-            </w:pPr>
-            <w:r>
-              <w:t>61 W</w:t>
-            </w:r>
-          </w:p>
-          <w:p>
-            <w:pPr>
-              <w:ind w:firstLine="0"/>
-            </w:pPr>
-            <w:r>
-              <w:t>0.81</w:t>
+            <w:tcW w:w="1491" w:type="dxa"/>
+          </w:tcPr>
+          <w:p>
+            <w:pPr>
+              <w:ind w:firstLine="0"/>
+            </w:pPr>
+            <w:r>
+              <w:t>65.7 W</w:t>
+            </w:r>
+          </w:p>
+          <w:p>
+            <w:pPr>
+              <w:ind w:firstLine="0"/>
+            </w:pPr>
+            <w:r>
+              <w:t>0.8</w:t>
+            </w:r>
+          </w:p>
+        </w:tc>
+        <w:tc>
+          <w:tcPr>
+            <w:tcW w:w="1491" w:type="dxa"/>
+          </w:tcPr>
+          <w:p>
+            <w:pPr>
+              <w:ind w:firstLine="0"/>
+            </w:pPr>
+            <w:r>
+              <w:t>65 W</w:t>
+            </w:r>
+          </w:p>
+          <w:p>
+            <w:pPr>
+              <w:ind w:firstLine="0"/>
+            </w:pPr>
+            <w:r>
+              <w:t>0.8</w:t>
+            </w:r>
+          </w:p>
+        </w:tc>
+        <w:tc>
+          <w:tcPr>
+            <w:tcW w:w="1491" w:type="dxa"/>
+          </w:tcPr>
+          <w:p>
+            <w:pPr>
+              <w:ind w:firstLine="0"/>
+            </w:pPr>
+            <w:r>
+              <w:t>72.6 W</w:t>
+            </w:r>
+          </w:p>
+          <w:p>
+            <w:pPr>
+              <w:ind w:firstLine="0"/>
+            </w:pPr>
+            <w:r>
+              <w:t>0.8</w:t>
+            </w:r>
+          </w:p>
+        </w:tc>
+        <w:tc>
+          <w:tcPr>
+            <w:tcW w:w="1491" w:type="dxa"/>
+          </w:tcPr>
+          <w:p>
+            <w:pPr>
+              <w:ind w:firstLine="0"/>
+            </w:pPr>
+            <w:r>
+              <w:t>62.5 W</w:t>
+            </w:r>
+          </w:p>
+          <w:p>
+            <w:pPr>
+              <w:ind w:firstLine="0"/>
+            </w:pPr>
+            <w:r>
+              <w:t>0.8</w:t>
+            </w:r>
+          </w:p>
+        </w:tc>
+        <w:tc>
+          <w:tcPr>
+            <w:tcW w:w="1491" w:type="dxa"/>
+          </w:tcPr>
+          <w:p>
+            <w:pPr>
+              <w:ind w:firstLine="0"/>
+            </w:pPr>
+            <w:r>
+              <w:t>65 W</w:t>
+            </w:r>
+          </w:p>
+          <w:p>
+            <w:pPr>
+              <w:ind w:firstLine="0"/>
+            </w:pPr>
+            <w:r>
+              <w:t>0.8</w:t>
             </w:r>
           </w:p>
         </w:tc>
       </w:tr>
       <w:tr>
-        <w:tc>
-          <w:tcPr>
-            <w:tcW w:w="1650" w:type="dxa"/>
-          </w:tcPr>
-          <w:p>
-            <w:pPr>
-              <w:ind w:firstLine="0"/>
-            </w:pPr>
-            <w:r>
-              <w:t>X2814 900kv</w:t>
-            </w:r>
-          </w:p>
-        </w:tc>
-        <w:tc>
-          <w:tcPr>
-            <w:tcW w:w="1650" w:type="dxa"/>
-          </w:tcPr>
-          <w:p>
-            <w:pPr>
-              <w:ind w:firstLine="0"/>
-              <w:rPr>
-                <w:lang w:val="ru-RU"/>
-              </w:rPr>
-            </w:pPr>
-          </w:p>
-        </w:tc>
-        <w:tc>
-          <w:tcPr>
-            <w:tcW w:w="1651" w:type="dxa"/>
-          </w:tcPr>
-          <w:p>
-            <w:pPr>
-              <w:ind w:firstLine="0"/>
-            </w:pPr>
-            <w:r>
-              <w:t>65.7 W</w:t>
-            </w:r>
-          </w:p>
-          <w:p>
-            <w:pPr>
-              <w:ind w:firstLine="0"/>
-            </w:pPr>
-            <w:r>
-              <w:t>0.8</w:t>
-            </w:r>
-          </w:p>
-        </w:tc>
-        <w:tc>
-          <w:tcPr>
-            <w:tcW w:w="1651" w:type="dxa"/>
-          </w:tcPr>
-          <w:p>
-            <w:pPr>
-              <w:ind w:firstLine="0"/>
-              <w:rPr>
-                <w:lang w:val="ru-RU"/>
-              </w:rPr>
-            </w:pPr>
-          </w:p>
-        </w:tc>
-        <w:tc>
-          <w:tcPr>
-            <w:tcW w:w="1651" w:type="dxa"/>
-          </w:tcPr>
-          <w:p>
-            <w:pPr>
-              <w:ind w:firstLine="0"/>
-              <w:rPr>
-                <w:lang w:val="ru-RU"/>
-              </w:rPr>
-            </w:pPr>
-          </w:p>
-        </w:tc>
-        <w:tc>
-          <w:tcPr>
-            <w:tcW w:w="1651" w:type="dxa"/>
-          </w:tcPr>
-          <w:p>
-            <w:pPr>
-              <w:ind w:firstLine="0"/>
-              <w:rPr>
-                <w:lang w:val="ru-RU"/>
-              </w:rPr>
-            </w:pPr>
-          </w:p>
-        </w:tc>
-      </w:tr>
-      <w:tr>
-        <w:tc>
-          <w:tcPr>
-            <w:tcW w:w="1650" w:type="dxa"/>
-          </w:tcPr>
-          <w:p>
-            <w:pPr>
-              <w:ind w:firstLine="0"/>
-            </w:pPr>
-            <w:r>
-              <w:t>X2814 1000kv</w:t>
-            </w:r>
-          </w:p>
-        </w:tc>
-        <w:tc>
-          <w:tcPr>
-            <w:tcW w:w="1650" w:type="dxa"/>
-          </w:tcPr>
-          <w:p>
-            <w:pPr>
-              <w:ind w:firstLine="0"/>
-              <w:rPr>
-                <w:lang w:val="ru-RU"/>
-              </w:rPr>
-            </w:pPr>
-          </w:p>
-        </w:tc>
-        <w:tc>
-          <w:tcPr>
-            <w:tcW w:w="1651" w:type="dxa"/>
-          </w:tcPr>
-          <w:p>
-            <w:pPr>
-              <w:ind w:firstLine="0"/>
-            </w:pPr>
-            <w:r>
-              <w:t>65.7 W</w:t>
-            </w:r>
-          </w:p>
-          <w:p>
-            <w:pPr>
-              <w:ind w:firstLine="0"/>
-            </w:pPr>
-            <w:r>
-              <w:t>0.8</w:t>
-            </w:r>
-          </w:p>
-        </w:tc>
-        <w:tc>
-          <w:tcPr>
-            <w:tcW w:w="1651" w:type="dxa"/>
-          </w:tcPr>
-          <w:p>
-            <w:pPr>
-              <w:ind w:firstLine="0"/>
-              <w:rPr>
-                <w:lang w:val="ru-RU"/>
-              </w:rPr>
-            </w:pPr>
-          </w:p>
-        </w:tc>
-        <w:tc>
-          <w:tcPr>
-            <w:tcW w:w="1651" w:type="dxa"/>
-          </w:tcPr>
-          <w:p>
-            <w:pPr>
-              <w:ind w:firstLine="0"/>
-              <w:rPr>
-                <w:lang w:val="ru-RU"/>
-              </w:rPr>
-            </w:pPr>
-          </w:p>
-        </w:tc>
-        <w:tc>
-          <w:tcPr>
-            <w:tcW w:w="1651" w:type="dxa"/>
-          </w:tcPr>
-          <w:p>
-            <w:pPr>
-              <w:ind w:firstLine="0"/>
-              <w:rPr>
-                <w:lang w:val="ru-RU"/>
-              </w:rPr>
-            </w:pPr>
-          </w:p>
-        </w:tc>
-      </w:tr>
-      <w:tr>
-        <w:tc>
-          <w:tcPr>
-            <w:tcW w:w="1650" w:type="dxa"/>
-          </w:tcPr>
-          <w:p>
-            <w:pPr>
-              <w:ind w:firstLine="0"/>
+        <w:trPr>
+          <w:trHeight w:val="962"/>
+        </w:trPr>
+        <w:tc>
+          <w:tcPr>
+            <w:tcW w:w="959" w:type="dxa"/>
+            <w:vAlign w:val="center"/>
+          </w:tcPr>
+          <w:p>
+            <w:pPr>
+              <w:ind w:firstLine="0"/>
+              <w:jc w:val="center"/>
             </w:pPr>
             <w:r>
               <w:t>X2814 1200kv</w:t>
@@ -1017,20 +1908,28 @@
         </w:tc>
         <w:tc>
           <w:tcPr>
-            <w:tcW w:w="1650" w:type="dxa"/>
-          </w:tcPr>
-          <w:p>
-            <w:pPr>
-              <w:ind w:firstLine="0"/>
-              <w:rPr>
-                <w:lang w:val="ru-RU"/>
-              </w:rPr>
-            </w:pPr>
-          </w:p>
-        </w:tc>
-        <w:tc>
-          <w:tcPr>
-            <w:tcW w:w="1651" w:type="dxa"/>
+            <w:tcW w:w="1490" w:type="dxa"/>
+          </w:tcPr>
+          <w:p>
+            <w:pPr>
+              <w:ind w:firstLine="0"/>
+            </w:pPr>
+            <w:r>
+              <w:t>66 W</w:t>
+            </w:r>
+          </w:p>
+          <w:p>
+            <w:pPr>
+              <w:ind w:firstLine="0"/>
+            </w:pPr>
+            <w:r>
+              <w:t>0.78</w:t>
+            </w:r>
+          </w:p>
+        </w:tc>
+        <w:tc>
+          <w:tcPr>
+            <w:tcW w:w="1491" w:type="dxa"/>
           </w:tcPr>
           <w:p>
             <w:pPr>
@@ -1051,272 +1950,86 @@
         </w:tc>
         <w:tc>
           <w:tcPr>
-            <w:tcW w:w="1651" w:type="dxa"/>
-          </w:tcPr>
-          <w:p>
-            <w:pPr>
-              <w:ind w:firstLine="0"/>
-              <w:rPr>
-                <w:lang w:val="ru-RU"/>
-              </w:rPr>
-            </w:pPr>
-          </w:p>
-        </w:tc>
-        <w:tc>
-          <w:tcPr>
-            <w:tcW w:w="1651" w:type="dxa"/>
-          </w:tcPr>
-          <w:p>
-            <w:pPr>
-              <w:ind w:firstLine="0"/>
-              <w:rPr>
-                <w:lang w:val="ru-RU"/>
-              </w:rPr>
-            </w:pPr>
-          </w:p>
-        </w:tc>
-        <w:tc>
-          <w:tcPr>
-            <w:tcW w:w="1651" w:type="dxa"/>
-          </w:tcPr>
-          <w:p>
-            <w:pPr>
-              <w:ind w:firstLine="0"/>
-              <w:rPr>
-                <w:lang w:val="ru-RU"/>
-              </w:rPr>
-            </w:pPr>
-          </w:p>
-        </w:tc>
-      </w:tr>
-      <w:tr>
-        <w:tc>
-          <w:tcPr>
-            <w:tcW w:w="1650" w:type="dxa"/>
-          </w:tcPr>
-          <w:p>
-            <w:pPr>
-              <w:ind w:firstLine="0"/>
-            </w:pPr>
-          </w:p>
-        </w:tc>
-        <w:tc>
-          <w:tcPr>
-            <w:tcW w:w="1650" w:type="dxa"/>
-          </w:tcPr>
-          <w:p>
-            <w:pPr>
-              <w:ind w:firstLine="0"/>
-              <w:rPr>
-                <w:lang w:val="ru-RU"/>
-              </w:rPr>
-            </w:pPr>
-          </w:p>
-        </w:tc>
-        <w:tc>
-          <w:tcPr>
-            <w:tcW w:w="1651" w:type="dxa"/>
-          </w:tcPr>
-          <w:p>
-            <w:pPr>
-              <w:ind w:firstLine="0"/>
-              <w:rPr>
-                <w:lang w:val="ru-RU"/>
-              </w:rPr>
-            </w:pPr>
-          </w:p>
-        </w:tc>
-        <w:tc>
-          <w:tcPr>
-            <w:tcW w:w="1651" w:type="dxa"/>
-          </w:tcPr>
-          <w:p>
-            <w:pPr>
-              <w:ind w:firstLine="0"/>
-              <w:rPr>
-                <w:lang w:val="ru-RU"/>
-              </w:rPr>
-            </w:pPr>
-          </w:p>
-        </w:tc>
-        <w:tc>
-          <w:tcPr>
-            <w:tcW w:w="1651" w:type="dxa"/>
-          </w:tcPr>
-          <w:p>
-            <w:pPr>
-              <w:ind w:firstLine="0"/>
-              <w:rPr>
-                <w:lang w:val="ru-RU"/>
-              </w:rPr>
-            </w:pPr>
-          </w:p>
-        </w:tc>
-        <w:tc>
-          <w:tcPr>
-            <w:tcW w:w="1651" w:type="dxa"/>
-          </w:tcPr>
-          <w:p>
-            <w:pPr>
-              <w:ind w:firstLine="0"/>
-              <w:rPr>
-                <w:lang w:val="ru-RU"/>
-              </w:rPr>
-            </w:pPr>
-          </w:p>
-        </w:tc>
-      </w:tr>
-      <w:tr>
-        <w:tc>
-          <w:tcPr>
-            <w:tcW w:w="1650" w:type="dxa"/>
-          </w:tcPr>
-          <w:p>
-            <w:pPr>
-              <w:ind w:firstLine="0"/>
-            </w:pPr>
-          </w:p>
-        </w:tc>
-        <w:tc>
-          <w:tcPr>
-            <w:tcW w:w="1650" w:type="dxa"/>
-          </w:tcPr>
-          <w:p>
-            <w:pPr>
-              <w:ind w:firstLine="0"/>
-              <w:rPr>
-                <w:lang w:val="ru-RU"/>
-              </w:rPr>
-            </w:pPr>
-          </w:p>
-        </w:tc>
-        <w:tc>
-          <w:tcPr>
-            <w:tcW w:w="1651" w:type="dxa"/>
-          </w:tcPr>
-          <w:p>
-            <w:pPr>
-              <w:ind w:firstLine="0"/>
-              <w:rPr>
-                <w:lang w:val="ru-RU"/>
-              </w:rPr>
-            </w:pPr>
-          </w:p>
-        </w:tc>
-        <w:tc>
-          <w:tcPr>
-            <w:tcW w:w="1651" w:type="dxa"/>
-          </w:tcPr>
-          <w:p>
-            <w:pPr>
-              <w:ind w:firstLine="0"/>
-              <w:rPr>
-                <w:lang w:val="ru-RU"/>
-              </w:rPr>
-            </w:pPr>
-          </w:p>
-        </w:tc>
-        <w:tc>
-          <w:tcPr>
-            <w:tcW w:w="1651" w:type="dxa"/>
-          </w:tcPr>
-          <w:p>
-            <w:pPr>
-              <w:ind w:firstLine="0"/>
-              <w:rPr>
-                <w:lang w:val="ru-RU"/>
-              </w:rPr>
-            </w:pPr>
-          </w:p>
-        </w:tc>
-        <w:tc>
-          <w:tcPr>
-            <w:tcW w:w="1651" w:type="dxa"/>
-          </w:tcPr>
-          <w:p>
-            <w:pPr>
-              <w:ind w:firstLine="0"/>
-              <w:rPr>
-                <w:lang w:val="ru-RU"/>
-              </w:rPr>
-            </w:pPr>
-          </w:p>
-        </w:tc>
-      </w:tr>
-      <w:tr>
-        <w:tc>
-          <w:tcPr>
-            <w:tcW w:w="1650" w:type="dxa"/>
-          </w:tcPr>
-          <w:p>
-            <w:pPr>
-              <w:ind w:firstLine="0"/>
-            </w:pPr>
-          </w:p>
-        </w:tc>
-        <w:tc>
-          <w:tcPr>
-            <w:tcW w:w="1650" w:type="dxa"/>
-          </w:tcPr>
-          <w:p>
-            <w:pPr>
-              <w:ind w:firstLine="0"/>
-              <w:rPr>
-                <w:lang w:val="ru-RU"/>
-              </w:rPr>
-            </w:pPr>
-          </w:p>
-        </w:tc>
-        <w:tc>
-          <w:tcPr>
-            <w:tcW w:w="1651" w:type="dxa"/>
-          </w:tcPr>
-          <w:p>
-            <w:pPr>
-              <w:ind w:firstLine="0"/>
-              <w:rPr>
-                <w:lang w:val="ru-RU"/>
-              </w:rPr>
-            </w:pPr>
-          </w:p>
-        </w:tc>
-        <w:tc>
-          <w:tcPr>
-            <w:tcW w:w="1651" w:type="dxa"/>
-          </w:tcPr>
-          <w:p>
-            <w:pPr>
-              <w:ind w:firstLine="0"/>
-              <w:rPr>
-                <w:lang w:val="ru-RU"/>
-              </w:rPr>
-            </w:pPr>
-          </w:p>
-        </w:tc>
-        <w:tc>
-          <w:tcPr>
-            <w:tcW w:w="1651" w:type="dxa"/>
-          </w:tcPr>
-          <w:p>
-            <w:pPr>
-              <w:ind w:firstLine="0"/>
-              <w:rPr>
-                <w:lang w:val="ru-RU"/>
-              </w:rPr>
-            </w:pPr>
-          </w:p>
-        </w:tc>
-        <w:tc>
-          <w:tcPr>
-            <w:tcW w:w="1651" w:type="dxa"/>
-          </w:tcPr>
-          <w:p>
-            <w:pPr>
-              <w:ind w:firstLine="0"/>
-              <w:rPr>
-                <w:lang w:val="ru-RU"/>
-              </w:rPr>
-            </w:pPr>
+            <w:tcW w:w="1491" w:type="dxa"/>
+          </w:tcPr>
+          <w:p>
+            <w:pPr>
+              <w:ind w:firstLine="0"/>
+            </w:pPr>
+            <w:r>
+              <w:t>66 W</w:t>
+            </w:r>
+          </w:p>
+          <w:p>
+            <w:pPr>
+              <w:ind w:firstLine="0"/>
+            </w:pPr>
+            <w:r>
+              <w:t>0.79</w:t>
+            </w:r>
+          </w:p>
+        </w:tc>
+        <w:tc>
+          <w:tcPr>
+            <w:tcW w:w="1491" w:type="dxa"/>
+          </w:tcPr>
+          <w:p>
+            <w:pPr>
+              <w:ind w:firstLine="0"/>
+            </w:pPr>
+            <w:r>
+              <w:t>74 W</w:t>
+            </w:r>
+          </w:p>
+          <w:p>
+            <w:pPr>
+              <w:ind w:firstLine="0"/>
+            </w:pPr>
+            <w:r>
+              <w:t>0.79</w:t>
+            </w:r>
+          </w:p>
+        </w:tc>
+        <w:tc>
+          <w:tcPr>
+            <w:tcW w:w="1491" w:type="dxa"/>
+          </w:tcPr>
+          <w:p>
+            <w:pPr>
+              <w:ind w:firstLine="0"/>
+            </w:pPr>
+            <w:r>
+              <w:t>64W</w:t>
+            </w:r>
+          </w:p>
+          <w:p>
+            <w:pPr>
+              <w:ind w:firstLine="0"/>
+            </w:pPr>
+            <w:r>
+              <w:t>0.79</w:t>
+            </w:r>
+          </w:p>
+        </w:tc>
+        <w:tc>
+          <w:tcPr>
+            <w:tcW w:w="1491" w:type="dxa"/>
+          </w:tcPr>
+          <w:p>
+            <w:pPr>
+              <w:ind w:firstLine="0"/>
+            </w:pPr>
+            <w:r>
+              <w:t>66 W</w:t>
+            </w:r>
+          </w:p>
+          <w:p>
+            <w:pPr>
+              <w:ind w:firstLine="0"/>
+            </w:pPr>
+            <w:r>
+              <w:t>0.79</w:t>
+            </w:r>
           </w:p>
         </w:tc>
       </w:tr>
@@ -1327,6 +2040,2792 @@
           <w:lang w:val="ru-RU"/>
         </w:rPr>
       </w:pPr>
+    </w:p>
+    <w:p>
+      <w:pPr>
+        <w:pStyle w:val="a8"/>
+      </w:pPr>
+      <w:r>
+        <w:lastRenderedPageBreak/>
+        <w:t xml:space="preserve">Таблица </w:t>
+      </w:r>
+      <w:r>
+        <w:fldChar w:fldCharType="begin"/>
+      </w:r>
+      <w:r>
+        <w:instrText xml:space="preserve"> SEQ Таблица \* ARABIC </w:instrText>
+      </w:r>
+      <w:r>
+        <w:fldChar w:fldCharType="separate"/>
+      </w:r>
+      <w:r>
+        <w:rPr>
+          <w:noProof/>
+        </w:rPr>
+        <w:t>2</w:t>
+      </w:r>
+      <w:r>
+        <w:fldChar w:fldCharType="end"/>
+      </w:r>
+      <w:r>
+        <w:t xml:space="preserve"> Сравнительная характеристика конфигураций силовой установки</w:t>
+      </w:r>
+    </w:p>
+    <w:tbl>
+      <w:tblPr>
+        <w:tblStyle w:val="a9"/>
+        <w:tblW w:w="0" w:type="auto"/>
+        <w:tblLook w:val="04A0" w:firstRow="1" w:lastRow="0" w:firstColumn="1" w:lastColumn="0" w:noHBand="0" w:noVBand="1"/>
+      </w:tblPr>
+      <w:tblGrid>
+        <w:gridCol w:w="2476"/>
+        <w:gridCol w:w="2476"/>
+        <w:gridCol w:w="2476"/>
+        <w:gridCol w:w="2476"/>
+      </w:tblGrid>
+      <w:tr>
+        <w:tc>
+          <w:tcPr>
+            <w:tcW w:w="2476" w:type="dxa"/>
+          </w:tcPr>
+          <w:p>
+            <w:pPr>
+              <w:ind w:firstLine="0"/>
+              <w:rPr>
+                <w:lang w:val="ru-RU"/>
+              </w:rPr>
+            </w:pPr>
+            <w:r>
+              <w:rPr>
+                <w:lang w:val="ru-RU"/>
+              </w:rPr>
+              <w:t>Конфигурация силовой установки</w:t>
+            </w:r>
+          </w:p>
+        </w:tc>
+        <w:tc>
+          <w:tcPr>
+            <w:tcW w:w="2476" w:type="dxa"/>
+          </w:tcPr>
+          <w:p>
+            <w:pPr>
+              <w:ind w:firstLine="0"/>
+              <w:rPr>
+                <w:lang w:val="ru-RU"/>
+              </w:rPr>
+            </w:pPr>
+            <w:r>
+              <w:rPr>
+                <w:lang w:val="ru-RU"/>
+              </w:rPr>
+              <w:t xml:space="preserve">2 мотора </w:t>
+            </w:r>
+            <w:r>
+              <w:t>X</w:t>
+            </w:r>
+            <w:r>
+              <w:rPr>
+                <w:lang w:val="ru-RU"/>
+              </w:rPr>
+              <w:t>2216</w:t>
+            </w:r>
+            <w:r>
+              <w:t xml:space="preserve"> </w:t>
+            </w:r>
+            <w:r>
+              <w:rPr>
+                <w:lang w:val="ru-RU"/>
+              </w:rPr>
+              <w:t xml:space="preserve">880 </w:t>
+            </w:r>
+            <w:proofErr w:type="spellStart"/>
+            <w:r>
+              <w:t>kv</w:t>
+            </w:r>
+            <w:proofErr w:type="spellEnd"/>
+            <w:r>
+              <w:rPr>
+                <w:lang w:val="ru-RU"/>
+              </w:rPr>
+              <w:t xml:space="preserve"> </w:t>
+            </w:r>
+          </w:p>
+        </w:tc>
+        <w:tc>
+          <w:tcPr>
+            <w:tcW w:w="2476" w:type="dxa"/>
+          </w:tcPr>
+          <w:p>
+            <w:pPr>
+              <w:ind w:firstLine="0"/>
+              <w:rPr>
+                <w:lang w:val="ru-RU"/>
+              </w:rPr>
+            </w:pPr>
+            <w:r>
+              <w:rPr>
+                <w:lang w:val="ru-RU"/>
+              </w:rPr>
+              <w:t xml:space="preserve">2 мотора </w:t>
+            </w:r>
+            <w:r>
+              <w:t>X</w:t>
+            </w:r>
+            <w:r>
+              <w:rPr>
+                <w:lang w:val="ru-RU"/>
+              </w:rPr>
+              <w:t>2220</w:t>
+            </w:r>
+            <w:r>
+              <w:t xml:space="preserve"> </w:t>
+            </w:r>
+            <w:r>
+              <w:rPr>
+                <w:lang w:val="ru-RU"/>
+              </w:rPr>
+              <w:t>9</w:t>
+            </w:r>
+            <w:r>
+              <w:rPr>
+                <w:lang w:val="ru-RU"/>
+              </w:rPr>
+              <w:t xml:space="preserve">80 </w:t>
+            </w:r>
+            <w:proofErr w:type="spellStart"/>
+            <w:r>
+              <w:t>kv</w:t>
+            </w:r>
+            <w:proofErr w:type="spellEnd"/>
+          </w:p>
+        </w:tc>
+        <w:tc>
+          <w:tcPr>
+            <w:tcW w:w="2476" w:type="dxa"/>
+          </w:tcPr>
+          <w:p>
+            <w:pPr>
+              <w:ind w:firstLine="0"/>
+            </w:pPr>
+            <w:r>
+              <w:rPr>
+                <w:lang w:val="ru-RU"/>
+              </w:rPr>
+              <w:t xml:space="preserve">1 мотор </w:t>
+            </w:r>
+            <w:r>
+              <w:t>X</w:t>
+            </w:r>
+            <w:r>
+              <w:rPr>
+                <w:lang w:val="ru-RU"/>
+              </w:rPr>
+              <w:t xml:space="preserve">2814 900 </w:t>
+            </w:r>
+            <w:proofErr w:type="spellStart"/>
+            <w:r>
+              <w:t>kv</w:t>
+            </w:r>
+            <w:proofErr w:type="spellEnd"/>
+          </w:p>
+        </w:tc>
+      </w:tr>
+      <w:tr>
+        <w:tc>
+          <w:tcPr>
+            <w:tcW w:w="2476" w:type="dxa"/>
+          </w:tcPr>
+          <w:p>
+            <w:pPr>
+              <w:ind w:firstLine="0"/>
+              <w:rPr>
+                <w:rFonts w:eastAsiaTheme="minorEastAsia"/>
+              </w:rPr>
+            </w:pPr>
+            <w:r>
+              <w:rPr>
+                <w:lang w:val="ru-RU"/>
+              </w:rPr>
+              <w:t>Суммарная потребляемая мощность</w:t>
+            </w:r>
+            <w:r>
+              <w:rPr>
+                <w:rFonts w:eastAsiaTheme="minorEastAsia"/>
+              </w:rPr>
+              <w:t xml:space="preserve"> </w:t>
+            </w:r>
+          </w:p>
+          <w:p>
+            <w:pPr>
+              <w:ind w:firstLine="0"/>
+              <w:rPr>
+                <w:lang w:val="ru-RU"/>
+              </w:rPr>
+            </w:pPr>
+            <m:oMathPara>
+              <m:oMath>
+                <m:sSub>
+                  <m:sSubPr>
+                    <m:ctrlPr>
+                      <w:rPr>
+                        <w:rFonts w:ascii="Cambria Math" w:hAnsi="Cambria Math"/>
+                        <w:i/>
+                        <w:vertAlign w:val="subscript"/>
+                        <w:lang w:val="ru-RU"/>
+                      </w:rPr>
+                    </m:ctrlPr>
+                  </m:sSubPr>
+                  <m:e>
+                    <m:r>
+                      <w:rPr>
+                        <w:rFonts w:ascii="Cambria Math" w:hAnsi="Cambria Math"/>
+                        <w:vertAlign w:val="subscript"/>
+                        <w:lang w:val="ru-RU"/>
+                      </w:rPr>
+                      <m:t>P</m:t>
+                    </m:r>
+                  </m:e>
+                  <m:sub>
+                    <m:r>
+                      <w:rPr>
+                        <w:rFonts w:ascii="Cambria Math" w:hAnsi="Cambria Math"/>
+                        <w:vertAlign w:val="subscript"/>
+                        <w:lang w:val="ru-RU"/>
+                      </w:rPr>
+                      <m:t>∑</m:t>
+                    </m:r>
+                  </m:sub>
+                </m:sSub>
+                <m:r>
+                  <w:rPr>
+                    <w:rFonts w:ascii="Cambria Math" w:hAnsi="Cambria Math"/>
+                    <w:vertAlign w:val="subscript"/>
+                    <w:lang w:val="ru-RU"/>
+                  </w:rPr>
+                  <m:t>=</m:t>
+                </m:r>
+                <m:f>
+                  <m:fPr>
+                    <m:ctrlPr>
+                      <w:rPr>
+                        <w:rFonts w:ascii="Cambria Math" w:hAnsi="Cambria Math"/>
+                        <w:i/>
+                        <w:vertAlign w:val="subscript"/>
+                        <w:lang w:val="ru-RU"/>
+                      </w:rPr>
+                    </m:ctrlPr>
+                  </m:fPr>
+                  <m:num>
+                    <m:r>
+                      <w:rPr>
+                        <w:rFonts w:ascii="Cambria Math" w:hAnsi="Cambria Math"/>
+                        <w:vertAlign w:val="subscript"/>
+                        <w:lang w:val="ru-RU"/>
+                      </w:rPr>
+                      <m:t>i</m:t>
+                    </m:r>
+                    <m:r>
+                      <w:rPr>
+                        <w:rFonts w:ascii="Cambria Math" w:hAnsi="Cambria Math"/>
+                        <w:vertAlign w:val="subscript"/>
+                        <w:lang w:val="ru-RU"/>
+                      </w:rPr>
+                      <m:t>*</m:t>
+                    </m:r>
+                    <m:sSub>
+                      <m:sSubPr>
+                        <m:ctrlPr>
+                          <w:rPr>
+                            <w:rFonts w:ascii="Cambria Math" w:hAnsi="Cambria Math"/>
+                            <w:i/>
+                            <w:vertAlign w:val="subscript"/>
+                            <w:lang w:val="ru-RU"/>
+                          </w:rPr>
+                        </m:ctrlPr>
+                      </m:sSubPr>
+                      <m:e>
+                        <m:r>
+                          <w:rPr>
+                            <w:rFonts w:ascii="Cambria Math" w:hAnsi="Cambria Math"/>
+                            <w:vertAlign w:val="subscript"/>
+                            <w:lang w:val="ru-RU"/>
+                          </w:rPr>
+                          <m:t>P</m:t>
+                        </m:r>
+                      </m:e>
+                      <m:sub>
+                        <m:r>
+                          <w:rPr>
+                            <w:rFonts w:ascii="Cambria Math" w:hAnsi="Cambria Math"/>
+                            <w:vertAlign w:val="subscript"/>
+                            <w:lang w:val="ru-RU"/>
+                          </w:rPr>
+                          <m:t>i</m:t>
+                        </m:r>
+                      </m:sub>
+                    </m:sSub>
+                  </m:num>
+                  <m:den>
+                    <m:sSub>
+                      <m:sSubPr>
+                        <m:ctrlPr>
+                          <w:rPr>
+                            <w:rFonts w:ascii="Cambria Math" w:hAnsi="Cambria Math"/>
+                            <w:i/>
+                            <w:vertAlign w:val="subscript"/>
+                            <w:lang w:val="ru-RU"/>
+                          </w:rPr>
+                        </m:ctrlPr>
+                      </m:sSubPr>
+                      <m:e>
+                        <m:r>
+                          <w:rPr>
+                            <w:rFonts w:ascii="Cambria Math" w:hAnsi="Cambria Math"/>
+                            <w:vertAlign w:val="subscript"/>
+                            <w:lang w:val="ru-RU"/>
+                          </w:rPr>
+                          <m:t>η</m:t>
+                        </m:r>
+                      </m:e>
+                      <m:sub>
+                        <m:r>
+                          <w:rPr>
+                            <w:rFonts w:ascii="Cambria Math" w:hAnsi="Cambria Math"/>
+                            <w:vertAlign w:val="subscript"/>
+                            <w:lang w:val="ru-RU"/>
+                          </w:rPr>
+                          <m:t>ESC</m:t>
+                        </m:r>
+                      </m:sub>
+                    </m:sSub>
+                  </m:den>
+                </m:f>
+              </m:oMath>
+            </m:oMathPara>
+          </w:p>
+        </w:tc>
+        <w:tc>
+          <w:tcPr>
+            <w:tcW w:w="2476" w:type="dxa"/>
+          </w:tcPr>
+          <w:p>
+            <m:oMathPara>
+              <m:oMath>
+                <m:sSub>
+                  <m:sSubPr>
+                    <m:ctrlPr>
+                      <w:rPr>
+                        <w:rFonts w:ascii="Cambria Math" w:hAnsi="Cambria Math"/>
+                        <w:i/>
+                        <w:vertAlign w:val="subscript"/>
+                        <w:lang w:val="ru-RU"/>
+                      </w:rPr>
+                    </m:ctrlPr>
+                  </m:sSubPr>
+                  <m:e>
+                    <m:r>
+                      <w:rPr>
+                        <w:rFonts w:ascii="Cambria Math" w:hAnsi="Cambria Math"/>
+                        <w:vertAlign w:val="subscript"/>
+                        <w:lang w:val="ru-RU"/>
+                      </w:rPr>
+                      <m:t>P</m:t>
+                    </m:r>
+                  </m:e>
+                  <m:sub>
+                    <m:r>
+                      <w:rPr>
+                        <w:rFonts w:ascii="Cambria Math" w:hAnsi="Cambria Math"/>
+                        <w:vertAlign w:val="subscript"/>
+                        <w:lang w:val="ru-RU"/>
+                      </w:rPr>
+                      <m:t>∑</m:t>
+                    </m:r>
+                  </m:sub>
+                </m:sSub>
+                <m:r>
+                  <w:rPr>
+                    <w:rFonts w:ascii="Cambria Math" w:eastAsiaTheme="minorEastAsia" w:hAnsi="Cambria Math"/>
+                    <w:vertAlign w:val="subscript"/>
+                    <w:lang w:val="ru-RU"/>
+                  </w:rPr>
+                  <m:t>=</m:t>
+                </m:r>
+                <m:f>
+                  <m:fPr>
+                    <m:ctrlPr>
+                      <w:rPr>
+                        <w:rFonts w:ascii="Cambria Math" w:eastAsiaTheme="minorEastAsia" w:hAnsi="Cambria Math"/>
+                        <w:i/>
+                        <w:vertAlign w:val="subscript"/>
+                        <w:lang w:val="ru-RU"/>
+                      </w:rPr>
+                    </m:ctrlPr>
+                  </m:fPr>
+                  <m:num>
+                    <m:r>
+                      <w:rPr>
+                        <w:rFonts w:ascii="Cambria Math" w:eastAsiaTheme="minorEastAsia" w:hAnsi="Cambria Math"/>
+                        <w:vertAlign w:val="subscript"/>
+                        <w:lang w:val="ru-RU"/>
+                      </w:rPr>
+                      <m:t>2*58</m:t>
+                    </m:r>
+                  </m:num>
+                  <m:den>
+                    <m:r>
+                      <w:rPr>
+                        <w:rFonts w:ascii="Cambria Math" w:eastAsiaTheme="minorEastAsia" w:hAnsi="Cambria Math"/>
+                        <w:vertAlign w:val="subscript"/>
+                        <w:lang w:val="ru-RU"/>
+                      </w:rPr>
+                      <m:t>0.85</m:t>
+                    </m:r>
+                  </m:den>
+                </m:f>
+                <m:r>
+                  <w:rPr>
+                    <w:rFonts w:ascii="Cambria Math" w:eastAsiaTheme="minorEastAsia" w:hAnsi="Cambria Math"/>
+                    <w:vertAlign w:val="subscript"/>
+                    <w:lang w:val="ru-RU"/>
+                  </w:rPr>
+                  <m:t>=137 W</m:t>
+                </m:r>
+              </m:oMath>
+            </m:oMathPara>
+          </w:p>
+        </w:tc>
+        <w:tc>
+          <w:tcPr>
+            <w:tcW w:w="2476" w:type="dxa"/>
+          </w:tcPr>
+          <w:p>
+            <m:oMathPara>
+              <m:oMath>
+                <m:sSub>
+                  <m:sSubPr>
+                    <m:ctrlPr>
+                      <w:rPr>
+                        <w:rFonts w:ascii="Cambria Math" w:hAnsi="Cambria Math"/>
+                        <w:i/>
+                        <w:vertAlign w:val="subscript"/>
+                        <w:lang w:val="ru-RU"/>
+                      </w:rPr>
+                    </m:ctrlPr>
+                  </m:sSubPr>
+                  <m:e>
+                    <m:r>
+                      <w:rPr>
+                        <w:rFonts w:ascii="Cambria Math" w:hAnsi="Cambria Math"/>
+                        <w:vertAlign w:val="subscript"/>
+                        <w:lang w:val="ru-RU"/>
+                      </w:rPr>
+                      <m:t>P</m:t>
+                    </m:r>
+                  </m:e>
+                  <m:sub>
+                    <m:r>
+                      <w:rPr>
+                        <w:rFonts w:ascii="Cambria Math" w:hAnsi="Cambria Math"/>
+                        <w:vertAlign w:val="subscript"/>
+                        <w:lang w:val="ru-RU"/>
+                      </w:rPr>
+                      <m:t>∑</m:t>
+                    </m:r>
+                  </m:sub>
+                </m:sSub>
+                <m:r>
+                  <w:rPr>
+                    <w:rFonts w:ascii="Cambria Math" w:eastAsiaTheme="minorEastAsia" w:hAnsi="Cambria Math"/>
+                    <w:vertAlign w:val="subscript"/>
+                    <w:lang w:val="ru-RU"/>
+                  </w:rPr>
+                  <m:t>=</m:t>
+                </m:r>
+                <m:f>
+                  <m:fPr>
+                    <m:ctrlPr>
+                      <w:rPr>
+                        <w:rFonts w:ascii="Cambria Math" w:eastAsiaTheme="minorEastAsia" w:hAnsi="Cambria Math"/>
+                        <w:i/>
+                        <w:vertAlign w:val="subscript"/>
+                        <w:lang w:val="ru-RU"/>
+                      </w:rPr>
+                    </m:ctrlPr>
+                  </m:fPr>
+                  <m:num>
+                    <m:r>
+                      <w:rPr>
+                        <w:rFonts w:ascii="Cambria Math" w:eastAsiaTheme="minorEastAsia" w:hAnsi="Cambria Math"/>
+                        <w:vertAlign w:val="subscript"/>
+                        <w:lang w:val="ru-RU"/>
+                      </w:rPr>
+                      <m:t>2*55.6</m:t>
+                    </m:r>
+                  </m:num>
+                  <m:den>
+                    <m:r>
+                      <w:rPr>
+                        <w:rFonts w:ascii="Cambria Math" w:eastAsiaTheme="minorEastAsia" w:hAnsi="Cambria Math"/>
+                        <w:vertAlign w:val="subscript"/>
+                        <w:lang w:val="ru-RU"/>
+                      </w:rPr>
+                      <m:t>0.85</m:t>
+                    </m:r>
+                  </m:den>
+                </m:f>
+                <m:r>
+                  <w:rPr>
+                    <w:rFonts w:ascii="Cambria Math" w:eastAsiaTheme="minorEastAsia" w:hAnsi="Cambria Math"/>
+                    <w:vertAlign w:val="subscript"/>
+                    <w:lang w:val="ru-RU"/>
+                  </w:rPr>
+                  <m:t>=</m:t>
+                </m:r>
+                <m:r>
+                  <w:rPr>
+                    <w:rFonts w:ascii="Cambria Math" w:eastAsiaTheme="minorEastAsia" w:hAnsi="Cambria Math"/>
+                    <w:vertAlign w:val="subscript"/>
+                    <w:lang w:val="ru-RU"/>
+                  </w:rPr>
+                  <m:t>131</m:t>
+                </m:r>
+                <m:r>
+                  <w:rPr>
+                    <w:rFonts w:ascii="Cambria Math" w:eastAsiaTheme="minorEastAsia" w:hAnsi="Cambria Math"/>
+                    <w:vertAlign w:val="subscript"/>
+                    <w:lang w:val="ru-RU"/>
+                  </w:rPr>
+                  <m:t xml:space="preserve"> W</m:t>
+                </m:r>
+              </m:oMath>
+            </m:oMathPara>
+          </w:p>
+        </w:tc>
+        <w:tc>
+          <w:tcPr>
+            <w:tcW w:w="2476" w:type="dxa"/>
+          </w:tcPr>
+          <w:p>
+            <w:pPr>
+              <w:ind w:firstLine="0"/>
+              <w:rPr>
+                <w:lang w:val="ru-RU"/>
+              </w:rPr>
+            </w:pPr>
+            <m:oMathPara>
+              <m:oMath>
+                <m:sSub>
+                  <m:sSubPr>
+                    <m:ctrlPr>
+                      <w:rPr>
+                        <w:rFonts w:ascii="Cambria Math" w:hAnsi="Cambria Math"/>
+                        <w:i/>
+                        <w:vertAlign w:val="subscript"/>
+                        <w:lang w:val="ru-RU"/>
+                      </w:rPr>
+                    </m:ctrlPr>
+                  </m:sSubPr>
+                  <m:e>
+                    <m:r>
+                      <w:rPr>
+                        <w:rFonts w:ascii="Cambria Math" w:hAnsi="Cambria Math"/>
+                        <w:vertAlign w:val="subscript"/>
+                        <w:lang w:val="ru-RU"/>
+                      </w:rPr>
+                      <m:t>P</m:t>
+                    </m:r>
+                  </m:e>
+                  <m:sub>
+                    <m:r>
+                      <w:rPr>
+                        <w:rFonts w:ascii="Cambria Math" w:hAnsi="Cambria Math"/>
+                        <w:vertAlign w:val="subscript"/>
+                        <w:lang w:val="ru-RU"/>
+                      </w:rPr>
+                      <m:t>∑</m:t>
+                    </m:r>
+                  </m:sub>
+                </m:sSub>
+                <m:r>
+                  <w:rPr>
+                    <w:rFonts w:ascii="Cambria Math" w:eastAsiaTheme="minorEastAsia" w:hAnsi="Cambria Math"/>
+                    <w:vertAlign w:val="subscript"/>
+                    <w:lang w:val="ru-RU"/>
+                  </w:rPr>
+                  <m:t>=</m:t>
+                </m:r>
+                <m:f>
+                  <m:fPr>
+                    <m:ctrlPr>
+                      <w:rPr>
+                        <w:rFonts w:ascii="Cambria Math" w:eastAsiaTheme="minorEastAsia" w:hAnsi="Cambria Math"/>
+                        <w:i/>
+                        <w:vertAlign w:val="subscript"/>
+                        <w:lang w:val="ru-RU"/>
+                      </w:rPr>
+                    </m:ctrlPr>
+                  </m:fPr>
+                  <m:num>
+                    <m:r>
+                      <w:rPr>
+                        <w:rFonts w:ascii="Cambria Math" w:eastAsiaTheme="minorEastAsia" w:hAnsi="Cambria Math"/>
+                        <w:vertAlign w:val="subscript"/>
+                        <w:lang w:val="ru-RU"/>
+                      </w:rPr>
+                      <m:t>102</m:t>
+                    </m:r>
+                  </m:num>
+                  <m:den>
+                    <m:r>
+                      <w:rPr>
+                        <w:rFonts w:ascii="Cambria Math" w:eastAsiaTheme="minorEastAsia" w:hAnsi="Cambria Math"/>
+                        <w:vertAlign w:val="subscript"/>
+                        <w:lang w:val="ru-RU"/>
+                      </w:rPr>
+                      <m:t>0.85</m:t>
+                    </m:r>
+                  </m:den>
+                </m:f>
+                <m:r>
+                  <w:rPr>
+                    <w:rFonts w:ascii="Cambria Math" w:eastAsiaTheme="minorEastAsia" w:hAnsi="Cambria Math"/>
+                    <w:vertAlign w:val="subscript"/>
+                    <w:lang w:val="ru-RU"/>
+                  </w:rPr>
+                  <m:t>=120 W</m:t>
+                </m:r>
+              </m:oMath>
+            </m:oMathPara>
+          </w:p>
+        </w:tc>
+      </w:tr>
+      <w:tr>
+        <w:tc>
+          <w:tcPr>
+            <w:tcW w:w="2476" w:type="dxa"/>
+          </w:tcPr>
+          <w:p>
+            <w:pPr>
+              <w:ind w:firstLine="0"/>
+            </w:pPr>
+            <w:r>
+              <w:rPr>
+                <w:lang w:val="ru-RU"/>
+              </w:rPr>
+              <w:t>Суммарный вес</w:t>
+            </w:r>
+          </w:p>
+          <w:p>
+            <w:pPr>
+              <w:ind w:firstLine="0"/>
+              <w:rPr>
+                <w:i/>
+              </w:rPr>
+            </w:pPr>
+            <m:oMathPara>
+              <m:oMath>
+                <m:sSub>
+                  <m:sSubPr>
+                    <m:ctrlPr>
+                      <w:rPr>
+                        <w:rFonts w:ascii="Cambria Math" w:hAnsi="Cambria Math"/>
+                        <w:i/>
+                      </w:rPr>
+                    </m:ctrlPr>
+                  </m:sSubPr>
+                  <m:e>
+                    <m:r>
+                      <w:rPr>
+                        <w:rFonts w:ascii="Cambria Math" w:hAnsi="Cambria Math"/>
+                      </w:rPr>
+                      <m:t>m</m:t>
+                    </m:r>
+                  </m:e>
+                  <m:sub>
+                    <m:r>
+                      <w:rPr>
+                        <w:rFonts w:ascii="Cambria Math" w:hAnsi="Cambria Math"/>
+                        <w:lang w:val="ru-RU"/>
+                      </w:rPr>
+                      <m:t>СУ</m:t>
+                    </m:r>
+                  </m:sub>
+                </m:sSub>
+                <m:r>
+                  <w:rPr>
+                    <w:rFonts w:ascii="Cambria Math" w:eastAsiaTheme="minorEastAsia" w:hAnsi="Cambria Math"/>
+                  </w:rPr>
+                  <m:t>=</m:t>
+                </m:r>
+                <m:sSub>
+                  <m:sSubPr>
+                    <m:ctrlPr>
+                      <w:rPr>
+                        <w:rFonts w:ascii="Cambria Math" w:eastAsiaTheme="minorEastAsia" w:hAnsi="Cambria Math"/>
+                        <w:i/>
+                      </w:rPr>
+                    </m:ctrlPr>
+                  </m:sSubPr>
+                  <m:e>
+                    <m:r>
+                      <w:rPr>
+                        <w:rFonts w:ascii="Cambria Math" w:eastAsiaTheme="minorEastAsia" w:hAnsi="Cambria Math"/>
+                      </w:rPr>
+                      <m:t>i*(m</m:t>
+                    </m:r>
+                  </m:e>
+                  <m:sub>
+                    <m:r>
+                      <w:rPr>
+                        <w:rFonts w:ascii="Cambria Math" w:eastAsiaTheme="minorEastAsia" w:hAnsi="Cambria Math"/>
+                      </w:rPr>
+                      <m:t>ESC</m:t>
+                    </m:r>
+                  </m:sub>
+                </m:sSub>
+                <m:r>
+                  <w:rPr>
+                    <w:rFonts w:ascii="Cambria Math" w:eastAsiaTheme="minorEastAsia" w:hAnsi="Cambria Math"/>
+                  </w:rPr>
+                  <m:t>+</m:t>
+                </m:r>
+                <m:sSub>
+                  <m:sSubPr>
+                    <m:ctrlPr>
+                      <w:rPr>
+                        <w:rFonts w:ascii="Cambria Math" w:eastAsiaTheme="minorEastAsia" w:hAnsi="Cambria Math"/>
+                        <w:i/>
+                      </w:rPr>
+                    </m:ctrlPr>
+                  </m:sSubPr>
+                  <m:e>
+                    <m:r>
+                      <w:rPr>
+                        <w:rFonts w:ascii="Cambria Math" w:eastAsiaTheme="minorEastAsia" w:hAnsi="Cambria Math"/>
+                      </w:rPr>
+                      <m:t>m</m:t>
+                    </m:r>
+                  </m:e>
+                  <m:sub>
+                    <m:r>
+                      <w:rPr>
+                        <w:rFonts w:ascii="Cambria Math" w:eastAsiaTheme="minorEastAsia" w:hAnsi="Cambria Math"/>
+                      </w:rPr>
+                      <m:t>M</m:t>
+                    </m:r>
+                  </m:sub>
+                </m:sSub>
+                <m:r>
+                  <w:rPr>
+                    <w:rFonts w:ascii="Cambria Math" w:eastAsiaTheme="minorEastAsia" w:hAnsi="Cambria Math"/>
+                  </w:rPr>
+                  <m:t>)</m:t>
+                </m:r>
+              </m:oMath>
+            </m:oMathPara>
+          </w:p>
+        </w:tc>
+        <w:tc>
+          <w:tcPr>
+            <w:tcW w:w="2476" w:type="dxa"/>
+          </w:tcPr>
+          <w:p>
+            <w:pPr>
+              <w:ind w:firstLine="0"/>
+              <w:rPr>
+                <w:i/>
+                <w:lang w:val="ru-RU"/>
+              </w:rPr>
+            </w:pPr>
+            <m:oMathPara>
+              <m:oMath>
+                <m:sSub>
+                  <m:sSubPr>
+                    <m:ctrlPr>
+                      <w:rPr>
+                        <w:rFonts w:ascii="Cambria Math" w:hAnsi="Cambria Math"/>
+                        <w:i/>
+                        <w:lang w:val="ru-RU"/>
+                      </w:rPr>
+                    </m:ctrlPr>
+                  </m:sSubPr>
+                  <m:e>
+                    <m:r>
+                      <w:rPr>
+                        <w:rFonts w:ascii="Cambria Math" w:hAnsi="Cambria Math"/>
+                        <w:lang w:val="ru-RU"/>
+                      </w:rPr>
+                      <m:t>m</m:t>
+                    </m:r>
+                  </m:e>
+                  <m:sub>
+                    <m:r>
+                      <w:rPr>
+                        <w:rFonts w:ascii="Cambria Math" w:hAnsi="Cambria Math"/>
+                        <w:lang w:val="ru-RU"/>
+                      </w:rPr>
+                      <m:t>СУ</m:t>
+                    </m:r>
+                  </m:sub>
+                </m:sSub>
+                <m:r>
+                  <w:rPr>
+                    <w:rFonts w:ascii="Cambria Math" w:hAnsi="Cambria Math"/>
+                    <w:lang w:val="ru-RU"/>
+                  </w:rPr>
+                  <m:t>=2*</m:t>
+                </m:r>
+                <m:d>
+                  <m:dPr>
+                    <m:ctrlPr>
+                      <w:rPr>
+                        <w:rFonts w:ascii="Cambria Math" w:hAnsi="Cambria Math"/>
+                        <w:i/>
+                        <w:lang w:val="ru-RU"/>
+                      </w:rPr>
+                    </m:ctrlPr>
+                  </m:dPr>
+                  <m:e>
+                    <m:r>
+                      <w:rPr>
+                        <w:rFonts w:ascii="Cambria Math" w:hAnsi="Cambria Math"/>
+                        <w:lang w:val="ru-RU"/>
+                      </w:rPr>
+                      <m:t xml:space="preserve">70 + </m:t>
+                    </m:r>
+                    <m:r>
+                      <w:rPr>
+                        <w:rFonts w:ascii="Cambria Math" w:hAnsi="Cambria Math"/>
+                      </w:rPr>
+                      <m:t>35</m:t>
+                    </m:r>
+                  </m:e>
+                </m:d>
+                <m:r>
+                  <w:rPr>
+                    <w:rFonts w:ascii="Cambria Math" w:hAnsi="Cambria Math"/>
+                    <w:lang w:val="ru-RU"/>
+                  </w:rPr>
+                  <m:t>=</m:t>
+                </m:r>
+                <m:r>
+                  <w:rPr>
+                    <w:rFonts w:ascii="Cambria Math" w:hAnsi="Cambria Math"/>
+                    <w:vanish/>
+                    <w:lang w:val="ru-RU"/>
+                  </w:rPr>
+                  <m:t xml:space="preserve">210 </m:t>
+                </m:r>
+                <m:r>
+                  <w:rPr>
+                    <w:rFonts w:ascii="Cambria Math" w:hAnsi="Cambria Math"/>
+                    <w:vanish/>
+                    <w:lang w:val="ru-RU"/>
+                  </w:rPr>
+                  <m:t>г</m:t>
+                </m:r>
+                <m:r>
+                  <w:rPr>
+                    <w:rFonts w:ascii="Cambria Math" w:hAnsi="Cambria Math"/>
+                    <w:vanish/>
+                    <w:lang w:val="ru-RU"/>
+                  </w:rPr>
+                  <w:pgNum/>
+                </m:r>
+                <m:r>
+                  <w:rPr>
+                    <w:rFonts w:ascii="Cambria Math" w:hAnsi="Cambria Math"/>
+                    <w:vanish/>
+                    <w:lang w:val="ru-RU"/>
+                  </w:rPr>
+                  <w:pgNum/>
+                </m:r>
+                <m:r>
+                  <w:rPr>
+                    <w:rFonts w:ascii="Cambria Math" w:hAnsi="Cambria Math"/>
+                    <w:vanish/>
+                    <w:lang w:val="ru-RU"/>
+                  </w:rPr>
+                  <w:pgNum/>
+                </m:r>
+                <m:r>
+                  <w:rPr>
+                    <w:rFonts w:ascii="Cambria Math" w:hAnsi="Cambria Math"/>
+                    <w:vanish/>
+                    <w:lang w:val="ru-RU"/>
+                  </w:rPr>
+                  <w:pgNum/>
+                </m:r>
+                <m:r>
+                  <w:rPr>
+                    <w:rFonts w:ascii="Cambria Math" w:hAnsi="Cambria Math"/>
+                    <w:vanish/>
+                    <w:lang w:val="ru-RU"/>
+                  </w:rPr>
+                  <w:pgNum/>
+                </m:r>
+                <m:r>
+                  <w:rPr>
+                    <w:rFonts w:ascii="Cambria Math" w:hAnsi="Cambria Math"/>
+                    <w:vanish/>
+                    <w:lang w:val="ru-RU"/>
+                  </w:rPr>
+                  <w:pgNum/>
+                </m:r>
+                <m:r>
+                  <w:rPr>
+                    <w:rFonts w:ascii="Cambria Math" w:hAnsi="Cambria Math"/>
+                    <w:vanish/>
+                    <w:lang w:val="ru-RU"/>
+                  </w:rPr>
+                  <w:pgNum/>
+                </m:r>
+                <m:r>
+                  <w:rPr>
+                    <w:rFonts w:ascii="Cambria Math" w:hAnsi="Cambria Math"/>
+                    <w:vanish/>
+                    <w:lang w:val="ru-RU"/>
+                  </w:rPr>
+                  <w:pgNum/>
+                </m:r>
+                <m:r>
+                  <w:rPr>
+                    <w:rFonts w:ascii="Cambria Math" w:hAnsi="Cambria Math"/>
+                    <w:vanish/>
+                    <w:lang w:val="ru-RU"/>
+                  </w:rPr>
+                  <w:pgNum/>
+                </m:r>
+                <m:r>
+                  <w:rPr>
+                    <w:rFonts w:ascii="Cambria Math" w:hAnsi="Cambria Math"/>
+                    <w:vanish/>
+                    <w:lang w:val="ru-RU"/>
+                  </w:rPr>
+                  <w:pgNum/>
+                </m:r>
+                <m:r>
+                  <w:rPr>
+                    <w:rFonts w:ascii="Cambria Math" w:hAnsi="Cambria Math"/>
+                    <w:vanish/>
+                    <w:lang w:val="ru-RU"/>
+                  </w:rPr>
+                  <w:pgNum/>
+                </m:r>
+                <m:r>
+                  <w:rPr>
+                    <w:rFonts w:ascii="Cambria Math" w:hAnsi="Cambria Math"/>
+                    <w:vanish/>
+                    <w:lang w:val="ru-RU"/>
+                  </w:rPr>
+                  <w:pgNum/>
+                </m:r>
+                <m:r>
+                  <w:rPr>
+                    <w:rFonts w:ascii="Cambria Math" w:hAnsi="Cambria Math"/>
+                    <w:vanish/>
+                    <w:lang w:val="ru-RU"/>
+                  </w:rPr>
+                  <w:pgNum/>
+                </m:r>
+                <m:r>
+                  <w:rPr>
+                    <w:rFonts w:ascii="Cambria Math" w:hAnsi="Cambria Math"/>
+                    <w:vanish/>
+                    <w:lang w:val="ru-RU"/>
+                  </w:rPr>
+                  <w:pgNum/>
+                </m:r>
+                <m:r>
+                  <w:rPr>
+                    <w:rFonts w:ascii="Cambria Math" w:hAnsi="Cambria Math"/>
+                    <w:vanish/>
+                    <w:lang w:val="ru-RU"/>
+                  </w:rPr>
+                  <w:pgNum/>
+                </m:r>
+                <m:r>
+                  <w:rPr>
+                    <w:rFonts w:ascii="Cambria Math" w:hAnsi="Cambria Math"/>
+                    <w:vanish/>
+                    <w:lang w:val="ru-RU"/>
+                  </w:rPr>
+                  <w:pgNum/>
+                </m:r>
+                <m:r>
+                  <w:rPr>
+                    <w:rFonts w:ascii="Cambria Math" w:hAnsi="Cambria Math"/>
+                    <w:vanish/>
+                    <w:lang w:val="ru-RU"/>
+                  </w:rPr>
+                  <w:pgNum/>
+                </m:r>
+                <m:r>
+                  <w:rPr>
+                    <w:rFonts w:ascii="Cambria Math" w:hAnsi="Cambria Math"/>
+                    <w:vanish/>
+                    <w:lang w:val="ru-RU"/>
+                  </w:rPr>
+                  <w:pgNum/>
+                </m:r>
+                <m:r>
+                  <w:rPr>
+                    <w:rFonts w:ascii="Cambria Math" w:hAnsi="Cambria Math"/>
+                    <w:vanish/>
+                    <w:lang w:val="ru-RU"/>
+                  </w:rPr>
+                  <w:pgNum/>
+                </m:r>
+                <m:r>
+                  <w:rPr>
+                    <w:rFonts w:ascii="Cambria Math" w:hAnsi="Cambria Math"/>
+                    <w:vanish/>
+                    <w:lang w:val="ru-RU"/>
+                  </w:rPr>
+                  <w:pgNum/>
+                </m:r>
+                <m:r>
+                  <w:rPr>
+                    <w:rFonts w:ascii="Cambria Math" w:hAnsi="Cambria Math"/>
+                    <w:vanish/>
+                    <w:lang w:val="ru-RU"/>
+                  </w:rPr>
+                  <w:pgNum/>
+                </m:r>
+                <m:r>
+                  <w:rPr>
+                    <w:rFonts w:ascii="Cambria Math" w:hAnsi="Cambria Math"/>
+                    <w:vanish/>
+                    <w:lang w:val="ru-RU"/>
+                  </w:rPr>
+                  <w:pgNum/>
+                </m:r>
+                <m:r>
+                  <w:rPr>
+                    <w:rFonts w:ascii="Cambria Math" w:hAnsi="Cambria Math"/>
+                    <w:vanish/>
+                    <w:lang w:val="ru-RU"/>
+                  </w:rPr>
+                  <w:pgNum/>
+                </m:r>
+                <m:r>
+                  <w:rPr>
+                    <w:rFonts w:ascii="Cambria Math" w:hAnsi="Cambria Math"/>
+                    <w:vanish/>
+                    <w:lang w:val="ru-RU"/>
+                  </w:rPr>
+                  <w:pgNum/>
+                </m:r>
+                <m:r>
+                  <w:rPr>
+                    <w:rFonts w:ascii="Cambria Math" w:hAnsi="Cambria Math"/>
+                    <w:vanish/>
+                    <w:lang w:val="ru-RU"/>
+                  </w:rPr>
+                  <w:pgNum/>
+                </m:r>
+                <m:r>
+                  <w:rPr>
+                    <w:rFonts w:ascii="Cambria Math" w:hAnsi="Cambria Math"/>
+                    <w:vanish/>
+                    <w:lang w:val="ru-RU"/>
+                  </w:rPr>
+                  <w:pgNum/>
+                </m:r>
+                <m:r>
+                  <w:rPr>
+                    <w:rFonts w:ascii="Cambria Math" w:hAnsi="Cambria Math"/>
+                    <w:vanish/>
+                    <w:lang w:val="ru-RU"/>
+                  </w:rPr>
+                  <w:pgNum/>
+                </m:r>
+                <m:r>
+                  <w:rPr>
+                    <w:rFonts w:ascii="Cambria Math" w:hAnsi="Cambria Math"/>
+                    <w:vanish/>
+                    <w:lang w:val="ru-RU"/>
+                  </w:rPr>
+                  <w:pgNum/>
+                </m:r>
+                <m:r>
+                  <w:rPr>
+                    <w:rFonts w:ascii="Cambria Math" w:hAnsi="Cambria Math"/>
+                    <w:vanish/>
+                    <w:lang w:val="ru-RU"/>
+                  </w:rPr>
+                  <w:pgNum/>
+                </m:r>
+                <m:r>
+                  <w:rPr>
+                    <w:rFonts w:ascii="Cambria Math" w:hAnsi="Cambria Math"/>
+                    <w:vanish/>
+                    <w:lang w:val="ru-RU"/>
+                  </w:rPr>
+                  <w:pgNum/>
+                </m:r>
+                <m:r>
+                  <w:rPr>
+                    <w:rFonts w:ascii="Cambria Math" w:hAnsi="Cambria Math"/>
+                    <w:vanish/>
+                    <w:lang w:val="ru-RU"/>
+                  </w:rPr>
+                  <w:pgNum/>
+                </m:r>
+                <m:r>
+                  <w:rPr>
+                    <w:rFonts w:ascii="Cambria Math" w:hAnsi="Cambria Math"/>
+                    <w:vanish/>
+                    <w:lang w:val="ru-RU"/>
+                  </w:rPr>
+                  <w:pgNum/>
+                </m:r>
+                <m:r>
+                  <w:rPr>
+                    <w:rFonts w:ascii="Cambria Math" w:hAnsi="Cambria Math"/>
+                    <w:vanish/>
+                    <w:lang w:val="ru-RU"/>
+                  </w:rPr>
+                  <w:pgNum/>
+                </m:r>
+                <m:r>
+                  <w:rPr>
+                    <w:rFonts w:ascii="Cambria Math" w:hAnsi="Cambria Math"/>
+                    <w:vanish/>
+                    <w:lang w:val="ru-RU"/>
+                  </w:rPr>
+                  <w:pgNum/>
+                </m:r>
+                <m:r>
+                  <w:rPr>
+                    <w:rFonts w:ascii="Cambria Math" w:hAnsi="Cambria Math"/>
+                    <w:vanish/>
+                    <w:lang w:val="ru-RU"/>
+                  </w:rPr>
+                  <w:pgNum/>
+                </m:r>
+                <m:r>
+                  <w:rPr>
+                    <w:rFonts w:ascii="Cambria Math" w:hAnsi="Cambria Math"/>
+                    <w:vanish/>
+                    <w:lang w:val="ru-RU"/>
+                  </w:rPr>
+                  <w:pgNum/>
+                </m:r>
+                <m:r>
+                  <w:rPr>
+                    <w:rFonts w:ascii="Cambria Math" w:hAnsi="Cambria Math"/>
+                    <w:vanish/>
+                    <w:lang w:val="ru-RU"/>
+                  </w:rPr>
+                  <w:pgNum/>
+                </m:r>
+                <m:r>
+                  <w:rPr>
+                    <w:rFonts w:ascii="Cambria Math" w:hAnsi="Cambria Math"/>
+                    <w:vanish/>
+                    <w:lang w:val="ru-RU"/>
+                  </w:rPr>
+                  <w:pgNum/>
+                </m:r>
+                <m:r>
+                  <w:rPr>
+                    <w:rFonts w:ascii="Cambria Math" w:hAnsi="Cambria Math"/>
+                    <w:vanish/>
+                    <w:lang w:val="ru-RU"/>
+                  </w:rPr>
+                  <w:pgNum/>
+                </m:r>
+                <m:r>
+                  <w:rPr>
+                    <w:rFonts w:ascii="Cambria Math" w:hAnsi="Cambria Math"/>
+                    <w:vanish/>
+                    <w:lang w:val="ru-RU"/>
+                  </w:rPr>
+                  <w:pgNum/>
+                </m:r>
+                <m:r>
+                  <w:rPr>
+                    <w:rFonts w:ascii="Cambria Math" w:hAnsi="Cambria Math"/>
+                    <w:vanish/>
+                    <w:lang w:val="ru-RU"/>
+                  </w:rPr>
+                  <w:pgNum/>
+                </m:r>
+                <m:r>
+                  <w:rPr>
+                    <w:rFonts w:ascii="Cambria Math" w:hAnsi="Cambria Math"/>
+                    <w:vanish/>
+                    <w:lang w:val="ru-RU"/>
+                  </w:rPr>
+                  <w:pgNum/>
+                </m:r>
+                <m:r>
+                  <w:rPr>
+                    <w:rFonts w:ascii="Cambria Math" w:hAnsi="Cambria Math"/>
+                    <w:vanish/>
+                    <w:lang w:val="ru-RU"/>
+                  </w:rPr>
+                  <w:pgNum/>
+                </m:r>
+                <m:r>
+                  <w:rPr>
+                    <w:rFonts w:ascii="Cambria Math" w:hAnsi="Cambria Math"/>
+                    <w:vanish/>
+                    <w:lang w:val="ru-RU"/>
+                  </w:rPr>
+                  <w:pgNum/>
+                </m:r>
+                <m:r>
+                  <w:rPr>
+                    <w:rFonts w:ascii="Cambria Math" w:hAnsi="Cambria Math"/>
+                    <w:vanish/>
+                    <w:lang w:val="ru-RU"/>
+                  </w:rPr>
+                  <w:pgNum/>
+                </m:r>
+                <m:r>
+                  <w:rPr>
+                    <w:rFonts w:ascii="Cambria Math" w:hAnsi="Cambria Math"/>
+                    <w:vanish/>
+                    <w:lang w:val="ru-RU"/>
+                  </w:rPr>
+                  <w:pgNum/>
+                </m:r>
+                <m:r>
+                  <w:rPr>
+                    <w:rFonts w:ascii="Cambria Math" w:hAnsi="Cambria Math"/>
+                    <w:vanish/>
+                    <w:lang w:val="ru-RU"/>
+                  </w:rPr>
+                  <w:pgNum/>
+                </m:r>
+                <m:r>
+                  <w:rPr>
+                    <w:rFonts w:ascii="Cambria Math" w:hAnsi="Cambria Math"/>
+                    <w:vanish/>
+                    <w:lang w:val="ru-RU"/>
+                  </w:rPr>
+                  <w:pgNum/>
+                </m:r>
+                <m:r>
+                  <w:rPr>
+                    <w:rFonts w:ascii="Cambria Math" w:hAnsi="Cambria Math"/>
+                    <w:vanish/>
+                    <w:lang w:val="ru-RU"/>
+                  </w:rPr>
+                  <w:pgNum/>
+                </m:r>
+                <m:r>
+                  <w:rPr>
+                    <w:rFonts w:ascii="Cambria Math" w:hAnsi="Cambria Math"/>
+                    <w:vanish/>
+                    <w:lang w:val="ru-RU"/>
+                  </w:rPr>
+                  <w:pgNum/>
+                </m:r>
+                <m:r>
+                  <w:rPr>
+                    <w:rFonts w:ascii="Cambria Math" w:hAnsi="Cambria Math"/>
+                    <w:vanish/>
+                    <w:lang w:val="ru-RU"/>
+                  </w:rPr>
+                  <w:pgNum/>
+                </m:r>
+                <m:r>
+                  <w:rPr>
+                    <w:rFonts w:ascii="Cambria Math" w:hAnsi="Cambria Math"/>
+                    <w:vanish/>
+                    <w:lang w:val="ru-RU"/>
+                  </w:rPr>
+                  <w:pgNum/>
+                </m:r>
+                <m:r>
+                  <w:rPr>
+                    <w:rFonts w:ascii="Cambria Math" w:hAnsi="Cambria Math"/>
+                    <w:vanish/>
+                    <w:lang w:val="ru-RU"/>
+                  </w:rPr>
+                  <w:pgNum/>
+                </m:r>
+                <m:r>
+                  <w:rPr>
+                    <w:rFonts w:ascii="Cambria Math" w:hAnsi="Cambria Math"/>
+                    <w:vanish/>
+                    <w:lang w:val="ru-RU"/>
+                  </w:rPr>
+                  <w:pgNum/>
+                </m:r>
+                <m:r>
+                  <w:rPr>
+                    <w:rFonts w:ascii="Cambria Math" w:hAnsi="Cambria Math"/>
+                    <w:vanish/>
+                    <w:lang w:val="ru-RU"/>
+                  </w:rPr>
+                  <w:pgNum/>
+                </m:r>
+                <m:r>
+                  <w:rPr>
+                    <w:rFonts w:ascii="Cambria Math" w:hAnsi="Cambria Math"/>
+                    <w:vanish/>
+                    <w:lang w:val="ru-RU"/>
+                  </w:rPr>
+                  <w:pgNum/>
+                </m:r>
+                <m:r>
+                  <w:rPr>
+                    <w:rFonts w:ascii="Cambria Math" w:hAnsi="Cambria Math"/>
+                    <w:vanish/>
+                    <w:lang w:val="ru-RU"/>
+                  </w:rPr>
+                  <w:pgNum/>
+                </m:r>
+                <m:r>
+                  <w:rPr>
+                    <w:rFonts w:ascii="Cambria Math" w:hAnsi="Cambria Math"/>
+                    <w:vanish/>
+                    <w:lang w:val="ru-RU"/>
+                  </w:rPr>
+                  <w:pgNum/>
+                </m:r>
+                <m:r>
+                  <w:rPr>
+                    <w:rFonts w:ascii="Cambria Math" w:hAnsi="Cambria Math"/>
+                    <w:vanish/>
+                    <w:lang w:val="ru-RU"/>
+                  </w:rPr>
+                  <w:pgNum/>
+                </m:r>
+                <m:r>
+                  <w:rPr>
+                    <w:rFonts w:ascii="Cambria Math" w:hAnsi="Cambria Math"/>
+                    <w:vanish/>
+                    <w:lang w:val="ru-RU"/>
+                  </w:rPr>
+                  <w:pgNum/>
+                </m:r>
+                <m:r>
+                  <w:rPr>
+                    <w:rFonts w:ascii="Cambria Math" w:hAnsi="Cambria Math"/>
+                    <w:vanish/>
+                    <w:lang w:val="ru-RU"/>
+                  </w:rPr>
+                  <w:pgNum/>
+                </m:r>
+                <m:r>
+                  <w:rPr>
+                    <w:rFonts w:ascii="Cambria Math" w:hAnsi="Cambria Math"/>
+                    <w:vanish/>
+                    <w:lang w:val="ru-RU"/>
+                  </w:rPr>
+                  <w:pgNum/>
+                </m:r>
+                <m:r>
+                  <w:rPr>
+                    <w:rFonts w:ascii="Cambria Math" w:hAnsi="Cambria Math"/>
+                    <w:vanish/>
+                    <w:lang w:val="ru-RU"/>
+                  </w:rPr>
+                  <w:pgNum/>
+                </m:r>
+                <m:r>
+                  <w:rPr>
+                    <w:rFonts w:ascii="Cambria Math" w:hAnsi="Cambria Math"/>
+                    <w:vanish/>
+                    <w:lang w:val="ru-RU"/>
+                  </w:rPr>
+                  <w:pgNum/>
+                </m:r>
+                <m:r>
+                  <w:rPr>
+                    <w:rFonts w:ascii="Cambria Math" w:hAnsi="Cambria Math"/>
+                    <w:vanish/>
+                    <w:lang w:val="ru-RU"/>
+                  </w:rPr>
+                  <w:pgNum/>
+                </m:r>
+                <m:r>
+                  <w:rPr>
+                    <w:rFonts w:ascii="Cambria Math" w:hAnsi="Cambria Math"/>
+                    <w:vanish/>
+                    <w:lang w:val="ru-RU"/>
+                  </w:rPr>
+                  <w:pgNum/>
+                </m:r>
+                <m:r>
+                  <w:rPr>
+                    <w:rFonts w:ascii="Cambria Math" w:hAnsi="Cambria Math"/>
+                    <w:vanish/>
+                    <w:lang w:val="ru-RU"/>
+                  </w:rPr>
+                  <w:pgNum/>
+                </m:r>
+                <m:r>
+                  <w:rPr>
+                    <w:rFonts w:ascii="Cambria Math" w:hAnsi="Cambria Math"/>
+                    <w:vanish/>
+                    <w:lang w:val="ru-RU"/>
+                  </w:rPr>
+                  <w:pgNum/>
+                </m:r>
+                <m:r>
+                  <w:rPr>
+                    <w:rFonts w:ascii="Cambria Math" w:hAnsi="Cambria Math"/>
+                    <w:vanish/>
+                    <w:lang w:val="ru-RU"/>
+                  </w:rPr>
+                  <w:pgNum/>
+                </m:r>
+                <m:r>
+                  <w:rPr>
+                    <w:rFonts w:ascii="Cambria Math" w:hAnsi="Cambria Math"/>
+                    <w:vanish/>
+                    <w:lang w:val="ru-RU"/>
+                  </w:rPr>
+                  <w:pgNum/>
+                </m:r>
+                <m:r>
+                  <w:rPr>
+                    <w:rFonts w:ascii="Cambria Math" w:hAnsi="Cambria Math"/>
+                    <w:vanish/>
+                    <w:lang w:val="ru-RU"/>
+                  </w:rPr>
+                  <w:pgNum/>
+                </m:r>
+                <m:r>
+                  <w:rPr>
+                    <w:rFonts w:ascii="Cambria Math" w:hAnsi="Cambria Math"/>
+                    <w:vanish/>
+                    <w:lang w:val="ru-RU"/>
+                  </w:rPr>
+                  <w:pgNum/>
+                </m:r>
+                <m:r>
+                  <w:rPr>
+                    <w:rFonts w:ascii="Cambria Math" w:hAnsi="Cambria Math"/>
+                    <w:vanish/>
+                    <w:lang w:val="ru-RU"/>
+                  </w:rPr>
+                  <w:pgNum/>
+                </m:r>
+                <m:r>
+                  <w:rPr>
+                    <w:rFonts w:ascii="Cambria Math" w:hAnsi="Cambria Math"/>
+                    <w:vanish/>
+                    <w:lang w:val="ru-RU"/>
+                  </w:rPr>
+                  <w:pgNum/>
+                </m:r>
+                <m:r>
+                  <w:rPr>
+                    <w:rFonts w:ascii="Cambria Math" w:hAnsi="Cambria Math"/>
+                    <w:vanish/>
+                    <w:lang w:val="ru-RU"/>
+                  </w:rPr>
+                  <w:pgNum/>
+                </m:r>
+                <m:r>
+                  <w:rPr>
+                    <w:rFonts w:ascii="Cambria Math" w:hAnsi="Cambria Math"/>
+                    <w:vanish/>
+                    <w:lang w:val="ru-RU"/>
+                  </w:rPr>
+                  <w:pgNum/>
+                </m:r>
+                <m:r>
+                  <w:rPr>
+                    <w:rFonts w:ascii="Cambria Math" w:hAnsi="Cambria Math"/>
+                    <w:vanish/>
+                    <w:lang w:val="ru-RU"/>
+                  </w:rPr>
+                  <w:pgNum/>
+                </m:r>
+                <m:r>
+                  <w:rPr>
+                    <w:rFonts w:ascii="Cambria Math" w:hAnsi="Cambria Math"/>
+                    <w:vanish/>
+                    <w:lang w:val="ru-RU"/>
+                  </w:rPr>
+                  <w:pgNum/>
+                </m:r>
+                <m:r>
+                  <w:rPr>
+                    <w:rFonts w:ascii="Cambria Math" w:hAnsi="Cambria Math"/>
+                    <w:vanish/>
+                    <w:lang w:val="ru-RU"/>
+                  </w:rPr>
+                  <w:pgNum/>
+                </m:r>
+                <m:r>
+                  <w:rPr>
+                    <w:rFonts w:ascii="Cambria Math" w:hAnsi="Cambria Math"/>
+                    <w:vanish/>
+                    <w:lang w:val="ru-RU"/>
+                  </w:rPr>
+                  <w:pgNum/>
+                </m:r>
+                <m:r>
+                  <w:rPr>
+                    <w:rFonts w:ascii="Cambria Math" w:hAnsi="Cambria Math"/>
+                    <w:vanish/>
+                    <w:lang w:val="ru-RU"/>
+                  </w:rPr>
+                  <w:pgNum/>
+                </m:r>
+                <m:r>
+                  <w:rPr>
+                    <w:rFonts w:ascii="Cambria Math" w:hAnsi="Cambria Math"/>
+                    <w:vanish/>
+                    <w:lang w:val="ru-RU"/>
+                  </w:rPr>
+                  <w:pgNum/>
+                </m:r>
+                <m:r>
+                  <w:rPr>
+                    <w:rFonts w:ascii="Cambria Math" w:hAnsi="Cambria Math"/>
+                    <w:vanish/>
+                    <w:lang w:val="ru-RU"/>
+                  </w:rPr>
+                  <w:pgNum/>
+                </m:r>
+                <m:r>
+                  <w:rPr>
+                    <w:rFonts w:ascii="Cambria Math" w:hAnsi="Cambria Math"/>
+                    <w:vanish/>
+                    <w:lang w:val="ru-RU"/>
+                  </w:rPr>
+                  <w:pgNum/>
+                </m:r>
+                <m:r>
+                  <w:rPr>
+                    <w:rFonts w:ascii="Cambria Math" w:hAnsi="Cambria Math"/>
+                    <w:vanish/>
+                    <w:lang w:val="ru-RU"/>
+                  </w:rPr>
+                  <w:pgNum/>
+                </m:r>
+                <m:r>
+                  <w:rPr>
+                    <w:rFonts w:ascii="Cambria Math" w:hAnsi="Cambria Math"/>
+                    <w:vanish/>
+                    <w:lang w:val="ru-RU"/>
+                  </w:rPr>
+                  <w:pgNum/>
+                </m:r>
+                <m:r>
+                  <w:rPr>
+                    <w:rFonts w:ascii="Cambria Math" w:hAnsi="Cambria Math"/>
+                    <w:vanish/>
+                    <w:lang w:val="ru-RU"/>
+                  </w:rPr>
+                  <w:pgNum/>
+                </m:r>
+                <m:r>
+                  <w:rPr>
+                    <w:rFonts w:ascii="Cambria Math" w:hAnsi="Cambria Math"/>
+                    <w:vanish/>
+                    <w:lang w:val="ru-RU"/>
+                  </w:rPr>
+                  <w:pgNum/>
+                </m:r>
+                <m:r>
+                  <w:rPr>
+                    <w:rFonts w:ascii="Cambria Math" w:hAnsi="Cambria Math"/>
+                    <w:vanish/>
+                    <w:lang w:val="ru-RU"/>
+                  </w:rPr>
+                  <w:pgNum/>
+                </m:r>
+                <m:r>
+                  <w:rPr>
+                    <w:rFonts w:ascii="Cambria Math" w:hAnsi="Cambria Math"/>
+                    <w:vanish/>
+                    <w:lang w:val="ru-RU"/>
+                  </w:rPr>
+                  <w:pgNum/>
+                </m:r>
+                <m:r>
+                  <w:rPr>
+                    <w:rFonts w:ascii="Cambria Math" w:hAnsi="Cambria Math"/>
+                    <w:vanish/>
+                    <w:lang w:val="ru-RU"/>
+                  </w:rPr>
+                  <w:pgNum/>
+                </m:r>
+                <m:r>
+                  <w:rPr>
+                    <w:rFonts w:ascii="Cambria Math" w:hAnsi="Cambria Math"/>
+                    <w:vanish/>
+                    <w:lang w:val="ru-RU"/>
+                  </w:rPr>
+                  <w:pgNum/>
+                </m:r>
+                <m:r>
+                  <w:rPr>
+                    <w:rFonts w:ascii="Cambria Math" w:hAnsi="Cambria Math"/>
+                    <w:vanish/>
+                    <w:lang w:val="ru-RU"/>
+                  </w:rPr>
+                  <w:pgNum/>
+                </m:r>
+                <m:r>
+                  <w:rPr>
+                    <w:rFonts w:ascii="Cambria Math" w:hAnsi="Cambria Math"/>
+                    <w:vanish/>
+                    <w:lang w:val="ru-RU"/>
+                  </w:rPr>
+                  <w:pgNum/>
+                </m:r>
+                <m:r>
+                  <w:rPr>
+                    <w:rFonts w:ascii="Cambria Math" w:hAnsi="Cambria Math"/>
+                    <w:vanish/>
+                    <w:lang w:val="ru-RU"/>
+                  </w:rPr>
+                  <w:pgNum/>
+                </m:r>
+                <m:r>
+                  <w:rPr>
+                    <w:rFonts w:ascii="Cambria Math" w:hAnsi="Cambria Math"/>
+                    <w:vanish/>
+                    <w:lang w:val="ru-RU"/>
+                  </w:rPr>
+                  <w:pgNum/>
+                </m:r>
+              </m:oMath>
+            </m:oMathPara>
+          </w:p>
+        </w:tc>
+        <w:tc>
+          <w:tcPr>
+            <w:tcW w:w="2476" w:type="dxa"/>
+          </w:tcPr>
+          <w:p>
+            <w:pPr>
+              <w:ind w:firstLine="0"/>
+              <w:rPr>
+                <w:lang w:val="ru-RU"/>
+              </w:rPr>
+            </w:pPr>
+            <m:oMathPara>
+              <m:oMath>
+                <m:sSub>
+                  <m:sSubPr>
+                    <m:ctrlPr>
+                      <w:rPr>
+                        <w:rFonts w:ascii="Cambria Math" w:hAnsi="Cambria Math"/>
+                        <w:i/>
+                        <w:lang w:val="ru-RU"/>
+                      </w:rPr>
+                    </m:ctrlPr>
+                  </m:sSubPr>
+                  <m:e>
+                    <m:r>
+                      <w:rPr>
+                        <w:rFonts w:ascii="Cambria Math" w:hAnsi="Cambria Math"/>
+                        <w:lang w:val="ru-RU"/>
+                      </w:rPr>
+                      <m:t>m</m:t>
+                    </m:r>
+                  </m:e>
+                  <m:sub>
+                    <m:r>
+                      <w:rPr>
+                        <w:rFonts w:ascii="Cambria Math" w:hAnsi="Cambria Math"/>
+                        <w:lang w:val="ru-RU"/>
+                      </w:rPr>
+                      <m:t>СУ</m:t>
+                    </m:r>
+                  </m:sub>
+                </m:sSub>
+                <m:r>
+                  <w:rPr>
+                    <w:rFonts w:ascii="Cambria Math" w:hAnsi="Cambria Math"/>
+                    <w:lang w:val="ru-RU"/>
+                  </w:rPr>
+                  <m:t>=2*</m:t>
+                </m:r>
+                <m:d>
+                  <m:dPr>
+                    <m:ctrlPr>
+                      <w:rPr>
+                        <w:rFonts w:ascii="Cambria Math" w:hAnsi="Cambria Math"/>
+                        <w:i/>
+                        <w:lang w:val="ru-RU"/>
+                      </w:rPr>
+                    </m:ctrlPr>
+                  </m:dPr>
+                  <m:e>
+                    <m:r>
+                      <w:rPr>
+                        <w:rFonts w:ascii="Cambria Math" w:hAnsi="Cambria Math"/>
+                        <w:lang w:val="ru-RU"/>
+                      </w:rPr>
+                      <m:t>85</m:t>
+                    </m:r>
+                    <m:r>
+                      <w:rPr>
+                        <w:rFonts w:ascii="Cambria Math" w:hAnsi="Cambria Math"/>
+                        <w:lang w:val="ru-RU"/>
+                      </w:rPr>
+                      <m:t xml:space="preserve"> + </m:t>
+                    </m:r>
+                    <m:r>
+                      <w:rPr>
+                        <w:rFonts w:ascii="Cambria Math" w:hAnsi="Cambria Math"/>
+                      </w:rPr>
+                      <m:t>35</m:t>
+                    </m:r>
+                  </m:e>
+                </m:d>
+                <m:r>
+                  <w:rPr>
+                    <w:rFonts w:ascii="Cambria Math" w:hAnsi="Cambria Math"/>
+                    <w:lang w:val="ru-RU"/>
+                  </w:rPr>
+                  <m:t>=</m:t>
+                </m:r>
+                <m:r>
+                  <w:rPr>
+                    <w:rFonts w:ascii="Cambria Math" w:hAnsi="Cambria Math"/>
+                    <w:vanish/>
+                    <w:lang w:val="ru-RU"/>
+                  </w:rPr>
+                  <m:t>24</m:t>
+                </m:r>
+                <m:r>
+                  <w:rPr>
+                    <w:rFonts w:ascii="Cambria Math" w:hAnsi="Cambria Math"/>
+                    <w:vanish/>
+                    <w:lang w:val="ru-RU"/>
+                  </w:rPr>
+                  <m:t>0 г</m:t>
+                </m:r>
+                <m:r>
+                  <w:rPr>
+                    <w:rFonts w:ascii="Cambria Math" w:hAnsi="Cambria Math"/>
+                    <w:vanish/>
+                    <w:lang w:val="ru-RU"/>
+                  </w:rPr>
+                  <w:pgNum/>
+                </m:r>
+                <m:r>
+                  <w:rPr>
+                    <w:rFonts w:ascii="Cambria Math" w:hAnsi="Cambria Math"/>
+                    <w:vanish/>
+                    <w:lang w:val="ru-RU"/>
+                  </w:rPr>
+                  <w:pgNum/>
+                </m:r>
+                <m:r>
+                  <w:rPr>
+                    <w:rFonts w:ascii="Cambria Math" w:hAnsi="Cambria Math"/>
+                    <w:vanish/>
+                    <w:lang w:val="ru-RU"/>
+                  </w:rPr>
+                  <w:pgNum/>
+                </m:r>
+                <m:r>
+                  <w:rPr>
+                    <w:rFonts w:ascii="Cambria Math" w:hAnsi="Cambria Math"/>
+                    <w:vanish/>
+                    <w:lang w:val="ru-RU"/>
+                  </w:rPr>
+                  <w:pgNum/>
+                </m:r>
+                <m:r>
+                  <w:rPr>
+                    <w:rFonts w:ascii="Cambria Math" w:hAnsi="Cambria Math"/>
+                    <w:vanish/>
+                    <w:lang w:val="ru-RU"/>
+                  </w:rPr>
+                  <w:pgNum/>
+                </m:r>
+                <m:r>
+                  <w:rPr>
+                    <w:rFonts w:ascii="Cambria Math" w:hAnsi="Cambria Math"/>
+                    <w:vanish/>
+                    <w:lang w:val="ru-RU"/>
+                  </w:rPr>
+                  <w:pgNum/>
+                </m:r>
+                <m:r>
+                  <w:rPr>
+                    <w:rFonts w:ascii="Cambria Math" w:hAnsi="Cambria Math"/>
+                    <w:vanish/>
+                    <w:lang w:val="ru-RU"/>
+                  </w:rPr>
+                  <w:pgNum/>
+                </m:r>
+                <m:r>
+                  <w:rPr>
+                    <w:rFonts w:ascii="Cambria Math" w:hAnsi="Cambria Math"/>
+                    <w:vanish/>
+                    <w:lang w:val="ru-RU"/>
+                  </w:rPr>
+                  <w:pgNum/>
+                </m:r>
+                <m:r>
+                  <w:rPr>
+                    <w:rFonts w:ascii="Cambria Math" w:hAnsi="Cambria Math"/>
+                    <w:vanish/>
+                    <w:lang w:val="ru-RU"/>
+                  </w:rPr>
+                  <w:pgNum/>
+                </m:r>
+                <m:r>
+                  <w:rPr>
+                    <w:rFonts w:ascii="Cambria Math" w:hAnsi="Cambria Math"/>
+                    <w:vanish/>
+                    <w:lang w:val="ru-RU"/>
+                  </w:rPr>
+                  <w:pgNum/>
+                </m:r>
+                <m:r>
+                  <w:rPr>
+                    <w:rFonts w:ascii="Cambria Math" w:hAnsi="Cambria Math"/>
+                    <w:vanish/>
+                    <w:lang w:val="ru-RU"/>
+                  </w:rPr>
+                  <w:pgNum/>
+                </m:r>
+                <m:r>
+                  <w:rPr>
+                    <w:rFonts w:ascii="Cambria Math" w:hAnsi="Cambria Math"/>
+                    <w:vanish/>
+                    <w:lang w:val="ru-RU"/>
+                  </w:rPr>
+                  <w:pgNum/>
+                </m:r>
+                <m:r>
+                  <w:rPr>
+                    <w:rFonts w:ascii="Cambria Math" w:hAnsi="Cambria Math"/>
+                    <w:vanish/>
+                    <w:lang w:val="ru-RU"/>
+                  </w:rPr>
+                  <w:pgNum/>
+                </m:r>
+                <m:r>
+                  <w:rPr>
+                    <w:rFonts w:ascii="Cambria Math" w:hAnsi="Cambria Math"/>
+                    <w:vanish/>
+                    <w:lang w:val="ru-RU"/>
+                  </w:rPr>
+                  <w:pgNum/>
+                </m:r>
+                <m:r>
+                  <w:rPr>
+                    <w:rFonts w:ascii="Cambria Math" w:hAnsi="Cambria Math"/>
+                    <w:vanish/>
+                    <w:lang w:val="ru-RU"/>
+                  </w:rPr>
+                  <w:pgNum/>
+                </m:r>
+                <m:r>
+                  <w:rPr>
+                    <w:rFonts w:ascii="Cambria Math" w:hAnsi="Cambria Math"/>
+                    <w:vanish/>
+                    <w:lang w:val="ru-RU"/>
+                  </w:rPr>
+                  <w:pgNum/>
+                </m:r>
+                <m:r>
+                  <w:rPr>
+                    <w:rFonts w:ascii="Cambria Math" w:hAnsi="Cambria Math"/>
+                    <w:vanish/>
+                    <w:lang w:val="ru-RU"/>
+                  </w:rPr>
+                  <w:pgNum/>
+                </m:r>
+                <m:r>
+                  <w:rPr>
+                    <w:rFonts w:ascii="Cambria Math" w:hAnsi="Cambria Math"/>
+                    <w:vanish/>
+                    <w:lang w:val="ru-RU"/>
+                  </w:rPr>
+                  <w:pgNum/>
+                </m:r>
+                <m:r>
+                  <w:rPr>
+                    <w:rFonts w:ascii="Cambria Math" w:hAnsi="Cambria Math"/>
+                    <w:vanish/>
+                    <w:lang w:val="ru-RU"/>
+                  </w:rPr>
+                  <w:pgNum/>
+                </m:r>
+                <m:r>
+                  <w:rPr>
+                    <w:rFonts w:ascii="Cambria Math" w:hAnsi="Cambria Math"/>
+                    <w:vanish/>
+                    <w:lang w:val="ru-RU"/>
+                  </w:rPr>
+                  <w:pgNum/>
+                </m:r>
+                <m:r>
+                  <w:rPr>
+                    <w:rFonts w:ascii="Cambria Math" w:hAnsi="Cambria Math"/>
+                    <w:vanish/>
+                    <w:lang w:val="ru-RU"/>
+                  </w:rPr>
+                  <w:pgNum/>
+                </m:r>
+                <m:r>
+                  <w:rPr>
+                    <w:rFonts w:ascii="Cambria Math" w:hAnsi="Cambria Math"/>
+                    <w:vanish/>
+                    <w:lang w:val="ru-RU"/>
+                  </w:rPr>
+                  <w:pgNum/>
+                </m:r>
+                <m:r>
+                  <w:rPr>
+                    <w:rFonts w:ascii="Cambria Math" w:hAnsi="Cambria Math"/>
+                    <w:vanish/>
+                    <w:lang w:val="ru-RU"/>
+                  </w:rPr>
+                  <w:pgNum/>
+                </m:r>
+                <m:r>
+                  <w:rPr>
+                    <w:rFonts w:ascii="Cambria Math" w:hAnsi="Cambria Math"/>
+                    <w:vanish/>
+                    <w:lang w:val="ru-RU"/>
+                  </w:rPr>
+                  <w:pgNum/>
+                </m:r>
+                <m:r>
+                  <w:rPr>
+                    <w:rFonts w:ascii="Cambria Math" w:hAnsi="Cambria Math"/>
+                    <w:vanish/>
+                    <w:lang w:val="ru-RU"/>
+                  </w:rPr>
+                  <w:pgNum/>
+                </m:r>
+                <m:r>
+                  <w:rPr>
+                    <w:rFonts w:ascii="Cambria Math" w:hAnsi="Cambria Math"/>
+                    <w:vanish/>
+                    <w:lang w:val="ru-RU"/>
+                  </w:rPr>
+                  <w:pgNum/>
+                </m:r>
+                <m:r>
+                  <w:rPr>
+                    <w:rFonts w:ascii="Cambria Math" w:hAnsi="Cambria Math"/>
+                    <w:vanish/>
+                    <w:lang w:val="ru-RU"/>
+                  </w:rPr>
+                  <w:pgNum/>
+                </m:r>
+                <m:r>
+                  <w:rPr>
+                    <w:rFonts w:ascii="Cambria Math" w:hAnsi="Cambria Math"/>
+                    <w:vanish/>
+                    <w:lang w:val="ru-RU"/>
+                  </w:rPr>
+                  <w:pgNum/>
+                </m:r>
+                <m:r>
+                  <w:rPr>
+                    <w:rFonts w:ascii="Cambria Math" w:hAnsi="Cambria Math"/>
+                    <w:vanish/>
+                    <w:lang w:val="ru-RU"/>
+                  </w:rPr>
+                  <w:pgNum/>
+                </m:r>
+                <m:r>
+                  <w:rPr>
+                    <w:rFonts w:ascii="Cambria Math" w:hAnsi="Cambria Math"/>
+                    <w:vanish/>
+                    <w:lang w:val="ru-RU"/>
+                  </w:rPr>
+                  <w:pgNum/>
+                </m:r>
+                <m:r>
+                  <w:rPr>
+                    <w:rFonts w:ascii="Cambria Math" w:hAnsi="Cambria Math"/>
+                    <w:vanish/>
+                    <w:lang w:val="ru-RU"/>
+                  </w:rPr>
+                  <w:pgNum/>
+                </m:r>
+                <m:r>
+                  <w:rPr>
+                    <w:rFonts w:ascii="Cambria Math" w:hAnsi="Cambria Math"/>
+                    <w:vanish/>
+                    <w:lang w:val="ru-RU"/>
+                  </w:rPr>
+                  <w:pgNum/>
+                </m:r>
+                <m:r>
+                  <w:rPr>
+                    <w:rFonts w:ascii="Cambria Math" w:hAnsi="Cambria Math"/>
+                    <w:vanish/>
+                    <w:lang w:val="ru-RU"/>
+                  </w:rPr>
+                  <w:pgNum/>
+                </m:r>
+                <m:r>
+                  <w:rPr>
+                    <w:rFonts w:ascii="Cambria Math" w:hAnsi="Cambria Math"/>
+                    <w:vanish/>
+                    <w:lang w:val="ru-RU"/>
+                  </w:rPr>
+                  <w:pgNum/>
+                </m:r>
+                <m:r>
+                  <w:rPr>
+                    <w:rFonts w:ascii="Cambria Math" w:hAnsi="Cambria Math"/>
+                    <w:vanish/>
+                    <w:lang w:val="ru-RU"/>
+                  </w:rPr>
+                  <w:pgNum/>
+                </m:r>
+                <m:r>
+                  <w:rPr>
+                    <w:rFonts w:ascii="Cambria Math" w:hAnsi="Cambria Math"/>
+                    <w:vanish/>
+                    <w:lang w:val="ru-RU"/>
+                  </w:rPr>
+                  <w:pgNum/>
+                </m:r>
+                <m:r>
+                  <w:rPr>
+                    <w:rFonts w:ascii="Cambria Math" w:hAnsi="Cambria Math"/>
+                    <w:vanish/>
+                    <w:lang w:val="ru-RU"/>
+                  </w:rPr>
+                  <w:pgNum/>
+                </m:r>
+                <m:r>
+                  <w:rPr>
+                    <w:rFonts w:ascii="Cambria Math" w:hAnsi="Cambria Math"/>
+                    <w:vanish/>
+                    <w:lang w:val="ru-RU"/>
+                  </w:rPr>
+                  <w:pgNum/>
+                </m:r>
+                <m:r>
+                  <w:rPr>
+                    <w:rFonts w:ascii="Cambria Math" w:hAnsi="Cambria Math"/>
+                    <w:vanish/>
+                    <w:lang w:val="ru-RU"/>
+                  </w:rPr>
+                  <w:pgNum/>
+                </m:r>
+                <m:r>
+                  <w:rPr>
+                    <w:rFonts w:ascii="Cambria Math" w:hAnsi="Cambria Math"/>
+                    <w:vanish/>
+                    <w:lang w:val="ru-RU"/>
+                  </w:rPr>
+                  <w:pgNum/>
+                </m:r>
+                <m:r>
+                  <w:rPr>
+                    <w:rFonts w:ascii="Cambria Math" w:hAnsi="Cambria Math"/>
+                    <w:vanish/>
+                    <w:lang w:val="ru-RU"/>
+                  </w:rPr>
+                  <w:pgNum/>
+                </m:r>
+                <m:r>
+                  <w:rPr>
+                    <w:rFonts w:ascii="Cambria Math" w:hAnsi="Cambria Math"/>
+                    <w:vanish/>
+                    <w:lang w:val="ru-RU"/>
+                  </w:rPr>
+                  <w:pgNum/>
+                </m:r>
+                <m:r>
+                  <w:rPr>
+                    <w:rFonts w:ascii="Cambria Math" w:hAnsi="Cambria Math"/>
+                    <w:vanish/>
+                    <w:lang w:val="ru-RU"/>
+                  </w:rPr>
+                  <w:pgNum/>
+                </m:r>
+                <m:r>
+                  <w:rPr>
+                    <w:rFonts w:ascii="Cambria Math" w:hAnsi="Cambria Math"/>
+                    <w:vanish/>
+                    <w:lang w:val="ru-RU"/>
+                  </w:rPr>
+                  <w:pgNum/>
+                </m:r>
+                <m:r>
+                  <w:rPr>
+                    <w:rFonts w:ascii="Cambria Math" w:hAnsi="Cambria Math"/>
+                    <w:vanish/>
+                    <w:lang w:val="ru-RU"/>
+                  </w:rPr>
+                  <w:pgNum/>
+                </m:r>
+                <m:r>
+                  <w:rPr>
+                    <w:rFonts w:ascii="Cambria Math" w:hAnsi="Cambria Math"/>
+                    <w:vanish/>
+                    <w:lang w:val="ru-RU"/>
+                  </w:rPr>
+                  <w:pgNum/>
+                </m:r>
+                <m:r>
+                  <w:rPr>
+                    <w:rFonts w:ascii="Cambria Math" w:hAnsi="Cambria Math"/>
+                    <w:vanish/>
+                    <w:lang w:val="ru-RU"/>
+                  </w:rPr>
+                  <w:pgNum/>
+                </m:r>
+                <m:r>
+                  <w:rPr>
+                    <w:rFonts w:ascii="Cambria Math" w:hAnsi="Cambria Math"/>
+                    <w:vanish/>
+                    <w:lang w:val="ru-RU"/>
+                  </w:rPr>
+                  <w:pgNum/>
+                </m:r>
+                <m:r>
+                  <w:rPr>
+                    <w:rFonts w:ascii="Cambria Math" w:hAnsi="Cambria Math"/>
+                    <w:vanish/>
+                    <w:lang w:val="ru-RU"/>
+                  </w:rPr>
+                  <w:pgNum/>
+                </m:r>
+                <m:r>
+                  <w:rPr>
+                    <w:rFonts w:ascii="Cambria Math" w:hAnsi="Cambria Math"/>
+                    <w:vanish/>
+                    <w:lang w:val="ru-RU"/>
+                  </w:rPr>
+                  <w:pgNum/>
+                </m:r>
+                <m:r>
+                  <w:rPr>
+                    <w:rFonts w:ascii="Cambria Math" w:hAnsi="Cambria Math"/>
+                    <w:vanish/>
+                    <w:lang w:val="ru-RU"/>
+                  </w:rPr>
+                  <w:pgNum/>
+                </m:r>
+                <m:r>
+                  <w:rPr>
+                    <w:rFonts w:ascii="Cambria Math" w:hAnsi="Cambria Math"/>
+                    <w:vanish/>
+                    <w:lang w:val="ru-RU"/>
+                  </w:rPr>
+                  <w:pgNum/>
+                </m:r>
+                <m:r>
+                  <w:rPr>
+                    <w:rFonts w:ascii="Cambria Math" w:hAnsi="Cambria Math"/>
+                    <w:vanish/>
+                    <w:lang w:val="ru-RU"/>
+                  </w:rPr>
+                  <w:pgNum/>
+                </m:r>
+                <m:r>
+                  <w:rPr>
+                    <w:rFonts w:ascii="Cambria Math" w:hAnsi="Cambria Math"/>
+                    <w:vanish/>
+                    <w:lang w:val="ru-RU"/>
+                  </w:rPr>
+                  <w:pgNum/>
+                </m:r>
+                <m:r>
+                  <w:rPr>
+                    <w:rFonts w:ascii="Cambria Math" w:hAnsi="Cambria Math"/>
+                    <w:vanish/>
+                    <w:lang w:val="ru-RU"/>
+                  </w:rPr>
+                  <w:pgNum/>
+                </m:r>
+                <m:r>
+                  <w:rPr>
+                    <w:rFonts w:ascii="Cambria Math" w:hAnsi="Cambria Math"/>
+                    <w:vanish/>
+                    <w:lang w:val="ru-RU"/>
+                  </w:rPr>
+                  <w:pgNum/>
+                </m:r>
+                <m:r>
+                  <w:rPr>
+                    <w:rFonts w:ascii="Cambria Math" w:hAnsi="Cambria Math"/>
+                    <w:vanish/>
+                    <w:lang w:val="ru-RU"/>
+                  </w:rPr>
+                  <w:pgNum/>
+                </m:r>
+                <m:r>
+                  <w:rPr>
+                    <w:rFonts w:ascii="Cambria Math" w:hAnsi="Cambria Math"/>
+                    <w:vanish/>
+                    <w:lang w:val="ru-RU"/>
+                  </w:rPr>
+                  <w:pgNum/>
+                </m:r>
+                <m:r>
+                  <w:rPr>
+                    <w:rFonts w:ascii="Cambria Math" w:hAnsi="Cambria Math"/>
+                    <w:vanish/>
+                    <w:lang w:val="ru-RU"/>
+                  </w:rPr>
+                  <w:pgNum/>
+                </m:r>
+                <m:r>
+                  <w:rPr>
+                    <w:rFonts w:ascii="Cambria Math" w:hAnsi="Cambria Math"/>
+                    <w:vanish/>
+                    <w:lang w:val="ru-RU"/>
+                  </w:rPr>
+                  <w:pgNum/>
+                </m:r>
+                <m:r>
+                  <w:rPr>
+                    <w:rFonts w:ascii="Cambria Math" w:hAnsi="Cambria Math"/>
+                    <w:vanish/>
+                    <w:lang w:val="ru-RU"/>
+                  </w:rPr>
+                  <w:pgNum/>
+                </m:r>
+                <m:r>
+                  <w:rPr>
+                    <w:rFonts w:ascii="Cambria Math" w:hAnsi="Cambria Math"/>
+                    <w:vanish/>
+                    <w:lang w:val="ru-RU"/>
+                  </w:rPr>
+                  <w:pgNum/>
+                </m:r>
+                <m:r>
+                  <w:rPr>
+                    <w:rFonts w:ascii="Cambria Math" w:hAnsi="Cambria Math"/>
+                    <w:vanish/>
+                    <w:lang w:val="ru-RU"/>
+                  </w:rPr>
+                  <w:pgNum/>
+                </m:r>
+                <m:r>
+                  <w:rPr>
+                    <w:rFonts w:ascii="Cambria Math" w:hAnsi="Cambria Math"/>
+                    <w:vanish/>
+                    <w:lang w:val="ru-RU"/>
+                  </w:rPr>
+                  <w:pgNum/>
+                </m:r>
+                <m:r>
+                  <w:rPr>
+                    <w:rFonts w:ascii="Cambria Math" w:hAnsi="Cambria Math"/>
+                    <w:vanish/>
+                    <w:lang w:val="ru-RU"/>
+                  </w:rPr>
+                  <w:pgNum/>
+                </m:r>
+                <m:r>
+                  <w:rPr>
+                    <w:rFonts w:ascii="Cambria Math" w:hAnsi="Cambria Math"/>
+                    <w:vanish/>
+                    <w:lang w:val="ru-RU"/>
+                  </w:rPr>
+                  <w:pgNum/>
+                </m:r>
+                <m:r>
+                  <w:rPr>
+                    <w:rFonts w:ascii="Cambria Math" w:hAnsi="Cambria Math"/>
+                    <w:vanish/>
+                    <w:lang w:val="ru-RU"/>
+                  </w:rPr>
+                  <w:pgNum/>
+                </m:r>
+                <m:r>
+                  <w:rPr>
+                    <w:rFonts w:ascii="Cambria Math" w:hAnsi="Cambria Math"/>
+                    <w:vanish/>
+                    <w:lang w:val="ru-RU"/>
+                  </w:rPr>
+                  <w:pgNum/>
+                </m:r>
+                <m:r>
+                  <w:rPr>
+                    <w:rFonts w:ascii="Cambria Math" w:hAnsi="Cambria Math"/>
+                    <w:vanish/>
+                    <w:lang w:val="ru-RU"/>
+                  </w:rPr>
+                  <w:pgNum/>
+                </m:r>
+                <m:r>
+                  <w:rPr>
+                    <w:rFonts w:ascii="Cambria Math" w:hAnsi="Cambria Math"/>
+                    <w:vanish/>
+                    <w:lang w:val="ru-RU"/>
+                  </w:rPr>
+                  <w:pgNum/>
+                </m:r>
+                <m:r>
+                  <w:rPr>
+                    <w:rFonts w:ascii="Cambria Math" w:hAnsi="Cambria Math"/>
+                    <w:vanish/>
+                    <w:lang w:val="ru-RU"/>
+                  </w:rPr>
+                  <w:pgNum/>
+                </m:r>
+                <m:r>
+                  <w:rPr>
+                    <w:rFonts w:ascii="Cambria Math" w:hAnsi="Cambria Math"/>
+                    <w:vanish/>
+                    <w:lang w:val="ru-RU"/>
+                  </w:rPr>
+                  <w:pgNum/>
+                </m:r>
+                <m:r>
+                  <w:rPr>
+                    <w:rFonts w:ascii="Cambria Math" w:hAnsi="Cambria Math"/>
+                    <w:vanish/>
+                    <w:lang w:val="ru-RU"/>
+                  </w:rPr>
+                  <w:pgNum/>
+                </m:r>
+                <m:r>
+                  <w:rPr>
+                    <w:rFonts w:ascii="Cambria Math" w:hAnsi="Cambria Math"/>
+                    <w:vanish/>
+                    <w:lang w:val="ru-RU"/>
+                  </w:rPr>
+                  <w:pgNum/>
+                </m:r>
+                <m:r>
+                  <w:rPr>
+                    <w:rFonts w:ascii="Cambria Math" w:hAnsi="Cambria Math"/>
+                    <w:vanish/>
+                    <w:lang w:val="ru-RU"/>
+                  </w:rPr>
+                  <w:pgNum/>
+                </m:r>
+                <m:r>
+                  <w:rPr>
+                    <w:rFonts w:ascii="Cambria Math" w:hAnsi="Cambria Math"/>
+                    <w:vanish/>
+                    <w:lang w:val="ru-RU"/>
+                  </w:rPr>
+                  <w:pgNum/>
+                </m:r>
+                <m:r>
+                  <w:rPr>
+                    <w:rFonts w:ascii="Cambria Math" w:hAnsi="Cambria Math"/>
+                    <w:vanish/>
+                    <w:lang w:val="ru-RU"/>
+                  </w:rPr>
+                  <w:pgNum/>
+                </m:r>
+                <m:r>
+                  <w:rPr>
+                    <w:rFonts w:ascii="Cambria Math" w:hAnsi="Cambria Math"/>
+                    <w:vanish/>
+                    <w:lang w:val="ru-RU"/>
+                  </w:rPr>
+                  <w:pgNum/>
+                </m:r>
+                <m:r>
+                  <w:rPr>
+                    <w:rFonts w:ascii="Cambria Math" w:hAnsi="Cambria Math"/>
+                    <w:vanish/>
+                    <w:lang w:val="ru-RU"/>
+                  </w:rPr>
+                  <w:pgNum/>
+                </m:r>
+                <m:r>
+                  <w:rPr>
+                    <w:rFonts w:ascii="Cambria Math" w:hAnsi="Cambria Math"/>
+                    <w:vanish/>
+                    <w:lang w:val="ru-RU"/>
+                  </w:rPr>
+                  <w:pgNum/>
+                </m:r>
+                <m:r>
+                  <w:rPr>
+                    <w:rFonts w:ascii="Cambria Math" w:hAnsi="Cambria Math"/>
+                    <w:vanish/>
+                    <w:lang w:val="ru-RU"/>
+                  </w:rPr>
+                  <w:pgNum/>
+                </m:r>
+                <m:r>
+                  <w:rPr>
+                    <w:rFonts w:ascii="Cambria Math" w:hAnsi="Cambria Math"/>
+                    <w:vanish/>
+                    <w:lang w:val="ru-RU"/>
+                  </w:rPr>
+                  <w:pgNum/>
+                </m:r>
+                <m:r>
+                  <w:rPr>
+                    <w:rFonts w:ascii="Cambria Math" w:hAnsi="Cambria Math"/>
+                    <w:vanish/>
+                    <w:lang w:val="ru-RU"/>
+                  </w:rPr>
+                  <w:pgNum/>
+                </m:r>
+                <m:r>
+                  <w:rPr>
+                    <w:rFonts w:ascii="Cambria Math" w:hAnsi="Cambria Math"/>
+                    <w:vanish/>
+                    <w:lang w:val="ru-RU"/>
+                  </w:rPr>
+                  <w:pgNum/>
+                </m:r>
+                <m:r>
+                  <w:rPr>
+                    <w:rFonts w:ascii="Cambria Math" w:hAnsi="Cambria Math"/>
+                    <w:vanish/>
+                    <w:lang w:val="ru-RU"/>
+                  </w:rPr>
+                  <w:pgNum/>
+                </m:r>
+                <m:r>
+                  <w:rPr>
+                    <w:rFonts w:ascii="Cambria Math" w:hAnsi="Cambria Math"/>
+                    <w:vanish/>
+                    <w:lang w:val="ru-RU"/>
+                  </w:rPr>
+                  <w:pgNum/>
+                </m:r>
+                <m:r>
+                  <w:rPr>
+                    <w:rFonts w:ascii="Cambria Math" w:hAnsi="Cambria Math"/>
+                    <w:vanish/>
+                    <w:lang w:val="ru-RU"/>
+                  </w:rPr>
+                  <w:pgNum/>
+                </m:r>
+                <m:r>
+                  <w:rPr>
+                    <w:rFonts w:ascii="Cambria Math" w:hAnsi="Cambria Math"/>
+                    <w:vanish/>
+                    <w:lang w:val="ru-RU"/>
+                  </w:rPr>
+                  <w:pgNum/>
+                </m:r>
+                <m:r>
+                  <w:rPr>
+                    <w:rFonts w:ascii="Cambria Math" w:hAnsi="Cambria Math"/>
+                    <w:vanish/>
+                    <w:lang w:val="ru-RU"/>
+                  </w:rPr>
+                  <w:pgNum/>
+                </m:r>
+                <m:r>
+                  <w:rPr>
+                    <w:rFonts w:ascii="Cambria Math" w:hAnsi="Cambria Math"/>
+                    <w:vanish/>
+                    <w:lang w:val="ru-RU"/>
+                  </w:rPr>
+                  <w:pgNum/>
+                </m:r>
+                <m:r>
+                  <w:rPr>
+                    <w:rFonts w:ascii="Cambria Math" w:hAnsi="Cambria Math"/>
+                    <w:vanish/>
+                    <w:lang w:val="ru-RU"/>
+                  </w:rPr>
+                  <w:pgNum/>
+                </m:r>
+                <m:r>
+                  <w:rPr>
+                    <w:rFonts w:ascii="Cambria Math" w:hAnsi="Cambria Math"/>
+                    <w:vanish/>
+                    <w:lang w:val="ru-RU"/>
+                  </w:rPr>
+                  <w:pgNum/>
+                </m:r>
+                <m:r>
+                  <w:rPr>
+                    <w:rFonts w:ascii="Cambria Math" w:hAnsi="Cambria Math"/>
+                    <w:vanish/>
+                    <w:lang w:val="ru-RU"/>
+                  </w:rPr>
+                  <w:pgNum/>
+                </m:r>
+                <m:r>
+                  <w:rPr>
+                    <w:rFonts w:ascii="Cambria Math" w:hAnsi="Cambria Math"/>
+                    <w:vanish/>
+                    <w:lang w:val="ru-RU"/>
+                  </w:rPr>
+                  <w:pgNum/>
+                </m:r>
+                <m:r>
+                  <w:rPr>
+                    <w:rFonts w:ascii="Cambria Math" w:hAnsi="Cambria Math"/>
+                    <w:vanish/>
+                    <w:lang w:val="ru-RU"/>
+                  </w:rPr>
+                  <w:pgNum/>
+                </m:r>
+                <m:r>
+                  <w:rPr>
+                    <w:rFonts w:ascii="Cambria Math" w:hAnsi="Cambria Math"/>
+                    <w:vanish/>
+                    <w:lang w:val="ru-RU"/>
+                  </w:rPr>
+                  <w:pgNum/>
+                </m:r>
+              </m:oMath>
+            </m:oMathPara>
+          </w:p>
+        </w:tc>
+        <w:tc>
+          <w:tcPr>
+            <w:tcW w:w="2476" w:type="dxa"/>
+          </w:tcPr>
+          <w:p>
+            <w:pPr>
+              <w:ind w:firstLine="0"/>
+              <w:rPr>
+                <w:i/>
+                <w:lang w:val="ru-RU"/>
+              </w:rPr>
+            </w:pPr>
+            <m:oMathPara>
+              <m:oMath>
+                <m:sSub>
+                  <m:sSubPr>
+                    <m:ctrlPr>
+                      <w:rPr>
+                        <w:rFonts w:ascii="Cambria Math" w:hAnsi="Cambria Math"/>
+                        <w:i/>
+                        <w:lang w:val="ru-RU"/>
+                      </w:rPr>
+                    </m:ctrlPr>
+                  </m:sSubPr>
+                  <m:e>
+                    <m:r>
+                      <w:rPr>
+                        <w:rFonts w:ascii="Cambria Math" w:hAnsi="Cambria Math"/>
+                        <w:lang w:val="ru-RU"/>
+                      </w:rPr>
+                      <m:t>m</m:t>
+                    </m:r>
+                  </m:e>
+                  <m:sub>
+                    <m:r>
+                      <w:rPr>
+                        <w:rFonts w:ascii="Cambria Math" w:hAnsi="Cambria Math"/>
+                        <w:lang w:val="ru-RU"/>
+                      </w:rPr>
+                      <m:t>СУ</m:t>
+                    </m:r>
+                  </m:sub>
+                </m:sSub>
+                <m:r>
+                  <w:rPr>
+                    <w:rFonts w:ascii="Cambria Math" w:hAnsi="Cambria Math"/>
+                    <w:lang w:val="ru-RU"/>
+                  </w:rPr>
+                  <m:t>=110+80=190 г</m:t>
+                </m:r>
+              </m:oMath>
+            </m:oMathPara>
+          </w:p>
+        </w:tc>
+      </w:tr>
+    </w:tbl>
+    <w:p/>
+    <w:p>
+      <w:pPr>
+        <w:keepNext/>
+        <w:ind w:firstLine="0"/>
+      </w:pPr>
+      <w:r>
+        <w:rPr>
+          <w:noProof/>
+        </w:rPr>
+        <w:drawing>
+          <wp:inline distT="0" distB="0" distL="0" distR="0" wp14:anchorId="03BB9FCC" wp14:editId="4FEE0E94">
+            <wp:extent cx="6151880" cy="3354705"/>
+            <wp:effectExtent l="0" t="0" r="1270" b="0"/>
+            <wp:docPr id="1" name="Рисунок 1"/>
+            <wp:cNvGraphicFramePr>
+              <a:graphicFrameLocks xmlns:a="http://schemas.openxmlformats.org/drawingml/2006/main" noChangeAspect="1"/>
+            </wp:cNvGraphicFramePr>
+            <a:graphic xmlns:a="http://schemas.openxmlformats.org/drawingml/2006/main">
+              <a:graphicData uri="http://schemas.openxmlformats.org/drawingml/2006/picture">
+                <pic:pic xmlns:pic="http://schemas.openxmlformats.org/drawingml/2006/picture">
+                  <pic:nvPicPr>
+                    <pic:cNvPr id="0" name="ThrustComparison.png"/>
+                    <pic:cNvPicPr/>
+                  </pic:nvPicPr>
+                  <pic:blipFill>
+                    <a:blip r:embed="rId7">
+                      <a:extLst>
+                        <a:ext uri="{28A0092B-C50C-407E-A947-70E740481C1C}">
+                          <a14:useLocalDpi xmlns:a14="http://schemas.microsoft.com/office/drawing/2010/main" val="0"/>
+                        </a:ext>
+                      </a:extLst>
+                    </a:blip>
+                    <a:stretch>
+                      <a:fillRect/>
+                    </a:stretch>
+                  </pic:blipFill>
+                  <pic:spPr>
+                    <a:xfrm>
+                      <a:off x="0" y="0"/>
+                      <a:ext cx="6151880" cy="3354705"/>
+                    </a:xfrm>
+                    <a:prstGeom prst="rect">
+                      <a:avLst/>
+                    </a:prstGeom>
+                  </pic:spPr>
+                </pic:pic>
+              </a:graphicData>
+            </a:graphic>
+          </wp:inline>
+        </w:drawing>
+      </w:r>
+    </w:p>
+    <w:p>
+      <w:pPr>
+        <w:pStyle w:val="a8"/>
+      </w:pPr>
+      <w:r>
+        <w:t xml:space="preserve">Рисунок </w:t>
+      </w:r>
+      <w:r>
+        <w:fldChar w:fldCharType="begin"/>
+      </w:r>
+      <w:r>
+        <w:instrText xml:space="preserve"> SEQ Рисунок \* ARABIC </w:instrText>
+      </w:r>
+      <w:r>
+        <w:fldChar w:fldCharType="separate"/>
+      </w:r>
+      <w:r>
+        <w:rPr>
+          <w:noProof/>
+        </w:rPr>
+        <w:t>1</w:t>
+      </w:r>
+      <w:r>
+        <w:fldChar w:fldCharType="end"/>
+      </w:r>
+      <w:r>
+        <w:t xml:space="preserve"> – </w:t>
+      </w:r>
+      <w:r>
+        <w:t>Зависимость силы тяги разных конфигураций силовых установок от воздушной скорости</w:t>
+      </w:r>
+    </w:p>
+    <w:p>
+      <w:pPr>
+        <w:rPr>
+          <w:lang w:val="ru-RU"/>
+        </w:rPr>
+      </w:pPr>
+      <w:r>
+        <w:rPr>
+          <w:lang w:val="ru-RU"/>
+        </w:rPr>
+        <w:t xml:space="preserve">При выборе конфигурации с двумя тянущими винтами – проигрываем по массе и потребляемой мощности СУ согласно таблице 2, однако выигрываем </w:t>
+      </w:r>
+      <w:proofErr w:type="gramStart"/>
+      <w:r>
+        <w:rPr>
+          <w:lang w:val="ru-RU"/>
+        </w:rPr>
+        <w:t>по</w:t>
+      </w:r>
+      <w:proofErr w:type="gramEnd"/>
+      <w:r>
+        <w:rPr>
+          <w:lang w:val="ru-RU"/>
+        </w:rPr>
+        <w:t xml:space="preserve"> </w:t>
+      </w:r>
+      <w:proofErr w:type="gramStart"/>
+      <w:r>
+        <w:rPr>
+          <w:lang w:val="ru-RU"/>
+        </w:rPr>
+        <w:t>максимальной</w:t>
+      </w:r>
+      <w:proofErr w:type="gramEnd"/>
+      <w:r>
+        <w:rPr>
+          <w:lang w:val="ru-RU"/>
+        </w:rPr>
+        <w:t xml:space="preserve"> тяги при старте (при малых воздушных скоростях) рисунок 1</w:t>
+      </w:r>
+      <w:r>
+        <w:rPr>
+          <w:lang w:val="ru-RU"/>
+        </w:rPr>
+        <w:t xml:space="preserve">. Сложность конструкции крыла возрастает при 2-х </w:t>
+      </w:r>
+      <w:proofErr w:type="gramStart"/>
+      <w:r>
+        <w:rPr>
+          <w:lang w:val="ru-RU"/>
+        </w:rPr>
+        <w:t>тянущих</w:t>
+      </w:r>
+      <w:proofErr w:type="gramEnd"/>
+      <w:r>
+        <w:rPr>
+          <w:lang w:val="ru-RU"/>
+        </w:rPr>
+        <w:t xml:space="preserve">, надо интегрировать гондолу мотора в пенопластовое (или </w:t>
+      </w:r>
+      <w:r>
+        <w:rPr>
+          <w:lang w:val="ru-RU"/>
+        </w:rPr>
+        <w:lastRenderedPageBreak/>
+        <w:t xml:space="preserve">композитное) крыло. Но с другой стороны не нужно делать </w:t>
+      </w:r>
+      <w:proofErr w:type="spellStart"/>
+      <w:r>
+        <w:rPr>
+          <w:lang w:val="ru-RU"/>
+        </w:rPr>
+        <w:t>мотораму</w:t>
+      </w:r>
+      <w:proofErr w:type="spellEnd"/>
+      <w:r>
+        <w:rPr>
+          <w:lang w:val="ru-RU"/>
+        </w:rPr>
+        <w:t xml:space="preserve"> в носовой части фюзеляжа.</w:t>
+      </w:r>
+      <w:bookmarkStart w:id="0" w:name="_GoBack"/>
+      <w:bookmarkEnd w:id="0"/>
+    </w:p>
+    <w:p>
+      <w:pPr>
+        <w:rPr>
+          <w:lang w:val="ru-RU"/>
+        </w:rPr>
+      </w:pPr>
+      <w:r>
+        <w:rPr>
+          <w:lang w:val="ru-RU"/>
+        </w:rPr>
+        <w:t xml:space="preserve">График выше построен при фиксированной частоте оборотов винта 7000 </w:t>
+      </w:r>
+      <w:r>
+        <w:t>RPM</w:t>
+      </w:r>
+      <w:r>
+        <w:rPr>
+          <w:lang w:val="ru-RU"/>
+        </w:rPr>
+        <w:t>. Просто значение взято как предельное</w:t>
+      </w:r>
+      <w:r>
+        <w:rPr>
+          <w:lang w:val="ru-RU"/>
+        </w:rPr>
+        <w:t xml:space="preserve"> для доступных экспериментальных данных</w:t>
+      </w:r>
     </w:p>
     <w:sectPr>
       <w:pgSz w:w="12240" w:h="15840"/>
@@ -2267,20 +5766,18 @@
     <w:uiPriority w:val="9"/>
     <w:unhideWhenUsed/>
     <w:qFormat/>
-    <w:rsid w:val="00CE1C8B"/>
+    <w:rsid w:val="008F78CF"/>
     <w:pPr>
       <w:keepNext/>
       <w:keepLines/>
       <w:spacing w:before="100" w:beforeAutospacing="1"/>
       <w:ind w:firstLine="0"/>
-      <w:jc w:val="center"/>
       <w:outlineLvl w:val="1"/>
     </w:pPr>
     <w:rPr>
       <w:rFonts w:eastAsiaTheme="majorEastAsia" w:cstheme="majorBidi"/>
       <w:b/>
       <w:bCs/>
-      <w:sz w:val="28"/>
       <w:szCs w:val="26"/>
       <w:lang w:val="ru-RU"/>
     </w:rPr>
@@ -2403,12 +5900,12 @@
     <w:basedOn w:val="a0"/>
     <w:link w:val="2"/>
     <w:uiPriority w:val="9"/>
-    <w:rsid w:val="00CE1C8B"/>
+    <w:rsid w:val="008F78CF"/>
     <w:rPr>
       <w:rFonts w:ascii="Times New Roman" w:eastAsiaTheme="majorEastAsia" w:hAnsi="Times New Roman" w:cstheme="majorBidi"/>
       <w:b/>
       <w:bCs/>
-      <w:sz w:val="28"/>
+      <w:sz w:val="24"/>
       <w:szCs w:val="26"/>
       <w:lang w:val="ru-RU" w:eastAsia="en-US"/>
     </w:rPr>
@@ -2553,10 +6050,11 @@
     <w:uiPriority w:val="35"/>
     <w:unhideWhenUsed/>
     <w:qFormat/>
-    <w:rsid w:val="00B866C6"/>
+    <w:rsid w:val="000F1D76"/>
     <w:pPr>
+      <w:keepNext/>
       <w:spacing w:after="240" w:line="240" w:lineRule="auto"/>
-      <w:jc w:val="center"/>
+      <w:ind w:firstLine="0"/>
     </w:pPr>
     <w:rPr>
       <w:b/>
@@ -2590,6 +6088,47 @@
         <w:right w:w="108" w:type="dxa"/>
       </w:tblCellMar>
     </w:tblPr>
+  </w:style>
+  <w:style w:type="character" w:styleId="aa">
+    <w:name w:val="Placeholder Text"/>
+    <w:basedOn w:val="a0"/>
+    <w:uiPriority w:val="99"/>
+    <w:semiHidden/>
+    <w:rsid w:val="00961106"/>
+    <w:rPr>
+      <w:color w:val="808080"/>
+    </w:rPr>
+  </w:style>
+  <w:style w:type="paragraph" w:styleId="ab">
+    <w:name w:val="Balloon Text"/>
+    <w:basedOn w:val="a"/>
+    <w:link w:val="ac"/>
+    <w:uiPriority w:val="99"/>
+    <w:semiHidden/>
+    <w:unhideWhenUsed/>
+    <w:rsid w:val="00961106"/>
+    <w:pPr>
+      <w:spacing w:after="0" w:line="240" w:lineRule="auto"/>
+    </w:pPr>
+    <w:rPr>
+      <w:rFonts w:ascii="Tahoma" w:hAnsi="Tahoma" w:cs="Tahoma"/>
+      <w:sz w:val="16"/>
+      <w:szCs w:val="16"/>
+    </w:rPr>
+  </w:style>
+  <w:style w:type="character" w:customStyle="1" w:styleId="ac">
+    <w:name w:val="Текст выноски Знак"/>
+    <w:basedOn w:val="a0"/>
+    <w:link w:val="ab"/>
+    <w:uiPriority w:val="99"/>
+    <w:semiHidden/>
+    <w:rsid w:val="00961106"/>
+    <w:rPr>
+      <w:rFonts w:ascii="Tahoma" w:hAnsi="Tahoma" w:cs="Tahoma"/>
+      <w:sz w:val="16"/>
+      <w:szCs w:val="16"/>
+      <w:lang w:eastAsia="en-US"/>
+    </w:rPr>
   </w:style>
 </w:styles>
 </file>
@@ -2806,20 +6345,18 @@
     <w:uiPriority w:val="9"/>
     <w:unhideWhenUsed/>
     <w:qFormat/>
-    <w:rsid w:val="00CE1C8B"/>
+    <w:rsid w:val="008F78CF"/>
     <w:pPr>
       <w:keepNext/>
       <w:keepLines/>
       <w:spacing w:before="100" w:beforeAutospacing="1"/>
       <w:ind w:firstLine="0"/>
-      <w:jc w:val="center"/>
       <w:outlineLvl w:val="1"/>
     </w:pPr>
     <w:rPr>
       <w:rFonts w:eastAsiaTheme="majorEastAsia" w:cstheme="majorBidi"/>
       <w:b/>
       <w:bCs/>
-      <w:sz w:val="28"/>
       <w:szCs w:val="26"/>
       <w:lang w:val="ru-RU"/>
     </w:rPr>
@@ -2942,12 +6479,12 @@
     <w:basedOn w:val="a0"/>
     <w:link w:val="2"/>
     <w:uiPriority w:val="9"/>
-    <w:rsid w:val="00CE1C8B"/>
+    <w:rsid w:val="008F78CF"/>
     <w:rPr>
       <w:rFonts w:ascii="Times New Roman" w:eastAsiaTheme="majorEastAsia" w:hAnsi="Times New Roman" w:cstheme="majorBidi"/>
       <w:b/>
       <w:bCs/>
-      <w:sz w:val="28"/>
+      <w:sz w:val="24"/>
       <w:szCs w:val="26"/>
       <w:lang w:val="ru-RU" w:eastAsia="en-US"/>
     </w:rPr>
@@ -3092,10 +6629,11 @@
     <w:uiPriority w:val="35"/>
     <w:unhideWhenUsed/>
     <w:qFormat/>
-    <w:rsid w:val="00B866C6"/>
+    <w:rsid w:val="000F1D76"/>
     <w:pPr>
+      <w:keepNext/>
       <w:spacing w:after="240" w:line="240" w:lineRule="auto"/>
-      <w:jc w:val="center"/>
+      <w:ind w:firstLine="0"/>
     </w:pPr>
     <w:rPr>
       <w:b/>
@@ -3129,6 +6667,47 @@
         <w:right w:w="108" w:type="dxa"/>
       </w:tblCellMar>
     </w:tblPr>
+  </w:style>
+  <w:style w:type="character" w:styleId="aa">
+    <w:name w:val="Placeholder Text"/>
+    <w:basedOn w:val="a0"/>
+    <w:uiPriority w:val="99"/>
+    <w:semiHidden/>
+    <w:rsid w:val="00961106"/>
+    <w:rPr>
+      <w:color w:val="808080"/>
+    </w:rPr>
+  </w:style>
+  <w:style w:type="paragraph" w:styleId="ab">
+    <w:name w:val="Balloon Text"/>
+    <w:basedOn w:val="a"/>
+    <w:link w:val="ac"/>
+    <w:uiPriority w:val="99"/>
+    <w:semiHidden/>
+    <w:unhideWhenUsed/>
+    <w:rsid w:val="00961106"/>
+    <w:pPr>
+      <w:spacing w:after="0" w:line="240" w:lineRule="auto"/>
+    </w:pPr>
+    <w:rPr>
+      <w:rFonts w:ascii="Tahoma" w:hAnsi="Tahoma" w:cs="Tahoma"/>
+      <w:sz w:val="16"/>
+      <w:szCs w:val="16"/>
+    </w:rPr>
+  </w:style>
+  <w:style w:type="character" w:customStyle="1" w:styleId="ac">
+    <w:name w:val="Текст выноски Знак"/>
+    <w:basedOn w:val="a0"/>
+    <w:link w:val="ab"/>
+    <w:uiPriority w:val="99"/>
+    <w:semiHidden/>
+    <w:rsid w:val="00961106"/>
+    <w:rPr>
+      <w:rFonts w:ascii="Tahoma" w:hAnsi="Tahoma" w:cs="Tahoma"/>
+      <w:sz w:val="16"/>
+      <w:szCs w:val="16"/>
+      <w:lang w:eastAsia="en-US"/>
+    </w:rPr>
   </w:style>
 </w:styles>
 </file>
@@ -3423,7 +7002,7 @@
 </file>
 
 <file path=customXml/itemProps1.xml><?xml version="1.0" encoding="utf-8"?>
-<ds:datastoreItem xmlns:ds="http://schemas.openxmlformats.org/officeDocument/2006/customXml" ds:itemID="{1699B4BF-DA15-4124-880B-12593516C06C}">
+<ds:datastoreItem xmlns:ds="http://schemas.openxmlformats.org/officeDocument/2006/customXml" ds:itemID="{4FCB6386-47F1-4372-B7DF-8CAC30BF7A56}">
   <ds:schemaRefs>
     <ds:schemaRef ds:uri="http://schemas.openxmlformats.org/officeDocument/2006/bibliography"/>
   </ds:schemaRefs>
